--- a/manuscript/manuscript.docx
+++ b/manuscript/manuscript.docx
@@ -144,7 +144,7 @@
         <w:t xml:space="preserve"> </w:t>
       </w:r>
       <w:r>
-        <w:t xml:space="preserve">http://orcid.org/0000-0000-0000-0001</w:t>
+        <w:t xml:space="preserve">http://orcid.org/0000-0003-1400-2739</w:t>
       </w:r>
     </w:p>
     <w:p>
@@ -152,7 +152,7 @@
         <w:pStyle w:val="BodyText"/>
       </w:pPr>
       <w:r>
-        <w:t xml:space="preserve">The authors have no conflict of interest to declare. Conceptionalization, Methodology, Validation, Formal Analysis, Review &amp; Editing of Manuscript, Data Curation - T.B.R. &amp; D.L.J.E.; Software, Investigation - D.L.J.E.; Writing of Original Draft, Visualization, Supervision - T.B.R.</w:t>
+        <w:t xml:space="preserve">The authors have no conflict of interest to declare. Conceptionalization, Methodology, Validation, Formal Analysis, Review &amp; Editing of Manuscript, Data Curation - TBR. &amp; DLJE; Software, Investigation - DLJE; Writing of Original Draft, Visualization, Supervision - TBR.</w:t>
       </w:r>
     </w:p>
     <w:p>
@@ -183,7 +183,7 @@
         <w:pStyle w:val="AbstractFirstParagraph"/>
       </w:pPr>
       <w:r>
-        <w:t xml:space="preserve">The present paper investigates the prevalence of statistical reporting consistencies across articles in eight experimental linguistics journals published between 2000 and 2023. Using the R package</w:t>
+        <w:t xml:space="preserve">The present paper investigates the prevalence of statistical reporting inconsistencies across articles in thirteen experimental linguistics journals published between 2000 and 2023. Using the R package</w:t>
       </w:r>
       <w:r>
         <w:t xml:space="preserve"> </w:t>
@@ -198,7 +198,7 @@
         <w:t xml:space="preserve">”</w:t>
       </w:r>
       <w:r>
-        <w:t xml:space="preserve">, we retrieved 39532 statistical test and assessed whether p-values were consistent with their test statistic and degrees of freedom. Half of all articles that used null hypothesis signficance testing contained at least one inconsistent p-value. One in eight articles contained an inconsistency that may have affected the statistical conclusion. The inconsistency rates were comparable across journals and seem stable over publication years. We discuss possible reasons for this high rate and offer actionable steps for authors, reviewers, and editors to remedy this state-of-affairs.</w:t>
+        <w:t xml:space="preserve">, we retrieved 85,442 statistical test from 13,065 articles and assessed whether p-values were consistent with their test statistic and degrees of freedom. Almost half of all articles (49%) that used null hypothesis significance testing contained at least one inconsistent p-value. Around one in eight articles (12%) contained an inconsistency that may have affected the statistical conclusion. The inconsistency rates were comparable across journals and seem stable over publication years. We discuss possible reasons for this high rate and offer actionable steps for authors, reviewers, and editors to remedy this state-of-affairs.</w:t>
       </w:r>
     </w:p>
     <w:p>
@@ -213,7 +213,7 @@
         <w:t xml:space="preserve">Keywords</w:t>
       </w:r>
       <w:r>
-        <w:t xml:space="preserve">: statistics, statcheck, reproducibility, null hypothesis significance testing</w:t>
+        <w:t xml:space="preserve">: statistics, Statcheck, reproducibility, null hypothesis significance testing</w:t>
       </w:r>
     </w:p>
     <w:p>
@@ -264,19 +264,19 @@
         <w:br/>
       </w:r>
       <w:r>
-        <w:t xml:space="preserve">Since these tests play such an integral part in the argumentation process of experimentalists, both the data these tests are based on and the computational procedure of the tests itself should be transparent in order for other researchers to critically evaluate them.</w:t>
-      </w:r>
-      <w:r>
-        <w:t xml:space="preserve"> </w:t>
-      </w:r>
-      <w:r>
-        <w:t xml:space="preserve">But more than that, things can go wrong.</w:t>
-      </w:r>
-      <w:r>
-        <w:t xml:space="preserve"> </w:t>
-      </w:r>
-      <w:r>
-        <w:t xml:space="preserve">Humans are fallible; they make mistakes.</w:t>
+        <w:t xml:space="preserve">Since these tests play such an integral part in the argumentation process of experimentalists, both the data these tests are based on and the computational procedure of the tests itself should be error-free.</w:t>
+      </w:r>
+      <w:r>
+        <w:t xml:space="preserve"> </w:t>
+      </w:r>
+      <w:r>
+        <w:t xml:space="preserve">But humans are fallible; they make mistakes.</w:t>
+      </w:r>
+      <w:r>
+        <w:t xml:space="preserve"> </w:t>
+      </w:r>
+      <w:r>
+        <w:t xml:space="preserve">We cannot avoid making errors, but we can make them at least detectable.</w:t>
       </w:r>
       <w:r>
         <w:t xml:space="preserve"> </w:t>
@@ -284,11 +284,25 @@
       <w:r>
         <w:t xml:space="preserve">Transparent sharing allows others to detect and correct human error.</w:t>
       </w:r>
-      <w:r>
-        <w:t xml:space="preserve"> </w:t>
-      </w:r>
-      <w:r>
-        <w:t xml:space="preserve">In the recent years, quantitative linguistics have seen repeated calls to become more transparent and reproducible by sharing data and statistical protocols</w:t>
+    </w:p>
+    <w:p>
+      <w:pPr>
+        <w:pStyle w:val="BodyText"/>
+      </w:pPr>
+      <w:r>
+        <w:t xml:space="preserve">In recent years, quantitative linguistics have seen repeated calls to become more transparent and reproducible by sharing data and statistical protocols, often under the banner of</w:t>
+      </w:r>
+      <w:r>
+        <w:t xml:space="preserve"> </w:t>
+      </w:r>
+      <w:r>
+        <w:t xml:space="preserve">“</w:t>
+      </w:r>
+      <w:r>
+        <w:t xml:space="preserve">open science</w:t>
+      </w:r>
+      <w:r>
+        <w:t xml:space="preserve">”</w:t>
       </w:r>
       <w:r>
         <w:t xml:space="preserve"> </w:t>
@@ -380,7 +394,7 @@
         <w:t xml:space="preserve"> </w:t>
       </w:r>
       <w:r>
-        <w:t xml:space="preserve">The present paper will present evidence that the published literature in experimental linguistics contains a concerning amount of such statistical errors, a state of affairs which warrants more rigorous data sharing practices.</w:t>
+        <w:t xml:space="preserve">The present paper will present evidence that the published literature in experimental linguistics contains a concerning amount of such statistical inconsitencies, a state of affairs which warrants more rigorous data sharing practices.</w:t>
       </w:r>
     </w:p>
     <w:bookmarkEnd w:id="28"/>
@@ -440,6 +454,23 @@
         <w:pStyle w:val="BodyText"/>
       </w:pPr>
       <w:r>
+        <w:t xml:space="preserve"> </w:t>
+      </w:r>
+      <w:r>
+        <w:t xml:space="preserve"> </w:t>
+      </w:r>
+      <w:r>
+        <w:t xml:space="preserve"> </w:t>
+      </w:r>
+      <w:r>
+        <w:t xml:space="preserve"> </w:t>
+      </w:r>
+    </w:p>
+    <w:p>
+      <w:pPr>
+        <w:pStyle w:val="BodyText"/>
+      </w:pPr>
+      <w:r>
         <w:t xml:space="preserve"> </w:t>
       </w:r>
     </w:p>
@@ -855,7 +886,7 @@
         <w:t xml:space="preserve"> </w:t>
       </w:r>
       <w:r>
-        <w:t xml:space="preserve">For example, looking at over 250 thousand p-values published in major psychology journals,</w:t>
+        <w:t xml:space="preserve">For example, looking at over 250,000 p-values published in major psychology journals,</w:t>
       </w:r>
       <w:r>
         <w:t xml:space="preserve"> </w:t>
@@ -898,7 +929,7 @@
         <w:pStyle w:val="BodyText"/>
       </w:pPr>
       <w:r>
-        <w:t xml:space="preserve">To assess the prevalence of statistical-reporting inconsistencies in experimental linguistics, the present paper conceptually replicates</w:t>
+        <w:t xml:space="preserve">To assess the prevalence of statistical reporting inconsistencies in experimental linguistics, the present paper conceptually replicates</w:t>
       </w:r>
       <w:r>
         <w:t xml:space="preserve"> </w:t>
@@ -921,13 +952,13 @@
         <w:t xml:space="preserve"> </w:t>
       </w:r>
       <w:r>
-        <w:t xml:space="preserve">and assesses p-values reported in eight experimental linguistic journals published between 2000 and 2023.</w:t>
-      </w:r>
-      <w:r>
-        <w:t xml:space="preserve"> </w:t>
-      </w:r>
-      <w:r>
-        <w:t xml:space="preserve">We explore whether the rate of inconsistency differs across journals, whether their rate has changed over the course of the last 23 years and whether there is evidence for bias in these statistical-reporting inconsistencies.</w:t>
+        <w:t xml:space="preserve">and assesses p-values reported in thirteen experimental linguistic journals published between 2000 and 2023.</w:t>
+      </w:r>
+      <w:r>
+        <w:t xml:space="preserve"> </w:t>
+      </w:r>
+      <w:r>
+        <w:t xml:space="preserve">We explore whether the inconsistency rates differ across journals, whether they have changed over the course of the last 23 years and whether there is evidence for bias in these inconsistencies.</w:t>
       </w:r>
       <w:r>
         <w:t xml:space="preserve"> </w:t>
@@ -937,7 +968,7 @@
       </w:r>
     </w:p>
     <w:bookmarkEnd w:id="29"/>
-    <w:bookmarkStart w:id="34" w:name="method"/>
+    <w:bookmarkStart w:id="35" w:name="method"/>
     <w:p>
       <w:pPr>
         <w:pStyle w:val="Heading1"/>
@@ -952,7 +983,7 @@
         <w:pStyle w:val="Heading2"/>
       </w:pPr>
       <w:r>
-        <w:t xml:space="preserve">3.1. Data availability statement</w:t>
+        <w:t xml:space="preserve">3.1 Data availability statement</w:t>
       </w:r>
     </w:p>
     <w:p>
@@ -973,14 +1004,20 @@
           <w:rPr>
             <w:rStyle w:val="Hyperlink"/>
           </w:rPr>
-          <w:t xml:space="preserve">2021</w:t>
+          <w:t xml:space="preserve">2025</w:t>
         </w:r>
       </w:hyperlink>
       <w:r>
         <w:t xml:space="preserve">)</w:t>
       </w:r>
       <w:r>
-        <w:t xml:space="preserve">. All derived data and corresponding R scripts are publicly available here:</w:t>
+        <w:t xml:space="preserve">.</w:t>
+      </w:r>
+      <w:r>
+        <w:t xml:space="preserve"> </w:t>
+      </w:r>
+      <w:r>
+        <w:t xml:space="preserve">All derived data and corresponding R scripts are available</w:t>
       </w:r>
       <w:r>
         <w:t xml:space="preserve"> </w:t>
@@ -990,18 +1027,21 @@
           <w:rPr>
             <w:rStyle w:val="Hyperlink"/>
           </w:rPr>
-          <w:t xml:space="preserve">https://github.com/timo-b-roettger/ErrorsLing</w:t>
-        </w:r>
-      </w:hyperlink>
+          <w:t xml:space="preserve">here</w:t>
+        </w:r>
+      </w:hyperlink>
+      <w:r>
+        <w:t xml:space="preserve">.</w:t>
+      </w:r>
     </w:p>
     <w:bookmarkEnd w:id="31"/>
-    <w:bookmarkStart w:id="32" w:name="statcheck"/>
+    <w:bookmarkStart w:id="32" w:name="sample"/>
     <w:p>
       <w:pPr>
         <w:pStyle w:val="Heading2"/>
       </w:pPr>
       <w:r>
-        <w:t xml:space="preserve">3.2. Statcheck</w:t>
+        <w:t xml:space="preserve">3.2 Sample</w:t>
       </w:r>
     </w:p>
     <w:p>
@@ -1009,13 +1049,148 @@
         <w:pStyle w:val="FirstParagraph"/>
       </w:pPr>
       <w:r>
+        <w:t xml:space="preserve">Focusing on experimental linguistic research, we used</w:t>
+      </w:r>
+      <w:r>
+        <w:t xml:space="preserve"> </w:t>
+      </w:r>
+      <w:r>
+        <w:t xml:space="preserve">Kobrock and Roettger (</w:t>
+      </w:r>
+      <w:hyperlink w:anchor="ref-kobrock2023assessing">
+        <w:r>
+          <w:rPr>
+            <w:rStyle w:val="Hyperlink"/>
+          </w:rPr>
+          <w:t xml:space="preserve">2023</w:t>
+        </w:r>
+      </w:hyperlink>
+      <w:r>
+        <w:t xml:space="preserve">)</w:t>
+      </w:r>
+      <w:r>
+        <w:t xml:space="preserve"> </w:t>
+      </w:r>
+      <w:r>
+        <w:t xml:space="preserve">as a point of departure who list 100 linguistic journals that had at least a hundred articles published at the time of assessment (2021) and a high ratio of articles containing the search string</w:t>
+      </w:r>
+      <w:r>
+        <w:t xml:space="preserve"> </w:t>
+      </w:r>
+      <w:r>
+        <w:t xml:space="preserve">“</w:t>
+      </w:r>
+      <w:r>
+        <w:t xml:space="preserve">experiment*</w:t>
+      </w:r>
+      <w:r>
+        <w:t xml:space="preserve">”</w:t>
+      </w:r>
+      <w:r>
+        <w:t xml:space="preserve"> </w:t>
+      </w:r>
+      <w:r>
+        <w:t xml:space="preserve">in title, abstract and/or keywords.</w:t>
+      </w:r>
+      <w:r>
+        <w:t xml:space="preserve"> </w:t>
+      </w:r>
+      <w:r>
+        <w:t xml:space="preserve">Out of these 100 journals, we selected all journals with at least 10% of articles containing the search string</w:t>
+      </w:r>
+      <w:r>
+        <w:t xml:space="preserve"> </w:t>
+      </w:r>
+      <w:r>
+        <w:t xml:space="preserve">“</w:t>
+      </w:r>
+      <w:r>
+        <w:t xml:space="preserve">experiment*</w:t>
+      </w:r>
+      <w:r>
+        <w:t xml:space="preserve">”</w:t>
+      </w:r>
+      <w:r>
+        <w:t xml:space="preserve">.</w:t>
+      </w:r>
+      <w:r>
+        <w:t xml:space="preserve"> </w:t>
+      </w:r>
+      <w:r>
+        <w:t xml:space="preserve">Out of the remaining 37 journals, we selected those journals that urged APA formatting either in the main body of the text or specifically regarding statistics in the author guidelines, resulting in nine remaining journals.</w:t>
+      </w:r>
+      <w:r>
+        <w:t xml:space="preserve"> </w:t>
+      </w:r>
+      <w:r>
+        <w:t xml:space="preserve">Moreover, to access the articles in .pdf format, the articles had to be either accessible to us through our library license, or open access, resulting in a final list of eight journals: Applied Psycholinguistics (APS), Bilingualism: Language and Cognition (BLC), Linguistic Approaches to Bilingualism (LAB), Language and Speech (LaS), Language Learning and Techology (LLT), Journal of Language and Social Psychology (LSP), Journal of Child Language (JCL), and Studies in Second Language Acquisition (SLA).</w:t>
+      </w:r>
+      <w:r>
+        <w:t xml:space="preserve"> </w:t>
+      </w:r>
+      <w:r>
+        <w:t xml:space="preserve">An anonymous reviewer raised the justified concern that the resulting sample might not represent the vast majority of work in experimental linguistics.</w:t>
+      </w:r>
+      <w:r>
+        <w:t xml:space="preserve"> </w:t>
+      </w:r>
+      <w:r>
+        <w:t xml:space="preserve">To address this concern, we additionally included those five journals that have published the highest absolute number of experimental articles</w:t>
+      </w:r>
+      <w:r>
+        <w:t xml:space="preserve"> </w:t>
+      </w:r>
+      <w:r>
+        <w:t xml:space="preserve">(according to</w:t>
+      </w:r>
+      <w:r>
+        <w:t xml:space="preserve"> </w:t>
+      </w:r>
+      <w:hyperlink w:anchor="ref-kobrock2023assessing">
+        <w:r>
+          <w:rPr>
+            <w:rStyle w:val="Hyperlink"/>
+          </w:rPr>
+          <w:t xml:space="preserve">Kobrock &amp; Roettger, 2023</w:t>
+        </w:r>
+      </w:hyperlink>
+      <w:r>
+        <w:t xml:space="preserve">)</w:t>
+      </w:r>
+      <w:r>
+        <w:t xml:space="preserve">, regardless of whether they explicitly urge APA formatting or not, resulting in the inclusion of the following psycholinguistic outlets: Journal of Memory and Language (JML), Language, Cognition and Neuroscience (LCN, former Language and Cognitive Processes), Journal of Psycholinguistic Research (JPR), Journal Of Speech Language And Hearing Research (SLH), and Brain and Language (BAL).</w:t>
+      </w:r>
+    </w:p>
+    <w:p>
+      <w:pPr>
+        <w:pStyle w:val="BodyText"/>
+      </w:pPr>
+      <w:r>
+        <w:t xml:space="preserve">We included only original research articles within the publication years of 2000-2023, excluding any book reviews, response articles, commentaries, editorials, corrigenda, errata, advertisements, etc.</w:t>
+      </w:r>
+    </w:p>
+    <w:bookmarkEnd w:id="32"/>
+    <w:bookmarkStart w:id="33" w:name="statcheck"/>
+    <w:p>
+      <w:pPr>
+        <w:pStyle w:val="Heading2"/>
+      </w:pPr>
+      <w:r>
+        <w:t xml:space="preserve">3.3 Statcheck</w:t>
+      </w:r>
+    </w:p>
+    <w:p>
+      <w:pPr>
+        <w:pStyle w:val="FirstParagraph"/>
+      </w:pPr>
+      <w:r>
         <w:t xml:space="preserve">We used the R package Statcheck</w:t>
       </w:r>
       <w:r>
         <w:t xml:space="preserve"> </w:t>
       </w:r>
       <w:r>
-        <w:t xml:space="preserve">(Version 1.4.1-beta.2,</w:t>
+        <w:t xml:space="preserve">(Version 1.5.0,</w:t>
       </w:r>
       <w:r>
         <w:t xml:space="preserve"> </w:t>
@@ -1025,7 +1200,7 @@
           <w:rPr>
             <w:rStyle w:val="Hyperlink"/>
           </w:rPr>
-          <w:t xml:space="preserve">Nuijten &amp; Epskamp, 2023</w:t>
+          <w:t xml:space="preserve">Nuijten &amp; Epskamp, 2024</w:t>
         </w:r>
       </w:hyperlink>
       <w:r>
@@ -1035,7 +1210,7 @@
         <w:t xml:space="preserve"> </w:t>
       </w:r>
       <w:r>
-        <w:t xml:space="preserve">to automatically detect statistical-reporting inconsistencies.</w:t>
+        <w:t xml:space="preserve">to automatically detect statistical reporting inconsistencies.</w:t>
       </w:r>
       <w:r>
         <w:t xml:space="preserve"> </w:t>
@@ -1047,7 +1222,7 @@
         <w:t xml:space="preserve"> </w:t>
       </w:r>
       <w:r>
-        <w:t xml:space="preserve">That way, Statcheck can detect results of t-tests, F-tests, Z-tests, χ2-tests, correlation tests, and Q tests as long as the test result fulfills three conditions: (a) the test result is reported completely including the test statistic, the degrees of freedom (if applicable), and the p-value; (b) the test result is in the body of the text, i.e.</w:t>
+        <w:t xml:space="preserve">That way, Statcheck can detect results of t-tests, F-tests, Z-tests, χ2-tests, correlation tests, and Q-tests as long as the test result fulfills three conditions: (a) the test result is reported completely including the test statistic, the degrees of freedom (if applicable), and the p-value; (b) the test result is in the body of the text, i.e.</w:t>
       </w:r>
       <w:r>
         <w:t xml:space="preserve"> </w:t>
@@ -1261,14 +1436,34 @@
         <w:t xml:space="preserve">We thus consider Statcheck a valid proxy of the prevalence of statistical reporting inconsistencies.</w:t>
       </w:r>
     </w:p>
-    <w:bookmarkEnd w:id="32"/>
-    <w:bookmarkStart w:id="33" w:name="sample"/>
+    <w:p>
+      <w:pPr>
+        <w:pStyle w:val="BodyText"/>
+      </w:pPr>
+      <w:r>
+        <w:t xml:space="preserve">Articles from Linguistic Approaches to Bilingualism spanned 2011-2023; articles from Language, Cognition and Neuroscience spanned 2015-2023.</w:t>
+      </w:r>
+      <w:r>
+        <w:t xml:space="preserve"> </w:t>
+      </w:r>
+      <w:r>
+        <w:t xml:space="preserve">Statcheck could not parse 291 articles, likely related to issues with rendering the Chi-Squared symbol being erroneously converted from .pdf to .txt, resulting in some gaps in the coverage.</w:t>
+      </w:r>
+      <w:r>
+        <w:t xml:space="preserve"> </w:t>
+      </w:r>
+      <w:r>
+        <w:t xml:space="preserve">This procedure resulted in 13065 research articles which were submitted to analysis.</w:t>
+      </w:r>
+    </w:p>
+    <w:bookmarkEnd w:id="33"/>
+    <w:bookmarkStart w:id="34" w:name="analysis-and-research-questions"/>
     <w:p>
       <w:pPr>
         <w:pStyle w:val="Heading2"/>
       </w:pPr>
       <w:r>
-        <w:t xml:space="preserve">3.3. Sample</w:t>
+        <w:t xml:space="preserve">3.4 Analysis and research questions</w:t>
       </w:r>
     </w:p>
     <w:p>
@@ -1276,30 +1471,1182 @@
         <w:pStyle w:val="FirstParagraph"/>
       </w:pPr>
       <w:r>
-        <w:t xml:space="preserve">Focusing on experimental linguistic research, we used</w:t>
-      </w:r>
-      <w:r>
-        <w:t xml:space="preserve"> </w:t>
-      </w:r>
-      <w:r>
-        <w:t xml:space="preserve">Kobrock and Roettger (</w:t>
-      </w:r>
-      <w:hyperlink w:anchor="ref-kobrock2023assessing">
-        <w:r>
-          <w:rPr>
-            <w:rStyle w:val="Hyperlink"/>
-          </w:rPr>
-          <w:t xml:space="preserve">2023</w:t>
+        <w:t xml:space="preserve">The aims of this study were explicitly exploratory and hypothesis generating, thus analyses remain merely descriptive by reporting on the proportion of articles/tests that are statistically (in)consistent.</w:t>
+      </w:r>
+      <w:r>
+        <w:t xml:space="preserve"> </w:t>
+      </w:r>
+      <w:r>
+        <w:t xml:space="preserve">Our investigation was set out to explore the following research questions: (1) How prevalent are statistical inconsistencies (and decision inconsistencies) in our sample?</w:t>
+      </w:r>
+      <w:r>
+        <w:t xml:space="preserve"> </w:t>
+      </w:r>
+      <w:r>
+        <w:t xml:space="preserve">(see</w:t>
+      </w:r>
+      <w:r>
+        <w:t xml:space="preserve"> </w:t>
+      </w:r>
+      <w:hyperlink w:anchor="sec-prevalent">
+        <w:r>
+          <w:rPr>
+            <w:rStyle w:val="Hyperlink"/>
+          </w:rPr>
+          <w:t xml:space="preserve">Section 4.1</w:t>
+        </w:r>
+      </w:hyperlink>
+      <w:r>
+        <w:t xml:space="preserve">) (2) Do inconsistency rates vary across journals and/or their publication year?</w:t>
+      </w:r>
+      <w:r>
+        <w:t xml:space="preserve"> </w:t>
+      </w:r>
+      <w:r>
+        <w:t xml:space="preserve">(see</w:t>
+      </w:r>
+      <w:r>
+        <w:t xml:space="preserve"> </w:t>
+      </w:r>
+      <w:hyperlink w:anchor="sec-stable">
+        <w:r>
+          <w:rPr>
+            <w:rStyle w:val="Hyperlink"/>
+          </w:rPr>
+          <w:t xml:space="preserve">Section 4.2</w:t>
+        </w:r>
+      </w:hyperlink>
+      <w:r>
+        <w:t xml:space="preserve">) (3) is there evidence for bias, i.e. are processes that result in inconsistencies more likely to produce lower p-values?</w:t>
+      </w:r>
+      <w:r>
+        <w:t xml:space="preserve"> </w:t>
+      </w:r>
+      <w:r>
+        <w:t xml:space="preserve">(see</w:t>
+      </w:r>
+      <w:r>
+        <w:t xml:space="preserve"> </w:t>
+      </w:r>
+      <w:hyperlink w:anchor="sec-bias">
+        <w:r>
+          <w:rPr>
+            <w:rStyle w:val="Hyperlink"/>
+          </w:rPr>
+          <w:t xml:space="preserve">Section 4.3</w:t>
+        </w:r>
+      </w:hyperlink>
+      <w:r>
+        <w:t xml:space="preserve">) And (4) do decision inconsistencies matter, i.e. are they merely typos or do they lead to erroneous theoretical interpretations?</w:t>
+      </w:r>
+      <w:r>
+        <w:t xml:space="preserve"> </w:t>
+      </w:r>
+      <w:r>
+        <w:t xml:space="preserve">(see</w:t>
+      </w:r>
+      <w:r>
+        <w:t xml:space="preserve"> </w:t>
+      </w:r>
+      <w:hyperlink w:anchor="sec-matter">
+        <w:r>
+          <w:rPr>
+            <w:rStyle w:val="Hyperlink"/>
+          </w:rPr>
+          <w:t xml:space="preserve">Section 4.4</w:t>
         </w:r>
       </w:hyperlink>
       <w:r>
         <w:t xml:space="preserve">)</w:t>
       </w:r>
-      <w:r>
-        <w:t xml:space="preserve"> </w:t>
-      </w:r>
-      <w:r>
-        <w:t xml:space="preserve">as a point of departure who list 100 linguistic journals that had at least a hundred articles published at the time of assessment (2021) and a high ratio of articles containing the search string</w:t>
+    </w:p>
+    <w:bookmarkEnd w:id="34"/>
+    <w:bookmarkEnd w:id="35"/>
+    <w:bookmarkStart w:id="40" w:name="results"/>
+    <w:p>
+      <w:pPr>
+        <w:pStyle w:val="Heading1"/>
+      </w:pPr>
+      <w:r>
+        <w:t xml:space="preserve">4. Results</w:t>
+      </w:r>
+    </w:p>
+    <w:bookmarkStart w:id="36" w:name="sec-prevalent"/>
+    <w:p>
+      <w:pPr>
+        <w:pStyle w:val="Heading2"/>
+      </w:pPr>
+      <w:r>
+        <w:t xml:space="preserve">4.1 Inconsistencies are highly prevalent</w:t>
+      </w:r>
+    </w:p>
+    <w:p>
+      <w:pPr>
+        <w:pStyle w:val="FirstParagraph"/>
+      </w:pPr>
+      <w:r>
+        <w:t xml:space="preserve">The results are summarized in</w:t>
+      </w:r>
+      <w:r>
+        <w:t xml:space="preserve"> </w:t>
+      </w:r>
+      <w:hyperlink w:anchor="tbl-summary">
+        <w:r>
+          <w:rPr>
+            <w:rStyle w:val="Hyperlink"/>
+          </w:rPr>
+          <w:t xml:space="preserve">Table 1</w:t>
+        </w:r>
+      </w:hyperlink>
+      <w:r>
+        <w:t xml:space="preserve">.</w:t>
+      </w:r>
+      <w:r>
+        <w:t xml:space="preserve"> </w:t>
+      </w:r>
+      <w:r>
+        <w:t xml:space="preserve">Out of 13065 articles, 6268 articles contained statistical tests that Statcheck could assess (48%), amounting to 82991 assessable p-values.</w:t>
+      </w:r>
+      <w:r>
+        <w:t xml:space="preserve"> </w:t>
+      </w:r>
+      <w:r>
+        <w:t xml:space="preserve">Interestingly, the five journals that did not explicitly encourage APA formatting had virtually identical rates of assessable articles compared to the original sample.</w:t>
+      </w:r>
+      <w:r>
+        <w:t xml:space="preserve"> </w:t>
+      </w:r>
+      <w:r>
+        <w:t xml:space="preserve">Overall, 10421 p-values were flagged as inconsistent (12.6%) out of which 1226 were considered decision inconsistencies (1.5%) (see</w:t>
+      </w:r>
+      <w:r>
+        <w:t xml:space="preserve"> </w:t>
+      </w:r>
+      <w:hyperlink w:anchor="tbl-summary">
+        <w:r>
+          <w:rPr>
+            <w:rStyle w:val="Hyperlink"/>
+          </w:rPr>
+          <w:t xml:space="preserve">Table 1</w:t>
+        </w:r>
+      </w:hyperlink>
+      <w:r>
+        <w:t xml:space="preserve">).</w:t>
+      </w:r>
+    </w:p>
+    <w:bookmarkEnd w:id="36"/>
+    <w:bookmarkStart w:id="37" w:name="sec-stable"/>
+    <w:p>
+      <w:pPr>
+        <w:pStyle w:val="Heading2"/>
+      </w:pPr>
+      <w:r>
+        <w:t xml:space="preserve">4.2 Inconsistencies are comparable across journals and publication year</w:t>
+      </w:r>
+    </w:p>
+    <w:p>
+      <w:pPr>
+        <w:pStyle w:val="FirstParagraph"/>
+      </w:pPr>
+      <w:r>
+        <w:t xml:space="preserve">The proportion of inconsistencies ranged from 7 to 22% across journals (1 to 7% for decision inconsistencies) (see</w:t>
+      </w:r>
+      <w:r>
+        <w:t xml:space="preserve"> </w:t>
+      </w:r>
+      <w:hyperlink w:anchor="fig-stacked-bar">
+        <w:r>
+          <w:rPr>
+            <w:rStyle w:val="Hyperlink"/>
+          </w:rPr>
+          <w:t xml:space="preserve">Figure 1</w:t>
+        </w:r>
+      </w:hyperlink>
+      <w:r>
+        <w:t xml:space="preserve">).</w:t>
+      </w:r>
+      <w:r>
+        <w:t xml:space="preserve"> </w:t>
+      </w:r>
+      <w:r>
+        <w:t xml:space="preserve">These rates appear to be stable across year of publication (see</w:t>
+      </w:r>
+      <w:r>
+        <w:t xml:space="preserve"> </w:t>
+      </w:r>
+      <w:hyperlink w:anchor="fig-year-prop">
+        <w:r>
+          <w:rPr>
+            <w:rStyle w:val="Hyperlink"/>
+          </w:rPr>
+          <w:t xml:space="preserve">Figure 2</w:t>
+        </w:r>
+      </w:hyperlink>
+      <w:r>
+        <w:t xml:space="preserve">).</w:t>
+      </w:r>
+      <w:r>
+        <w:t xml:space="preserve"> </w:t>
+      </w:r>
+      <w:r>
+        <w:t xml:space="preserve">On average, 49% of assessable articles contained one or more inconsistencies (journals range from 42 to 56%) and 12% contained one or more decision inconsistencies (journals range from 10 to 15%).</w:t>
+      </w:r>
+    </w:p>
+    <w:bookmarkEnd w:id="37"/>
+    <w:bookmarkStart w:id="38" w:name="sec-bias"/>
+    <w:p>
+      <w:pPr>
+        <w:pStyle w:val="Heading2"/>
+      </w:pPr>
+      <w:r>
+        <w:t xml:space="preserve">4.3 Inconsistencies appear biased but bias decreases over time</w:t>
+      </w:r>
+    </w:p>
+    <w:p>
+      <w:pPr>
+        <w:pStyle w:val="FirstParagraph"/>
+      </w:pPr>
+      <w:r>
+        <w:t xml:space="preserve">If inconsistencies were bias-free, we would expect different types of inconsistencies to be equally frequent.</w:t>
+      </w:r>
+      <w:r>
+        <w:t xml:space="preserve"> </w:t>
+      </w:r>
+      <w:r>
+        <w:t xml:space="preserve">However, this is not the case.</w:t>
+      </w:r>
+      <w:r>
+        <w:t xml:space="preserve"> </w:t>
+      </w:r>
+      <w:r>
+        <w:t xml:space="preserve">Inconsistencies that report the p-value as being larger or smaller than a reference value (e.g. p &gt; 0.05 or p &lt; 0.05, respectively) are not equally prevalent in the sample: There were 4.4% of inconsistent tests with p being reported as larger than a reference but 6.7% of inconsistent tests with p being reported as smaller than a reference.</w:t>
+      </w:r>
+      <w:r>
+        <w:t xml:space="preserve"> </w:t>
+      </w:r>
+      <w:r>
+        <w:t xml:space="preserve">So even if we assumed these inconsistencies were merely typos of the comparison sign (e.g. &lt; instead of &gt;), inconsistencies that erroneously report the p-value to be smaller than a reference value are more frequent than inconsistencies that erroneously report the p-value to be larger than a reference value.</w:t>
+      </w:r>
+    </w:p>
+    <w:p>
+      <w:pPr>
+        <w:pStyle w:val="BodyText"/>
+      </w:pPr>
+      <w:r>
+        <w:t xml:space="preserve">These biases are also reflected in decision inconsistencies.</w:t>
+      </w:r>
+      <w:r>
+        <w:t xml:space="preserve"> </w:t>
+      </w:r>
+      <w:r>
+        <w:t xml:space="preserve">Of all decision inconsistencies (n = 1226), 68% represent cases in which a reported significant result (p &lt; 0.05) is recalculated as non-significant (p &gt; 0.05), i.e. non-significant results are more than twice as likely to be erroneously reported as significant than the other way around.</w:t>
+      </w:r>
+      <w:r>
+        <w:t xml:space="preserve"> </w:t>
+      </w:r>
+      <w:r>
+        <w:t xml:space="preserve">The latter pattern, however, seems to have decreased over time.</w:t>
+      </w:r>
+      <w:r>
+        <w:t xml:space="preserve"> </w:t>
+      </w:r>
+      <w:r>
+        <w:t xml:space="preserve">Reproducing</w:t>
+      </w:r>
+      <w:r>
+        <w:t xml:space="preserve"> </w:t>
+      </w:r>
+      <w:r>
+        <w:t xml:space="preserve">Nuijten et al. (</w:t>
+      </w:r>
+      <w:hyperlink w:anchor="ref-nuijten2016prevalence">
+        <w:r>
+          <w:rPr>
+            <w:rStyle w:val="Hyperlink"/>
+          </w:rPr>
+          <w:t xml:space="preserve">2016</w:t>
+        </w:r>
+      </w:hyperlink>
+      <w:r>
+        <w:t xml:space="preserve">)</w:t>
+      </w:r>
+      <w:r>
+        <w:t xml:space="preserve">,</w:t>
+      </w:r>
+      <w:r>
+        <w:t xml:space="preserve"> </w:t>
+      </w:r>
+      <w:hyperlink w:anchor="fig-scatter">
+        <w:r>
+          <w:rPr>
+            <w:rStyle w:val="Hyperlink"/>
+          </w:rPr>
+          <w:t xml:space="preserve">Figure 3</w:t>
+        </w:r>
+      </w:hyperlink>
+      <w:r>
+        <w:t xml:space="preserve"> </w:t>
+      </w:r>
+      <w:r>
+        <w:t xml:space="preserve">plots the development of the bias observed for decision inconsistencies over time.</w:t>
+      </w:r>
+      <w:r>
+        <w:t xml:space="preserve"> </w:t>
+      </w:r>
+      <w:r>
+        <w:t xml:space="preserve">The prevalence of decision inconsistencies in significant p-values seems to have slightly decreased over the years, while the prevalence of decision inconsistencies in non-significant p-values seems to have slightly increased over the years.</w:t>
+      </w:r>
+    </w:p>
+    <w:bookmarkEnd w:id="38"/>
+    <w:bookmarkStart w:id="39" w:name="sec-matter"/>
+    <w:p>
+      <w:pPr>
+        <w:pStyle w:val="Heading2"/>
+      </w:pPr>
+      <w:r>
+        <w:t xml:space="preserve">4.4 Do decision inconsistencies matter?</w:t>
+      </w:r>
+    </w:p>
+    <w:p>
+      <w:pPr>
+        <w:pStyle w:val="FirstParagraph"/>
+      </w:pPr>
+      <w:r>
+        <w:t xml:space="preserve">The question arises as to whether the inconsistencies theoretically matter.</w:t>
+      </w:r>
+      <w:r>
+        <w:t xml:space="preserve"> </w:t>
+      </w:r>
+      <w:r>
+        <w:t xml:space="preserve">This is a difficult question to empirically address because experimental behavioral research is often characterized by weak links between theory and predictions</w:t>
+      </w:r>
+      <w:r>
+        <w:t xml:space="preserve"> </w:t>
+      </w:r>
+      <w:r>
+        <w:t xml:space="preserve">(</w:t>
+      </w:r>
+      <w:hyperlink w:anchor="ref-scheel2021hypothesis">
+        <w:r>
+          <w:rPr>
+            <w:rStyle w:val="Hyperlink"/>
+          </w:rPr>
+          <w:t xml:space="preserve">Scheel et al., 2021</w:t>
+        </w:r>
+      </w:hyperlink>
+      <w:r>
+        <w:t xml:space="preserve">)</w:t>
+      </w:r>
+      <w:r>
+        <w:t xml:space="preserve">, making it difficult to even extract hypotheses and whether hypotheses have been corroborated or not from published articles</w:t>
+      </w:r>
+      <w:r>
+        <w:t xml:space="preserve"> </w:t>
+      </w:r>
+      <w:r>
+        <w:t xml:space="preserve">(</w:t>
+      </w:r>
+      <w:hyperlink w:anchor="ref-scheel2022most">
+        <w:r>
+          <w:rPr>
+            <w:rStyle w:val="Hyperlink"/>
+          </w:rPr>
+          <w:t xml:space="preserve">Scheel, 2022</w:t>
+        </w:r>
+      </w:hyperlink>
+      <w:r>
+        <w:t xml:space="preserve">)</w:t>
+      </w:r>
+      <w:r>
+        <w:t xml:space="preserve">.</w:t>
+      </w:r>
+      <w:r>
+        <w:t xml:space="preserve"> </w:t>
+      </w:r>
+      <w:r>
+        <w:t xml:space="preserve">To gain some insight, we approximate an answer to this questions as follows: First, we extracted a random sub sample (15%, n = 164) of articles which contain at least one decision inconsistency, as equally distributed across publication years as possible.</w:t>
+      </w:r>
+      <w:r>
+        <w:t xml:space="preserve"> </w:t>
+      </w:r>
+      <w:r>
+        <w:t xml:space="preserve">We restricted the sub sample to only those decision inconsistencies that involve either a larger than (&gt;) or smaller than (&lt;) comparison of the p-value to allow unambiguous interpretation of the results.</w:t>
+      </w:r>
+      <w:r>
+        <w:t xml:space="preserve"> </w:t>
+      </w:r>
+      <w:r>
+        <w:t xml:space="preserve">We then manually extracted the relevant sentence which the test statistic is embedded in and assessed whether the authors interpreted the reported p-value correctly (a true decision inconsistency) or incorrectly (the decision inconsistency is likely a typo).</w:t>
+      </w:r>
+      <w:r>
+        <w:t xml:space="preserve"> </w:t>
+      </w:r>
+      <w:r>
+        <w:t xml:space="preserve">This ratio will let us approximate the true decision inconsistency rate.</w:t>
+      </w:r>
+      <w:r>
+        <w:t xml:space="preserve"> </w:t>
+      </w:r>
+      <w:r>
+        <w:t xml:space="preserve">We consider true decision inconsistencies theoretically relevant:</w:t>
+      </w:r>
+      <w:r>
+        <w:t xml:space="preserve"> </w:t>
+      </w:r>
+      <w:r>
+        <w:t xml:space="preserve">For example, if an author claims that two groups are different (or not) based on an erroneously reported significant test, we consider this claim to potentially have theoretical consequences.</w:t>
+      </w:r>
+      <w:r>
+        <w:t xml:space="preserve"> </w:t>
+      </w:r>
+      <w:r>
+        <w:t xml:space="preserve">Out of the 164 assessed cases, most were straightforwardly interpretable 155 (95%). We coded 9 cases as unclear, i.e. even after assessing the manuscript in detail, it remained unclear to us how the p-value was interpreted.</w:t>
+      </w:r>
+      <w:r>
+        <w:t xml:space="preserve"> </w:t>
+      </w:r>
+      <w:r>
+        <w:t xml:space="preserve">Unclear cases occurred mostly due to tables or footnotes with lists of test results without clear reference.</w:t>
+      </w:r>
+      <w:r>
+        <w:t xml:space="preserve"> </w:t>
+      </w:r>
+      <w:r>
+        <w:t xml:space="preserve">Of the interpretable test reports 132 matched the erroneously reported p-value (85%), representing true decision inconsistencies that potentially have theoretical consequences.</w:t>
+      </w:r>
+      <w:r>
+        <w:t xml:space="preserve"> </w:t>
+      </w:r>
+      <w:r>
+        <w:t xml:space="preserve">Inversely, 23 cases mismatched the erroneously reported p-value (15%), possibly representing genuine typos, e.g. the authors interpreted the results in line with the computed p-value and not the erroneously reported p-value.</w:t>
+      </w:r>
+    </w:p>
+    <w:bookmarkEnd w:id="39"/>
+    <w:bookmarkEnd w:id="40"/>
+    <w:bookmarkStart w:id="46" w:name="discussion-and-recommendations"/>
+    <w:p>
+      <w:pPr>
+        <w:pStyle w:val="Heading1"/>
+      </w:pPr>
+      <w:r>
+        <w:t xml:space="preserve">5. Discussion and Recommendations</w:t>
+      </w:r>
+    </w:p>
+    <w:bookmarkStart w:id="41" w:name="Xcd7de0e19ca801d7a52c9abe83845a9f085b1a6"/>
+    <w:p>
+      <w:pPr>
+        <w:pStyle w:val="Heading2"/>
+      </w:pPr>
+      <w:r>
+        <w:t xml:space="preserve">5.1 Statistical reporting inconsistencies are prevalent</w:t>
+      </w:r>
+    </w:p>
+    <w:p>
+      <w:pPr>
+        <w:pStyle w:val="FirstParagraph"/>
+      </w:pPr>
+      <w:r>
+        <w:t xml:space="preserve">The present study found a large amount of statistical reporting inconsistencies across a sample of 13065 experimental linguistic articles, containing 82991 assessable p-values.</w:t>
+      </w:r>
+      <w:r>
+        <w:t xml:space="preserve"> </w:t>
+      </w:r>
+      <w:r>
+        <w:t xml:space="preserve">12.6% of all p-values were flagged as inconsistent and 1.5% were flagged as decision inconsistencies, i.e. the reported p-value is on the opposite side of the alpha threshold than the recalculated p-value.</w:t>
+      </w:r>
+      <w:r>
+        <w:t xml:space="preserve"> </w:t>
+      </w:r>
+      <w:r>
+        <w:t xml:space="preserve">A manual validation of a subset of decision inconsistencies revealed that 85% of these decision inconsistencies are interpreted in line with the inconsistent p-value, i.e. a paper claims that e.g. two groups are different (or not) based on an erroneously reported significant test.</w:t>
+      </w:r>
+      <w:r>
+        <w:t xml:space="preserve"> </w:t>
+      </w:r>
+      <w:r>
+        <w:t xml:space="preserve">On average, 49% of assessable articles contained at least one inconsistency and 12% contained at least one decision inconsistency.</w:t>
+      </w:r>
+      <w:r>
+        <w:t xml:space="preserve"> </w:t>
+      </w:r>
+      <w:r>
+        <w:t xml:space="preserve">The present examination did not indicate any noticeable differences in inconsistency rates across journals or publication years.</w:t>
+      </w:r>
+    </w:p>
+    <w:p>
+      <w:pPr>
+        <w:pStyle w:val="BodyText"/>
+      </w:pPr>
+      <w:r>
+        <w:t xml:space="preserve">The present study can be considered a conceptual replication of previous studies investigating statistical reporting inconsistency across different disciplines</w:t>
+      </w:r>
+      <w:r>
+        <w:t xml:space="preserve"> </w:t>
+      </w:r>
+      <w:r>
+        <w:t xml:space="preserve">(</w:t>
+      </w:r>
+      <w:hyperlink w:anchor="ref-bakker2011mis">
+        <w:r>
+          <w:rPr>
+            <w:rStyle w:val="Hyperlink"/>
+          </w:rPr>
+          <w:t xml:space="preserve">Bakker &amp; Wicherts, 2011</w:t>
+        </w:r>
+      </w:hyperlink>
+      <w:r>
+        <w:t xml:space="preserve">,</w:t>
+      </w:r>
+      <w:r>
+        <w:t xml:space="preserve"> </w:t>
+      </w:r>
+      <w:hyperlink w:anchor="ref-bakker2014outlier">
+        <w:r>
+          <w:rPr>
+            <w:rStyle w:val="Hyperlink"/>
+          </w:rPr>
+          <w:t xml:space="preserve">2014</w:t>
+        </w:r>
+      </w:hyperlink>
+      <w:r>
+        <w:t xml:space="preserve">;</w:t>
+      </w:r>
+      <w:r>
+        <w:t xml:space="preserve"> </w:t>
+      </w:r>
+      <w:hyperlink w:anchor="ref-caperos2013consistency">
+        <w:r>
+          <w:rPr>
+            <w:rStyle w:val="Hyperlink"/>
+          </w:rPr>
+          <w:t xml:space="preserve">Caperos &amp; Pardo, 2013</w:t>
+        </w:r>
+      </w:hyperlink>
+      <w:r>
+        <w:t xml:space="preserve">;</w:t>
+      </w:r>
+      <w:r>
+        <w:t xml:space="preserve"> </w:t>
+      </w:r>
+      <w:hyperlink w:anchor="ref-veldkamp2014statistical">
+        <w:r>
+          <w:rPr>
+            <w:rStyle w:val="Hyperlink"/>
+          </w:rPr>
+          <w:t xml:space="preserve">Veldkamp et al., 2014</w:t>
+        </w:r>
+      </w:hyperlink>
+      <w:r>
+        <w:t xml:space="preserve">;</w:t>
+      </w:r>
+      <w:r>
+        <w:t xml:space="preserve"> </w:t>
+      </w:r>
+      <w:hyperlink w:anchor="ref-wicherts2011willingness">
+        <w:r>
+          <w:rPr>
+            <w:rStyle w:val="Hyperlink"/>
+          </w:rPr>
+          <w:t xml:space="preserve">Wicherts et al., 2011</w:t>
+        </w:r>
+      </w:hyperlink>
+      <w:r>
+        <w:t xml:space="preserve">)</w:t>
+      </w:r>
+      <w:r>
+        <w:t xml:space="preserve"> </w:t>
+      </w:r>
+      <w:r>
+        <w:t xml:space="preserve">and most recent assessments using the automatic tool Statcheck</w:t>
+      </w:r>
+      <w:r>
+        <w:t xml:space="preserve"> </w:t>
+      </w:r>
+      <w:r>
+        <w:t xml:space="preserve">(</w:t>
+      </w:r>
+      <w:hyperlink w:anchor="ref-buckley2023estimating">
+        <w:r>
+          <w:rPr>
+            <w:rStyle w:val="Hyperlink"/>
+          </w:rPr>
+          <w:t xml:space="preserve">Buckley et al., 2023</w:t>
+        </w:r>
+      </w:hyperlink>
+      <w:r>
+        <w:t xml:space="preserve">;</w:t>
+      </w:r>
+      <w:r>
+        <w:t xml:space="preserve"> </w:t>
+      </w:r>
+      <w:hyperlink w:anchor="ref-colombo2018statistical">
+        <w:r>
+          <w:rPr>
+            <w:rStyle w:val="Hyperlink"/>
+          </w:rPr>
+          <w:t xml:space="preserve">Colombo et al., 2018</w:t>
+        </w:r>
+      </w:hyperlink>
+      <w:r>
+        <w:t xml:space="preserve">;</w:t>
+      </w:r>
+      <w:r>
+        <w:t xml:space="preserve"> </w:t>
+      </w:r>
+      <w:hyperlink w:anchor="ref-gross2021fidelity">
+        <w:r>
+          <w:rPr>
+            <w:rStyle w:val="Hyperlink"/>
+          </w:rPr>
+          <w:t xml:space="preserve">Groß, 2021</w:t>
+        </w:r>
+      </w:hyperlink>
+      <w:r>
+        <w:t xml:space="preserve">;</w:t>
+      </w:r>
+      <w:r>
+        <w:t xml:space="preserve"> </w:t>
+      </w:r>
+      <w:hyperlink w:anchor="ref-nuijten2016prevalence">
+        <w:r>
+          <w:rPr>
+            <w:rStyle w:val="Hyperlink"/>
+          </w:rPr>
+          <w:t xml:space="preserve">Nuijten et al., 2016</w:t>
+        </w:r>
+      </w:hyperlink>
+      <w:r>
+        <w:t xml:space="preserve">)</w:t>
+      </w:r>
+      <w:r>
+        <w:t xml:space="preserve">.</w:t>
+      </w:r>
+      <w:r>
+        <w:t xml:space="preserve"> </w:t>
+      </w:r>
+      <w:r>
+        <w:t xml:space="preserve">The discovered inconsistency rates fall in line with these studies that report on rates between 4% and 14%, with between 10% and 63% of articles containing at least one inconsistency.</w:t>
+      </w:r>
+      <w:r>
+        <w:t xml:space="preserve"> </w:t>
+      </w:r>
+      <w:r>
+        <w:t xml:space="preserve">Moreover, the observed rates of inconsistencies and decision inconsistencies are virtually identical to rates reported on by</w:t>
+      </w:r>
+      <w:r>
+        <w:t xml:space="preserve"> </w:t>
+      </w:r>
+      <w:r>
+        <w:t xml:space="preserve">Nuijten et al. (</w:t>
+      </w:r>
+      <w:hyperlink w:anchor="ref-nuijten2016prevalence">
+        <w:r>
+          <w:rPr>
+            <w:rStyle w:val="Hyperlink"/>
+          </w:rPr>
+          <w:t xml:space="preserve">2016</w:t>
+        </w:r>
+      </w:hyperlink>
+      <w:r>
+        <w:t xml:space="preserve">)</w:t>
+      </w:r>
+      <w:r>
+        <w:t xml:space="preserve"> </w:t>
+      </w:r>
+      <w:r>
+        <w:t xml:space="preserve">on the psychological science literature.</w:t>
+      </w:r>
+    </w:p>
+    <w:p>
+      <w:pPr>
+        <w:pStyle w:val="BodyText"/>
+      </w:pPr>
+      <w:r>
+        <w:t xml:space="preserve">Even if the prevalence of these inconsistencies could be largely attributed to inconsequential typos or rounding errors (an assumption we cannot test without access to the data), the sheer amount of these inconsistencies that have made it through peer-review should concern us.</w:t>
+      </w:r>
+      <w:r>
+        <w:t xml:space="preserve"> </w:t>
+      </w:r>
+      <w:r>
+        <w:t xml:space="preserve">They are human errors.</w:t>
+      </w:r>
+      <w:r>
+        <w:t xml:space="preserve"> </w:t>
+      </w:r>
+      <w:r>
+        <w:t xml:space="preserve">If such a substantial amount of errors is found in plain sight, the question naturally arises as to how many errors during the data analysis itself remain undetected.</w:t>
+      </w:r>
+      <w:r>
+        <w:t xml:space="preserve"> </w:t>
+      </w:r>
+      <w:r>
+        <w:t xml:space="preserve">We should ask ourselves, if the tip of the iceberg is already so large, what is the volume of the submerged iceberg?</w:t>
+      </w:r>
+    </w:p>
+    <w:p>
+      <w:pPr>
+        <w:pStyle w:val="BodyText"/>
+      </w:pPr>
+      <w:r>
+        <w:t xml:space="preserve">Our results suggest biases as well.</w:t>
+      </w:r>
+      <w:r>
+        <w:t xml:space="preserve"> </w:t>
+      </w:r>
+      <w:r>
+        <w:t xml:space="preserve">The prevalence of decision inconsistencies was higher for p-values reported as significant than for those reported as non-significant.</w:t>
+      </w:r>
+      <w:r>
+        <w:t xml:space="preserve"> </w:t>
+      </w:r>
+      <w:r>
+        <w:t xml:space="preserve">These biases have been reported on for other disciplines as well</w:t>
+      </w:r>
+      <w:r>
+        <w:t xml:space="preserve"> </w:t>
+      </w:r>
+      <w:r>
+        <w:t xml:space="preserve">(</w:t>
+      </w:r>
+      <w:hyperlink w:anchor="ref-bakker2011mis">
+        <w:r>
+          <w:rPr>
+            <w:rStyle w:val="Hyperlink"/>
+          </w:rPr>
+          <w:t xml:space="preserve">Bakker &amp; Wicherts, 2011</w:t>
+        </w:r>
+      </w:hyperlink>
+      <w:r>
+        <w:t xml:space="preserve">;</w:t>
+      </w:r>
+      <w:r>
+        <w:t xml:space="preserve"> </w:t>
+      </w:r>
+      <w:hyperlink w:anchor="ref-nuijten2016prevalence">
+        <w:r>
+          <w:rPr>
+            <w:rStyle w:val="Hyperlink"/>
+          </w:rPr>
+          <w:t xml:space="preserve">Nuijten et al., 2016</w:t>
+        </w:r>
+      </w:hyperlink>
+      <w:r>
+        <w:t xml:space="preserve">)</w:t>
+      </w:r>
+      <w:r>
+        <w:t xml:space="preserve">.</w:t>
+      </w:r>
+      <w:r>
+        <w:t xml:space="preserve"> </w:t>
+      </w:r>
+      <w:r>
+        <w:t xml:space="preserve">These skewed patterns could indicate a systematic bias in favor of lower p-values in general and a bias towards significant results in particular.</w:t>
+      </w:r>
+      <w:r>
+        <w:t xml:space="preserve"> </w:t>
+      </w:r>
+      <w:r>
+        <w:t xml:space="preserve">Our data do not speak to the causes of these biases, but possible reasons include the following:</w:t>
+      </w:r>
+    </w:p>
+    <w:p>
+      <w:pPr>
+        <w:pStyle w:val="BodyText"/>
+      </w:pPr>
+      <w:r>
+        <w:t xml:space="preserve">First, researchers might intentionally round down p-values because they think lower p-values are more convincing to reviewers and readers.</w:t>
+      </w:r>
+      <w:r>
+        <w:t xml:space="preserve"> </w:t>
+      </w:r>
+      <w:r>
+        <w:t xml:space="preserve">This practice has been admitted to by 1 in 5 surveyed psychological researchers</w:t>
+      </w:r>
+      <w:r>
+        <w:t xml:space="preserve"> </w:t>
+      </w:r>
+      <w:r>
+        <w:t xml:space="preserve">(</w:t>
+      </w:r>
+      <w:hyperlink w:anchor="ref-john2012measuring">
+        <w:r>
+          <w:rPr>
+            <w:rStyle w:val="Hyperlink"/>
+          </w:rPr>
+          <w:t xml:space="preserve">John et al., 2012</w:t>
+        </w:r>
+      </w:hyperlink>
+      <w:r>
+        <w:t xml:space="preserve">)</w:t>
+      </w:r>
+      <w:r>
+        <w:t xml:space="preserve">.</w:t>
+      </w:r>
+      <w:r>
+        <w:t xml:space="preserve"> </w:t>
+      </w:r>
+      <w:r>
+        <w:t xml:space="preserve">Given that a non-trivial amount of quantitative linguists have admitted to commit questionable research practices (and even fraud)</w:t>
+      </w:r>
+      <w:r>
+        <w:t xml:space="preserve"> </w:t>
+      </w:r>
+      <w:r>
+        <w:t xml:space="preserve">(</w:t>
+      </w:r>
+      <w:hyperlink w:anchor="ref-isbell2022misconduct">
+        <w:r>
+          <w:rPr>
+            <w:rStyle w:val="Hyperlink"/>
+          </w:rPr>
+          <w:t xml:space="preserve">Isbell et al., 2022</w:t>
+        </w:r>
+      </w:hyperlink>
+      <w:r>
+        <w:t xml:space="preserve">)</w:t>
+      </w:r>
+      <w:r>
+        <w:t xml:space="preserve">, we cannot exclude the possibility that some of the inconsistencies in our sample were indeed intentional.</w:t>
+      </w:r>
+      <w:r>
+        <w:t xml:space="preserve"> </w:t>
+      </w:r>
+      <w:r>
+        <w:t xml:space="preserve">It is our strong belief, however, that the majority of inconsistencies are unintentional.</w:t>
+      </w:r>
+    </w:p>
+    <w:p>
+      <w:pPr>
+        <w:pStyle w:val="BodyText"/>
+      </w:pPr>
+      <w:r>
+        <w:t xml:space="preserve">Second, researchers might scrutinize non-significant results more than significant results or are less likely to double check significant results than non-significant results because results that confirm their hypothesis feed into their confirmation bias</w:t>
+      </w:r>
+      <w:r>
+        <w:t xml:space="preserve"> </w:t>
+      </w:r>
+      <w:r>
+        <w:t xml:space="preserve">(</w:t>
+      </w:r>
+      <w:hyperlink w:anchor="ref-nickerson1998confirmation">
+        <w:r>
+          <w:rPr>
+            <w:rStyle w:val="Hyperlink"/>
+          </w:rPr>
+          <w:t xml:space="preserve">Nickerson, 1998</w:t>
+        </w:r>
+      </w:hyperlink>
+      <w:r>
+        <w:t xml:space="preserve">)</w:t>
+      </w:r>
+      <w:r>
+        <w:t xml:space="preserve">.</w:t>
+      </w:r>
+      <w:r>
+        <w:t xml:space="preserve"> </w:t>
+      </w:r>
+      <w:r>
+        <w:t xml:space="preserve">For example,</w:t>
+      </w:r>
+      <w:r>
+        <w:t xml:space="preserve"> </w:t>
+      </w:r>
+      <w:r>
+        <w:t xml:space="preserve">Fugelsang et al. (</w:t>
+      </w:r>
+      <w:hyperlink w:anchor="ref-fugelsang2004theory">
+        <w:r>
+          <w:rPr>
+            <w:rStyle w:val="Hyperlink"/>
+          </w:rPr>
+          <w:t xml:space="preserve">2004</w:t>
+        </w:r>
+      </w:hyperlink>
+      <w:r>
+        <w:t xml:space="preserve">)</w:t>
+      </w:r>
+      <w:r>
+        <w:t xml:space="preserve"> </w:t>
+      </w:r>
+      <w:r>
+        <w:t xml:space="preserve">let researchers evaluate data that are either consistent or inconsistent with their prior expectations.</w:t>
+      </w:r>
+      <w:r>
+        <w:t xml:space="preserve"> </w:t>
+      </w:r>
+      <w:r>
+        <w:t xml:space="preserve">They showed that when researchers encounter results that are not in line with their expectations, they are likely to blame the methodology while results that confirmed their expectations were rarely critically scrutinized.</w:t>
+      </w:r>
+    </w:p>
+    <w:p>
+      <w:pPr>
+        <w:pStyle w:val="BodyText"/>
+      </w:pPr>
+      <w:r>
+        <w:t xml:space="preserve">Third, the observed bias might merely be a reflection of publication bias</w:t>
+      </w:r>
+      <w:r>
+        <w:t xml:space="preserve"> </w:t>
+      </w:r>
+      <w:r>
+        <w:t xml:space="preserve">(</w:t>
+      </w:r>
+      <w:hyperlink w:anchor="ref-franco2014publication">
+        <w:r>
+          <w:rPr>
+            <w:rStyle w:val="Hyperlink"/>
+          </w:rPr>
+          <w:t xml:space="preserve">Franco et al., 2014</w:t>
+        </w:r>
+      </w:hyperlink>
+      <w:r>
+        <w:t xml:space="preserve">;</w:t>
+      </w:r>
+      <w:r>
+        <w:t xml:space="preserve"> </w:t>
+      </w:r>
+      <w:hyperlink w:anchor="ref-sterling1959publication">
+        <w:r>
+          <w:rPr>
+            <w:rStyle w:val="Hyperlink"/>
+          </w:rPr>
+          <w:t xml:space="preserve">Sterling, 1959</w:t>
+        </w:r>
+      </w:hyperlink>
+      <w:r>
+        <w:t xml:space="preserve">)</w:t>
+      </w:r>
+      <w:r>
+        <w:t xml:space="preserve"> </w:t>
+      </w:r>
+      <w:r>
+        <w:t xml:space="preserve">with (erroneously) reported significant p-values being more likely to be published than (erroneously) reported non-significant ones.</w:t>
+      </w:r>
+      <w:r>
+        <w:t xml:space="preserve"> </w:t>
+      </w:r>
+      <w:r>
+        <w:t xml:space="preserve">Publication bias is a well established pattern in experimental linguistic research with many recent meta analyses discussing possible evidence for it</w:t>
+      </w:r>
+      <w:r>
+        <w:t xml:space="preserve"> </w:t>
+      </w:r>
+      <w:r>
+        <w:t xml:space="preserve">(</w:t>
+      </w:r>
+      <w:hyperlink w:anchor="ref-isbilen2022statistical">
+        <w:r>
+          <w:rPr>
+            <w:rStyle w:val="Hyperlink"/>
+          </w:rPr>
+          <w:t xml:space="preserve">Isbilen &amp; Christiansen, 2022</w:t>
+        </w:r>
+      </w:hyperlink>
+      <w:r>
+        <w:t xml:space="preserve">;</w:t>
+      </w:r>
+      <w:r>
+        <w:t xml:space="preserve"> </w:t>
+      </w:r>
+      <w:hyperlink w:anchor="ref-lehtonen2018bilingualism">
+        <w:r>
+          <w:rPr>
+            <w:rStyle w:val="Hyperlink"/>
+          </w:rPr>
+          <w:t xml:space="preserve">Lehtonen et al., 2018</w:t>
+        </w:r>
+      </w:hyperlink>
+      <w:r>
+        <w:t xml:space="preserve">;</w:t>
+      </w:r>
+      <w:r>
+        <w:t xml:space="preserve"> </w:t>
+      </w:r>
+      <w:hyperlink w:anchor="ref-lu2024meta">
+        <w:r>
+          <w:rPr>
+            <w:rStyle w:val="Hyperlink"/>
+          </w:rPr>
+          <w:t xml:space="preserve">Lu et al., 2024</w:t>
+        </w:r>
+      </w:hyperlink>
+      <w:r>
+        <w:t xml:space="preserve">)</w:t>
+      </w:r>
+      <w:r>
+        <w:t xml:space="preserve"> </w:t>
+      </w:r>
+      <w:r>
+        <w:t xml:space="preserve">For example,</w:t>
+      </w:r>
+      <w:r>
+        <w:t xml:space="preserve"> </w:t>
+      </w:r>
+      <w:r>
+        <w:t xml:space="preserve">De Bruin et al. (</w:t>
+      </w:r>
+      <w:hyperlink w:anchor="ref-de2015cognitive">
+        <w:r>
+          <w:rPr>
+            <w:rStyle w:val="Hyperlink"/>
+          </w:rPr>
+          <w:t xml:space="preserve">2015</w:t>
+        </w:r>
+      </w:hyperlink>
+      <w:r>
+        <w:t xml:space="preserve">)</w:t>
+      </w:r>
+      <w:r>
+        <w:t xml:space="preserve"> </w:t>
+      </w:r>
+      <w:r>
+        <w:t xml:space="preserve">showed that studies with results supporting the bilingual-advantage theory were most likely to be published, while studies with results challenging the theory were significantly less likely to be published.</w:t>
+      </w:r>
+    </w:p>
+    <w:p>
+      <w:pPr>
+        <w:pStyle w:val="BodyText"/>
+      </w:pPr>
+      <w:r>
+        <w:t xml:space="preserve">Regardless of what possibly causes biases in the processes that generate inconsistencies, our data also suggest a positive development.</w:t>
+      </w:r>
+      <w:r>
+        <w:t xml:space="preserve"> </w:t>
+      </w:r>
+      <w:r>
+        <w:t xml:space="preserve">The over proportional occurrence of decision inconsistencies for p-values reported as significant has decreased over time.</w:t>
+      </w:r>
+    </w:p>
+    <w:bookmarkEnd w:id="41"/>
+    <w:bookmarkStart w:id="42" w:name="limitations-of-our-study"/>
+    <w:p>
+      <w:pPr>
+        <w:pStyle w:val="Heading2"/>
+      </w:pPr>
+      <w:r>
+        <w:t xml:space="preserve">5.2 Limitations of our study</w:t>
+      </w:r>
+    </w:p>
+    <w:p>
+      <w:pPr>
+        <w:pStyle w:val="FirstParagraph"/>
+      </w:pPr>
+      <w:r>
+        <w:t xml:space="preserve">While we believe our work offers an important contribution to improving statistical reporting practices in experimental linguistics, the present assessment and the conclusions we can draw from them are limited.</w:t>
+      </w:r>
+      <w:r>
+        <w:t xml:space="preserve"> </w:t>
+      </w:r>
+      <w:r>
+        <w:t xml:space="preserve">First, our sample is limited to only a subset of experimental linguistic journals.</w:t>
+      </w:r>
+      <w:r>
+        <w:t xml:space="preserve"> </w:t>
+      </w:r>
+      <w:r>
+        <w:t xml:space="preserve">However, given the selection of journals and their standing in the field, and given that the inconsistency rates of our study are not only comparable to similar studies from other disciplines but also relatively stable across journals and time, our findings should be considered relevant for experimental linguistics at large.</w:t>
+      </w:r>
+    </w:p>
+    <w:p>
+      <w:pPr>
+        <w:pStyle w:val="BodyText"/>
+      </w:pPr>
+      <w:r>
+        <w:t xml:space="preserve">Second, given the constraints on automatically detecting test statistics, Statcheck misses reported values that either diverge from APA reporting standards or are reported in tables.</w:t>
+      </w:r>
+      <w:r>
+        <w:t xml:space="preserve"> </w:t>
+      </w:r>
+      <w:r>
+        <w:t xml:space="preserve">However, inconsistency rates in our own sample have been shown to be similar for results in APA format vs. results that diverge from APA formatting</w:t>
+      </w:r>
+      <w:r>
+        <w:t xml:space="preserve"> </w:t>
+      </w:r>
+      <w:r>
+        <w:t xml:space="preserve">(</w:t>
+      </w:r>
+      <w:hyperlink w:anchor="ref-bakker2011mis">
+        <w:r>
+          <w:rPr>
+            <w:rStyle w:val="Hyperlink"/>
+          </w:rPr>
+          <w:t xml:space="preserve">Bakker &amp; Wicherts, 2011</w:t>
+        </w:r>
+      </w:hyperlink>
+      <w:r>
+        <w:t xml:space="preserve">;</w:t>
+      </w:r>
+      <w:r>
+        <w:t xml:space="preserve"> </w:t>
+      </w:r>
+      <w:hyperlink w:anchor="ref-nuijten2016prevalence">
+        <w:r>
+          <w:rPr>
+            <w:rStyle w:val="Hyperlink"/>
+          </w:rPr>
+          <w:t xml:space="preserve">Nuijten et al., 2016</w:t>
+        </w:r>
+      </w:hyperlink>
+      <w:r>
+        <w:t xml:space="preserve">)</w:t>
+      </w:r>
+      <w:r>
+        <w:t xml:space="preserve">.</w:t>
+      </w:r>
+    </w:p>
+    <w:p>
+      <w:pPr>
+        <w:pStyle w:val="BodyText"/>
+      </w:pPr>
+      <w:r>
+        <w:t xml:space="preserve">Third, Statcheck slightly overestimates inconsistency rates, because it might not accurately detect corrections for multiple comparisons</w:t>
+      </w:r>
+      <w:r>
+        <w:t xml:space="preserve"> </w:t>
+      </w:r>
+      <w:r>
+        <w:t xml:space="preserve">(</w:t>
+      </w:r>
+      <w:hyperlink w:anchor="ref-schmidt2017statcheck">
+        <w:r>
+          <w:rPr>
+            <w:rStyle w:val="Hyperlink"/>
+          </w:rPr>
+          <w:t xml:space="preserve">Schmidt, 2017</w:t>
+        </w:r>
+      </w:hyperlink>
+      <w:r>
+        <w:t xml:space="preserve">)</w:t>
+      </w:r>
+      <w:r>
+        <w:t xml:space="preserve">.</w:t>
+      </w:r>
+      <w:r>
+        <w:t xml:space="preserve"> </w:t>
+      </w:r>
+      <w:r>
+        <w:t xml:space="preserve">Nuijten et al. (</w:t>
+      </w:r>
+      <w:hyperlink w:anchor="ref-nuijten2017validity">
+        <w:r>
+          <w:rPr>
+            <w:rStyle w:val="Hyperlink"/>
+          </w:rPr>
+          <w:t xml:space="preserve">2017</w:t>
+        </w:r>
+      </w:hyperlink>
+      <w:r>
+        <w:t xml:space="preserve">)</w:t>
+      </w:r>
+      <w:r>
+        <w:t xml:space="preserve">, however, show that not only were there only a small proportion of flagged inconsistencies related to multiple comparisons, but also that these multiple comparisons themselves were often erroneously reported.</w:t>
+      </w:r>
+      <w:r>
+        <w:t xml:space="preserve"> </w:t>
+      </w:r>
+      <w:r>
+        <w:t xml:space="preserve">They conclude that</w:t>
       </w:r>
       <w:r>
         <w:t xml:space="preserve"> </w:t>
@@ -1308,7 +2655,7 @@
         <w:t xml:space="preserve">“</w:t>
       </w:r>
       <w:r>
-        <w:t xml:space="preserve">experiment*</w:t>
+        <w:t xml:space="preserve">[a]ny reporting inconsistencies associated with these tests and corrections could not explain the high prevalence of reporting inconsistencies</w:t>
       </w:r>
       <w:r>
         <w:t xml:space="preserve">”</w:t>
@@ -1317,271 +2664,1276 @@
         <w:t xml:space="preserve"> </w:t>
       </w:r>
       <w:r>
-        <w:t xml:space="preserve">in title, abstract and/or keywords.</w:t>
-      </w:r>
-      <w:r>
-        <w:t xml:space="preserve"> </w:t>
-      </w:r>
-      <w:r>
-        <w:t xml:space="preserve">Out of these 100 journals, we selected all journals with at least 10% of articles containing the search string</w:t>
-      </w:r>
-      <w:r>
-        <w:t xml:space="preserve"> </w:t>
-      </w:r>
-      <w:r>
-        <w:t xml:space="preserve">“</w:t>
-      </w:r>
-      <w:r>
-        <w:t xml:space="preserve">experiment*</w:t>
-      </w:r>
-      <w:r>
-        <w:t xml:space="preserve">”</w:t>
+        <w:t xml:space="preserve">(</w:t>
+      </w:r>
+      <w:hyperlink w:anchor="ref-nuijten2017validity">
+        <w:r>
+          <w:rPr>
+            <w:rStyle w:val="Hyperlink"/>
+          </w:rPr>
+          <w:t xml:space="preserve">Nuijten et al., 2017, p. 27</w:t>
+        </w:r>
+      </w:hyperlink>
+      <w:r>
+        <w:t xml:space="preserve">)</w:t>
       </w:r>
       <w:r>
         <w:t xml:space="preserve">.</w:t>
       </w:r>
-      <w:r>
-        <w:t xml:space="preserve"> </w:t>
-      </w:r>
-      <w:r>
-        <w:t xml:space="preserve">Out of the remaining 37 journals, we selected those journals that urged APA formatting either in the main body of the text or specifically regarding statistics in the author guidelines, resulting in nine remaining journals.</w:t>
-      </w:r>
-      <w:r>
-        <w:t xml:space="preserve"> </w:t>
-      </w:r>
-      <w:r>
-        <w:t xml:space="preserve">Moreover, to access the articles in .pdf format, the articles had to be either accessible to us through our library license, or open access, resulting in a final list of eight journals: Applied Psycholinguistics (APS), Bilingualism: Language and Cognition (BLC), Linguistic Approaches to Bilingualism (LAB), Language and Speech (LaS), Language Learning and Techology (LLT), Journal of Language and Social Psychology (LSP), Journal of Child Language (JCL), and Studies in Second Language Acquisition (SLA).</w:t>
-      </w:r>
     </w:p>
     <w:p>
       <w:pPr>
         <w:pStyle w:val="BodyText"/>
       </w:pPr>
       <w:r>
-        <w:t xml:space="preserve">We included only original research articles within the publication years of 2000-2023, excluding any book reviews, response articles, commentaries, editorials, corrigenda, errata, advertisements, etc.</w:t>
-      </w:r>
-      <w:r>
-        <w:t xml:space="preserve"> </w:t>
-      </w:r>
-      <w:r>
-        <w:t xml:space="preserve">Articles from LAB spanned 2011-2023, while the other journals spanned 2000-2023.</w:t>
-      </w:r>
-      <w:r>
-        <w:t xml:space="preserve"> </w:t>
-      </w:r>
-      <w:r>
-        <w:t xml:space="preserve">Statcheck could not parse 157 articles, likely related to issues with rendering the Chi-Squared symbol being erroneously converted from .pdf to .txt.</w:t>
-      </w:r>
-      <w:r>
-        <w:t xml:space="preserve"> </w:t>
-      </w:r>
-      <w:r>
-        <w:t xml:space="preserve">No assessable statistics were found by Statcheck in JCL articles from 2000 to 2002 and in SLA articles from 2004 to 2008.</w:t>
-      </w:r>
-      <w:r>
-        <w:t xml:space="preserve"> </w:t>
-      </w:r>
-      <w:r>
-        <w:t xml:space="preserve">This procedure resulted in 5804 research articles which were submitted to analysis.</w:t>
-      </w:r>
-    </w:p>
-    <w:bookmarkEnd w:id="33"/>
-    <w:bookmarkEnd w:id="34"/>
-    <w:bookmarkStart w:id="36" w:name="results"/>
+        <w:t xml:space="preserve">More elaborate automatic tools for the extraction of statistical information might allow for a more detailed and more accurate assessment of statistical reporting in the future</w:t>
+      </w:r>
+      <w:r>
+        <w:t xml:space="preserve"> </w:t>
+      </w:r>
+      <w:r>
+        <w:t xml:space="preserve">(e.g.</w:t>
+      </w:r>
+      <w:r>
+        <w:t xml:space="preserve"> </w:t>
+      </w:r>
+      <w:hyperlink w:anchor="ref-kalmbach2023rule">
+        <w:r>
+          <w:rPr>
+            <w:rStyle w:val="Hyperlink"/>
+          </w:rPr>
+          <w:t xml:space="preserve">Kalmbach et al., 2023</w:t>
+        </w:r>
+      </w:hyperlink>
+      <w:r>
+        <w:t xml:space="preserve">)</w:t>
+      </w:r>
+      <w:r>
+        <w:t xml:space="preserve">.</w:t>
+      </w:r>
+      <w:r>
+        <w:t xml:space="preserve"> </w:t>
+      </w:r>
+      <w:r>
+        <w:t xml:space="preserve">Despite its limitations, Statcheck provides a rough proxy of true inconsistency rates in the published literature and we hope the reader agrees that the prevalence of inconsistencies is a state of affairs that should be reflected upon.</w:t>
+      </w:r>
+    </w:p>
+    <w:bookmarkEnd w:id="42"/>
+    <w:bookmarkStart w:id="45" w:name="recommendations-for-the-field"/>
+    <w:p>
+      <w:pPr>
+        <w:pStyle w:val="Heading2"/>
+      </w:pPr>
+      <w:r>
+        <w:t xml:space="preserve">5.3 Recommendations for the field</w:t>
+      </w:r>
+    </w:p>
+    <w:p>
+      <w:pPr>
+        <w:pStyle w:val="FirstParagraph"/>
+      </w:pPr>
+      <w:r>
+        <w:t xml:space="preserve">There are concrete actionable steps the field of experimental linguistics can take to reduce statistical reporting inconsistencies.</w:t>
+      </w:r>
+      <w:r>
+        <w:t xml:space="preserve"> </w:t>
+      </w:r>
+      <w:r>
+        <w:t xml:space="preserve">In order to avoid simple copy-and-paste errors related to working in two separate programs for writing the manuscript and conducting the statistical analysis, authors should consider</w:t>
+      </w:r>
+      <w:r>
+        <w:t xml:space="preserve"> </w:t>
+      </w:r>
+      <w:r>
+        <w:t xml:space="preserve">‘</w:t>
+      </w:r>
+      <w:r>
+        <w:t xml:space="preserve">literate programming</w:t>
+      </w:r>
+      <w:r>
+        <w:t xml:space="preserve">’</w:t>
+      </w:r>
+      <w:r>
+        <w:t xml:space="preserve">, i.e. an integration of analysis code and prose into a single, dynamic document</w:t>
+      </w:r>
+      <w:r>
+        <w:t xml:space="preserve"> </w:t>
+      </w:r>
+      <w:r>
+        <w:t xml:space="preserve">(</w:t>
+      </w:r>
+      <w:hyperlink w:anchor="ref-casillas2023opening">
+        <w:r>
+          <w:rPr>
+            <w:rStyle w:val="Hyperlink"/>
+          </w:rPr>
+          <w:t xml:space="preserve">Casillas et al., 2023</w:t>
+        </w:r>
+      </w:hyperlink>
+      <w:r>
+        <w:t xml:space="preserve">;</w:t>
+      </w:r>
+      <w:r>
+        <w:t xml:space="preserve"> </w:t>
+      </w:r>
+      <w:hyperlink w:anchor="ref-knuth1984literate">
+        <w:r>
+          <w:rPr>
+            <w:rStyle w:val="Hyperlink"/>
+          </w:rPr>
+          <w:t xml:space="preserve">Knuth, 1984</w:t>
+        </w:r>
+      </w:hyperlink>
+      <w:r>
+        <w:t xml:space="preserve">)</w:t>
+      </w:r>
+      <w:r>
+        <w:t xml:space="preserve">.</w:t>
+      </w:r>
+      <w:r>
+        <w:t xml:space="preserve"> </w:t>
+      </w:r>
+      <w:r>
+        <w:t xml:space="preserve">Several implementations of literate programming are freely available to researchers including common R markdown files (Rmd) and Quarto markdown files (qmd).</w:t>
+      </w:r>
+      <w:r>
+        <w:t xml:space="preserve"> </w:t>
+      </w:r>
+      <w:r>
+        <w:t xml:space="preserve">Literate programming can ensure that values derived from the statistical analysis are automatically integrated into the manuscript document, avoiding errors that might happen during a manual transfer from one program to the other.</w:t>
+      </w:r>
+    </w:p>
+    <w:p>
+      <w:pPr>
+        <w:pStyle w:val="BodyText"/>
+      </w:pPr>
+      <w:r>
+        <w:t xml:space="preserve">Authors should generally engage in transparent and reproducible practices that can reduce human error or at least make them detectable by sharing their derived data (i.e. the anonymized data table that was analyzed) as well as a detailed description of their statistical protocol, ideally in form of reproducible scripts.</w:t>
+      </w:r>
+      <w:r>
+        <w:t xml:space="preserve"> </w:t>
+      </w:r>
+      <w:r>
+        <w:t xml:space="preserve">Sharing reproducible analyses with reviewers allows the reviewers the reproduce the authors’ analyses, possibly detect errors or even inappropriate statistical choices before publication, thus improving the quality and robustness of the final product.</w:t>
+      </w:r>
+      <w:r>
+        <w:t xml:space="preserve"> </w:t>
+      </w:r>
+      <w:r>
+        <w:t xml:space="preserve">Moreover, publicly sharing their analyses has numerous benefits to the authors themselves beyond error detection: Open data and materials can facilitate collaboration</w:t>
+      </w:r>
+      <w:r>
+        <w:t xml:space="preserve"> </w:t>
+      </w:r>
+      <w:r>
+        <w:t xml:space="preserve">(</w:t>
+      </w:r>
+      <w:hyperlink w:anchor="ref-boland2017ten">
+        <w:r>
+          <w:rPr>
+            <w:rStyle w:val="Hyperlink"/>
+          </w:rPr>
+          <w:t xml:space="preserve">Boland et al., 2017</w:t>
+        </w:r>
+      </w:hyperlink>
+      <w:r>
+        <w:t xml:space="preserve">)</w:t>
+      </w:r>
+      <w:r>
+        <w:t xml:space="preserve">, increase efficiency and sustainability</w:t>
+      </w:r>
+      <w:r>
+        <w:t xml:space="preserve"> </w:t>
+      </w:r>
+      <w:r>
+        <w:t xml:space="preserve">(</w:t>
+      </w:r>
+      <w:hyperlink w:anchor="ref-lowndes2017our">
+        <w:r>
+          <w:rPr>
+            <w:rStyle w:val="Hyperlink"/>
+          </w:rPr>
+          <w:t xml:space="preserve">Lowndes et al., 2017</w:t>
+        </w:r>
+      </w:hyperlink>
+      <w:r>
+        <w:t xml:space="preserve">)</w:t>
+      </w:r>
+      <w:r>
+        <w:t xml:space="preserve">, and are cited more often</w:t>
+      </w:r>
+      <w:r>
+        <w:t xml:space="preserve"> </w:t>
+      </w:r>
+      <w:r>
+        <w:t xml:space="preserve">(</w:t>
+      </w:r>
+      <w:hyperlink w:anchor="ref-colavizza2020citation">
+        <w:r>
+          <w:rPr>
+            <w:rStyle w:val="Hyperlink"/>
+          </w:rPr>
+          <w:t xml:space="preserve">Colavizza et al., 2020</w:t>
+        </w:r>
+      </w:hyperlink>
+      <w:r>
+        <w:t xml:space="preserve">)</w:t>
+      </w:r>
+      <w:r>
+        <w:t xml:space="preserve">.</w:t>
+      </w:r>
+    </w:p>
+    <w:p>
+      <w:pPr>
+        <w:pStyle w:val="BodyText"/>
+      </w:pPr>
+      <w:r>
+        <w:t xml:space="preserve">Reviewers can additionally check the statistical reporting consistency in the manuscript by using tools such as Statcheck</w:t>
+      </w:r>
+      <w:r>
+        <w:t xml:space="preserve"> </w:t>
+      </w:r>
+      <w:r>
+        <w:t xml:space="preserve">(</w:t>
+      </w:r>
+      <w:hyperlink w:anchor="ref-nuijten2023statcheck">
+        <w:r>
+          <w:rPr>
+            <w:rStyle w:val="Hyperlink"/>
+          </w:rPr>
+          <w:t xml:space="preserve">Nuijten &amp; Epskamp, 2024</w:t>
+        </w:r>
+      </w:hyperlink>
+      <w:r>
+        <w:t xml:space="preserve">, http://statcheck.io)</w:t>
+      </w:r>
+      <w:r>
+        <w:t xml:space="preserve"> </w:t>
+      </w:r>
+      <w:r>
+        <w:t xml:space="preserve">or p-checker</w:t>
+      </w:r>
+      <w:r>
+        <w:t xml:space="preserve"> </w:t>
+      </w:r>
+      <w:r>
+        <w:t xml:space="preserve">(</w:t>
+      </w:r>
+      <w:hyperlink w:anchor="ref-schonbrodt2015p">
+        <w:r>
+          <w:rPr>
+            <w:rStyle w:val="Hyperlink"/>
+          </w:rPr>
+          <w:t xml:space="preserve">Schönbrodt, 2015</w:t>
+        </w:r>
+      </w:hyperlink>
+      <w:r>
+        <w:t xml:space="preserve">, http://shinyapps.org/apps/p-checker/)</w:t>
+      </w:r>
+      <w:r>
+        <w:t xml:space="preserve">.</w:t>
+      </w:r>
+      <w:r>
+        <w:t xml:space="preserve"> </w:t>
+      </w:r>
+      <w:r>
+        <w:t xml:space="preserve">Reviewers could consider requesting data and scripts during peer review.</w:t>
+      </w:r>
+      <w:r>
+        <w:t xml:space="preserve"> </w:t>
+      </w:r>
+      <w:r>
+        <w:t xml:space="preserve">Such requests might be particularly justified when inconsistencies are apparent.</w:t>
+      </w:r>
+      <w:r>
+        <w:t xml:space="preserve"> </w:t>
+      </w:r>
+      <w:r>
+        <w:t xml:space="preserve">Explicitly requesting to share data might already instill additional care and quality checks when authors prepare their materials, but also allows the reviewers to carefully reproduce the results, and critically evaluate all choices made in the statistical analysis</w:t>
+      </w:r>
+      <w:r>
+        <w:t xml:space="preserve"> </w:t>
+      </w:r>
+      <w:r>
+        <w:t xml:space="preserve">(</w:t>
+      </w:r>
+      <w:hyperlink w:anchor="ref-sakaluk2014analytic">
+        <w:r>
+          <w:rPr>
+            <w:rStyle w:val="Hyperlink"/>
+          </w:rPr>
+          <w:t xml:space="preserve">Sakaluk et al., 2014</w:t>
+        </w:r>
+      </w:hyperlink>
+      <w:r>
+        <w:t xml:space="preserve">)</w:t>
+      </w:r>
+      <w:r>
+        <w:t xml:space="preserve">.</w:t>
+      </w:r>
+      <w:r>
+        <w:t xml:space="preserve"> </w:t>
+      </w:r>
+      <w:r>
+        <w:t xml:space="preserve">Recent evidence suggest experimental linguistics are still characterized by a pluralism of statistical approaches, even when trying to answer the same research question</w:t>
+      </w:r>
+      <w:r>
+        <w:t xml:space="preserve"> </w:t>
+      </w:r>
+      <w:r>
+        <w:t xml:space="preserve">(</w:t>
+      </w:r>
+      <w:hyperlink w:anchor="ref-coretta_multidimensional_2023">
+        <w:r>
+          <w:rPr>
+            <w:rStyle w:val="Hyperlink"/>
+          </w:rPr>
+          <w:t xml:space="preserve">Coretta et al., 2023</w:t>
+        </w:r>
+      </w:hyperlink>
+      <w:r>
+        <w:t xml:space="preserve">)</w:t>
+      </w:r>
+      <w:r>
+        <w:t xml:space="preserve">.</w:t>
+      </w:r>
+      <w:r>
+        <w:t xml:space="preserve"> </w:t>
+      </w:r>
+      <w:r>
+        <w:t xml:space="preserve">Some of these approaches might be more appropriate than others</w:t>
+      </w:r>
+      <w:r>
+        <w:t xml:space="preserve"> </w:t>
+      </w:r>
+      <w:r>
+        <w:t xml:space="preserve">(</w:t>
+      </w:r>
+      <w:hyperlink w:anchor="ref-sondereggera2024advancements">
+        <w:r>
+          <w:rPr>
+            <w:rStyle w:val="Hyperlink"/>
+          </w:rPr>
+          <w:t xml:space="preserve">Sonderegger &amp; Sóskuthy, 2024</w:t>
+        </w:r>
+      </w:hyperlink>
+      <w:r>
+        <w:t xml:space="preserve">;</w:t>
+      </w:r>
+      <w:r>
+        <w:t xml:space="preserve"> </w:t>
+      </w:r>
+      <w:hyperlink w:anchor="ref-vasishth2023some">
+        <w:r>
+          <w:rPr>
+            <w:rStyle w:val="Hyperlink"/>
+          </w:rPr>
+          <w:t xml:space="preserve">Vasishth, 2023</w:t>
+        </w:r>
+      </w:hyperlink>
+      <w:r>
+        <w:t xml:space="preserve">)</w:t>
+      </w:r>
+      <w:r>
+        <w:t xml:space="preserve">, so more thorough evaluations of how researchers arrive at their statistical conclusions might elevate their analytical robustness.</w:t>
+      </w:r>
+      <w:r>
+        <w:t xml:space="preserve"> </w:t>
+      </w:r>
+      <w:r>
+        <w:t xml:space="preserve">Moreover, a turn towards inferential frameworks that do not focus on binary decision procedures such as the null hypothesis significance testing framework, might alleviate some of the biases we observed in the direction of inconsistencies</w:t>
+      </w:r>
+      <w:r>
+        <w:t xml:space="preserve"> </w:t>
+      </w:r>
+      <w:r>
+        <w:t xml:space="preserve">(</w:t>
+      </w:r>
+      <w:hyperlink w:anchor="ref-cumming2014new">
+        <w:r>
+          <w:rPr>
+            <w:rStyle w:val="Hyperlink"/>
+          </w:rPr>
+          <w:t xml:space="preserve">Cumming, 2014</w:t>
+        </w:r>
+      </w:hyperlink>
+      <w:r>
+        <w:t xml:space="preserve">;</w:t>
+      </w:r>
+      <w:r>
+        <w:t xml:space="preserve"> </w:t>
+      </w:r>
+      <w:hyperlink w:anchor="ref-vasishth2018statistical">
+        <w:r>
+          <w:rPr>
+            <w:rStyle w:val="Hyperlink"/>
+          </w:rPr>
+          <w:t xml:space="preserve">Vasishth et al., 2018</w:t>
+        </w:r>
+      </w:hyperlink>
+      <w:r>
+        <w:t xml:space="preserve">)</w:t>
+      </w:r>
+      <w:r>
+        <w:t xml:space="preserve">.</w:t>
+      </w:r>
+    </w:p>
+    <w:p>
+      <w:pPr>
+        <w:pStyle w:val="BodyText"/>
+      </w:pPr>
+      <w:r>
+        <w:t xml:space="preserve">Journal editors could explicitly recommend consistency checks with algorithms such as Statcheck during peer review, a practice that has been taken up on by several journals from neighboring disciplines (Psychological Science</w:t>
+      </w:r>
+      <w:r>
+        <w:rPr>
+          <w:rStyle w:val="FootnoteReference"/>
+        </w:rPr>
+        <w:footnoteReference w:id="43"/>
+      </w:r>
+      <w:r>
+        <w:t xml:space="preserve">, Advances in Methods and Practices in Psychological Science</w:t>
+      </w:r>
+      <w:r>
+        <w:rPr>
+          <w:rStyle w:val="FootnoteReference"/>
+        </w:rPr>
+        <w:footnoteReference w:id="44"/>
+      </w:r>
+      <w:r>
+        <w:t xml:space="preserve">, Stress &amp; Health</w:t>
+      </w:r>
+      <w:r>
+        <w:t xml:space="preserve"> </w:t>
+      </w:r>
+      <w:r>
+        <w:t xml:space="preserve">Barber (</w:t>
+      </w:r>
+      <w:hyperlink w:anchor="ref-barber2017meticulous">
+        <w:r>
+          <w:rPr>
+            <w:rStyle w:val="Hyperlink"/>
+          </w:rPr>
+          <w:t xml:space="preserve">2017</w:t>
+        </w:r>
+      </w:hyperlink>
+      <w:r>
+        <w:t xml:space="preserve">)</w:t>
+      </w:r>
+      <w:r>
+        <w:t xml:space="preserve">).</w:t>
+      </w:r>
+      <w:r>
+        <w:t xml:space="preserve"> </w:t>
+      </w:r>
+      <w:r>
+        <w:t xml:space="preserve">Editors could also demand, recommend or at least encourage data sharing for publication in their journal.</w:t>
+      </w:r>
+      <w:r>
+        <w:t xml:space="preserve"> </w:t>
+      </w:r>
+      <w:r>
+        <w:t xml:space="preserve">Data sharing policies have been shown to substantially increase the reproducibility of analyses</w:t>
+      </w:r>
+      <w:r>
+        <w:t xml:space="preserve"> </w:t>
+      </w:r>
+      <w:r>
+        <w:t xml:space="preserve">(e.g.,</w:t>
+      </w:r>
+      <w:r>
+        <w:t xml:space="preserve"> </w:t>
+      </w:r>
+      <w:hyperlink w:anchor="ref-hardwicke2018data">
+        <w:r>
+          <w:rPr>
+            <w:rStyle w:val="Hyperlink"/>
+          </w:rPr>
+          <w:t xml:space="preserve">Hardwicke et al., 2018</w:t>
+        </w:r>
+      </w:hyperlink>
+      <w:r>
+        <w:t xml:space="preserve">;</w:t>
+      </w:r>
+      <w:r>
+        <w:t xml:space="preserve"> </w:t>
+      </w:r>
+      <w:hyperlink w:anchor="ref-laurinavichyute2022share">
+        <w:r>
+          <w:rPr>
+            <w:rStyle w:val="Hyperlink"/>
+          </w:rPr>
+          <w:t xml:space="preserve">Laurinavichyute et al., 2022</w:t>
+        </w:r>
+      </w:hyperlink>
+      <w:r>
+        <w:t xml:space="preserve">)</w:t>
+      </w:r>
+      <w:r>
+        <w:t xml:space="preserve"> </w:t>
+      </w:r>
+      <w:r>
+        <w:t xml:space="preserve">and a number of linguistic journals have already implemented such policies, including journals within our sample.</w:t>
+      </w:r>
+      <w:r>
+        <w:t xml:space="preserve"> </w:t>
+      </w:r>
+      <w:r>
+        <w:t xml:space="preserve">Having said that, open data policies which for example the Journal of Memory and Language introduced in 2018 did not seem to have affected the proportion of statistical inconsistencies after their introduction.</w:t>
+      </w:r>
+      <w:r>
+        <w:t xml:space="preserve"> </w:t>
+      </w:r>
+      <w:r>
+        <w:t xml:space="preserve">The inconsistency rates for JML (and other journals) were rather stable across time, so open data alone might not resolve the issue without further changes to the research eco-system.</w:t>
+      </w:r>
+    </w:p>
+    <w:p>
+      <w:pPr>
+        <w:pStyle w:val="BodyText"/>
+      </w:pPr>
+      <w:r>
+        <w:t xml:space="preserve">Researchers make errors.</w:t>
+      </w:r>
+      <w:r>
+        <w:t xml:space="preserve"> </w:t>
+      </w:r>
+      <w:r>
+        <w:t xml:space="preserve">Researchers have biases.</w:t>
+      </w:r>
+      <w:r>
+        <w:t xml:space="preserve"> </w:t>
+      </w:r>
+      <w:r>
+        <w:t xml:space="preserve">This is who we are as humans and there is not much we can do about our nature.</w:t>
+      </w:r>
+      <w:r>
+        <w:t xml:space="preserve"> </w:t>
+      </w:r>
+      <w:r>
+        <w:t xml:space="preserve">Being aware of this fact and how it might affect research might help us to make possibly negative consequences detectable and preventable.</w:t>
+      </w:r>
+    </w:p>
+    <w:bookmarkEnd w:id="45"/>
+    <w:bookmarkEnd w:id="46"/>
+    <w:bookmarkStart w:id="153" w:name="references"/>
     <w:p>
       <w:pPr>
         <w:pStyle w:val="Heading1"/>
       </w:pPr>
       <w:r>
-        <w:t xml:space="preserve">4. Results</w:t>
-      </w:r>
-    </w:p>
-    <w:bookmarkStart w:id="35" w:name="prevalence-of-inconsistencies"/>
-    <w:p>
-      <w:pPr>
-        <w:pStyle w:val="Heading2"/>
-      </w:pPr>
-      <w:r>
-        <w:t xml:space="preserve">4.1 Prevalence of inconsistencies</w:t>
-      </w:r>
-    </w:p>
-    <w:p>
-      <w:pPr>
-        <w:pStyle w:val="FirstParagraph"/>
-      </w:pPr>
-      <w:r>
-        <w:t xml:space="preserve">The results are summarized in</w:t>
-      </w:r>
-      <w:r>
-        <w:t xml:space="preserve"> </w:t>
-      </w:r>
-      <w:hyperlink w:anchor="tbl-summary">
-        <w:r>
-          <w:rPr>
-            <w:rStyle w:val="Hyperlink"/>
-          </w:rPr>
-          <w:t xml:space="preserve">Table 1</w:t>
-        </w:r>
-      </w:hyperlink>
+        <w:t xml:space="preserve">6. References</w:t>
+      </w:r>
+    </w:p>
+    <w:bookmarkStart w:id="139" w:name="refs"/>
+    <w:bookmarkStart w:id="48" w:name="ref-APA2020"/>
+    <w:p>
+      <w:pPr>
+        <w:pStyle w:val="Bibliography"/>
+      </w:pPr>
+      <w:r>
+        <w:t xml:space="preserve">American Psychological Association. (2020).</w:t>
+      </w:r>
+      <w:r>
+        <w:t xml:space="preserve"> </w:t>
+      </w:r>
+      <w:r>
+        <w:rPr>
+          <w:i/>
+          <w:iCs/>
+        </w:rPr>
+        <w:t xml:space="preserve">Publication manual of the</w:t>
+      </w:r>
+      <w:r>
+        <w:rPr>
+          <w:i/>
+          <w:iCs/>
+        </w:rPr>
+        <w:t xml:space="preserve"> </w:t>
+      </w:r>
+      <w:r>
+        <w:rPr>
+          <w:i/>
+          <w:iCs/>
+        </w:rPr>
+        <w:t xml:space="preserve">American Psychological Association</w:t>
+      </w:r>
+      <w:r>
+        <w:t xml:space="preserve"> </w:t>
+      </w:r>
+      <w:r>
+        <w:t xml:space="preserve">(7th ed.). Author.</w:t>
+      </w:r>
+      <w:r>
+        <w:t xml:space="preserve"> </w:t>
+      </w:r>
+      <w:hyperlink r:id="rId47">
+        <w:r>
+          <w:rPr>
+            <w:rStyle w:val="Hyperlink"/>
+          </w:rPr>
+          <w:t xml:space="preserve">https://doi.org/10.1037/0000173-000</w:t>
+        </w:r>
+      </w:hyperlink>
+    </w:p>
+    <w:bookmarkEnd w:id="48"/>
+    <w:bookmarkStart w:id="50" w:name="ref-arvan2022reproducibility"/>
+    <w:p>
+      <w:pPr>
+        <w:pStyle w:val="Bibliography"/>
+      </w:pPr>
+      <w:r>
+        <w:t xml:space="preserve">Arvan, M., Pina, L., &amp; Parde, N. (2022). Reproducibility in computational linguistics: Is source code enough?</w:t>
+      </w:r>
+      <w:r>
+        <w:t xml:space="preserve"> </w:t>
+      </w:r>
+      <w:r>
+        <w:rPr>
+          <w:i/>
+          <w:iCs/>
+        </w:rPr>
+        <w:t xml:space="preserve">Proceedings of the 2022 Conference on Empirical Methods in Natural Language Processing</w:t>
+      </w:r>
+      <w:r>
+        <w:t xml:space="preserve">, 2350–2361.</w:t>
+      </w:r>
+      <w:r>
+        <w:t xml:space="preserve"> </w:t>
+      </w:r>
+      <w:hyperlink r:id="rId49">
+        <w:r>
+          <w:rPr>
+            <w:rStyle w:val="Hyperlink"/>
+          </w:rPr>
+          <w:t xml:space="preserve">https://doi.org/10.18653/v1/2022.emnlp-main.150</w:t>
+        </w:r>
+      </w:hyperlink>
+    </w:p>
+    <w:bookmarkEnd w:id="50"/>
+    <w:bookmarkStart w:id="52" w:name="ref-bakker2011mis"/>
+    <w:p>
+      <w:pPr>
+        <w:pStyle w:val="Bibliography"/>
+      </w:pPr>
+      <w:r>
+        <w:t xml:space="preserve">Bakker, M., &amp; Wicherts, J. M. (2011). The (mis) reporting of statistical results in psychology journals.</w:t>
+      </w:r>
+      <w:r>
+        <w:t xml:space="preserve"> </w:t>
+      </w:r>
+      <w:r>
+        <w:rPr>
+          <w:i/>
+          <w:iCs/>
+        </w:rPr>
+        <w:t xml:space="preserve">Behavior Research Methods</w:t>
+      </w:r>
+      <w:r>
+        <w:t xml:space="preserve">,</w:t>
+      </w:r>
+      <w:r>
+        <w:t xml:space="preserve"> </w:t>
+      </w:r>
+      <w:r>
+        <w:rPr>
+          <w:i/>
+          <w:iCs/>
+        </w:rPr>
+        <w:t xml:space="preserve">43</w:t>
+      </w:r>
+      <w:r>
+        <w:t xml:space="preserve">, 666–678.</w:t>
+      </w:r>
+      <w:r>
+        <w:t xml:space="preserve"> </w:t>
+      </w:r>
+      <w:hyperlink r:id="rId51">
+        <w:r>
+          <w:rPr>
+            <w:rStyle w:val="Hyperlink"/>
+          </w:rPr>
+          <w:t xml:space="preserve">https://doi.org/10.3758/s13428-011-0089-5</w:t>
+        </w:r>
+      </w:hyperlink>
+    </w:p>
+    <w:bookmarkEnd w:id="52"/>
+    <w:bookmarkStart w:id="54" w:name="ref-bakker2014outlier"/>
+    <w:p>
+      <w:pPr>
+        <w:pStyle w:val="Bibliography"/>
+      </w:pPr>
+      <w:r>
+        <w:t xml:space="preserve">Bakker, M., &amp; Wicherts, J. M. (2014). Outlier removal and the relation with reporting errors and quality of psychological research.</w:t>
+      </w:r>
+      <w:r>
+        <w:t xml:space="preserve"> </w:t>
+      </w:r>
+      <w:r>
+        <w:rPr>
+          <w:i/>
+          <w:iCs/>
+        </w:rPr>
+        <w:t xml:space="preserve">PloS One</w:t>
+      </w:r>
+      <w:r>
+        <w:t xml:space="preserve">,</w:t>
+      </w:r>
+      <w:r>
+        <w:t xml:space="preserve"> </w:t>
+      </w:r>
+      <w:r>
+        <w:rPr>
+          <w:i/>
+          <w:iCs/>
+        </w:rPr>
+        <w:t xml:space="preserve">9</w:t>
+      </w:r>
+      <w:r>
+        <w:t xml:space="preserve">(7), e103360.</w:t>
+      </w:r>
+      <w:r>
+        <w:t xml:space="preserve"> </w:t>
+      </w:r>
+      <w:hyperlink r:id="rId53">
+        <w:r>
+          <w:rPr>
+            <w:rStyle w:val="Hyperlink"/>
+          </w:rPr>
+          <w:t xml:space="preserve">https://doi.org/10.1371/journal.pone.0103360</w:t>
+        </w:r>
+      </w:hyperlink>
+    </w:p>
+    <w:bookmarkEnd w:id="54"/>
+    <w:bookmarkStart w:id="56" w:name="ref-barber2017meticulous"/>
+    <w:p>
+      <w:pPr>
+        <w:pStyle w:val="Bibliography"/>
+      </w:pPr>
+      <w:r>
+        <w:t xml:space="preserve">Barber, L. K. (2017). Meticulous manuscripts, messy results: Working together for robust science reporting.</w:t>
+      </w:r>
+      <w:r>
+        <w:t xml:space="preserve"> </w:t>
+      </w:r>
+      <w:r>
+        <w:rPr>
+          <w:i/>
+          <w:iCs/>
+        </w:rPr>
+        <w:t xml:space="preserve">Stress &amp; Health</w:t>
+      </w:r>
+      <w:r>
+        <w:t xml:space="preserve">,</w:t>
+      </w:r>
+      <w:r>
+        <w:t xml:space="preserve"> </w:t>
+      </w:r>
+      <w:r>
+        <w:rPr>
+          <w:i/>
+          <w:iCs/>
+        </w:rPr>
+        <w:t xml:space="preserve">33</w:t>
+      </w:r>
+      <w:r>
+        <w:t xml:space="preserve">(2), 89–91.</w:t>
+      </w:r>
+      <w:r>
+        <w:t xml:space="preserve"> </w:t>
+      </w:r>
+      <w:hyperlink r:id="rId55">
+        <w:r>
+          <w:rPr>
+            <w:rStyle w:val="Hyperlink"/>
+          </w:rPr>
+          <w:t xml:space="preserve">https://doi.org/10.1002/smi.2756</w:t>
+        </w:r>
+      </w:hyperlink>
+    </w:p>
+    <w:bookmarkEnd w:id="56"/>
+    <w:bookmarkStart w:id="58" w:name="ref-berle2007inconsistencies"/>
+    <w:p>
+      <w:pPr>
+        <w:pStyle w:val="Bibliography"/>
+      </w:pPr>
+      <w:r>
+        <w:t xml:space="preserve">Berle, D., &amp; Starcevic, V. (2007). Inconsistencies between reported test statistics and p-values in two psychiatry journals.</w:t>
+      </w:r>
+      <w:r>
+        <w:t xml:space="preserve"> </w:t>
+      </w:r>
+      <w:r>
+        <w:rPr>
+          <w:i/>
+          <w:iCs/>
+        </w:rPr>
+        <w:t xml:space="preserve">International Journal of Methods in Psychiatric Research</w:t>
+      </w:r>
+      <w:r>
+        <w:t xml:space="preserve">,</w:t>
+      </w:r>
+      <w:r>
+        <w:t xml:space="preserve"> </w:t>
+      </w:r>
+      <w:r>
+        <w:rPr>
+          <w:i/>
+          <w:iCs/>
+        </w:rPr>
+        <w:t xml:space="preserve">16</w:t>
+      </w:r>
+      <w:r>
+        <w:t xml:space="preserve">(4), 202–207.</w:t>
+      </w:r>
+      <w:r>
+        <w:t xml:space="preserve"> </w:t>
+      </w:r>
+      <w:hyperlink r:id="rId57">
+        <w:r>
+          <w:rPr>
+            <w:rStyle w:val="Hyperlink"/>
+          </w:rPr>
+          <w:t xml:space="preserve">https://doi.org/10.1002/mpr.225</w:t>
+        </w:r>
+      </w:hyperlink>
+    </w:p>
+    <w:bookmarkEnd w:id="58"/>
+    <w:bookmarkStart w:id="60" w:name="ref-bochynska2023reproducible"/>
+    <w:p>
+      <w:pPr>
+        <w:pStyle w:val="Bibliography"/>
+      </w:pPr>
+      <w:r>
+        <w:t xml:space="preserve">Bochynska, A., Keeble, L., Halfacre, C., Casillas, J. V., Champagne, I.-A., Chen, K., Röthlisberger, M., Buchanan, E. M., &amp; Roettger, T. (2023). Reproducible research practices and transparency across linguistics.</w:t>
+      </w:r>
+      <w:r>
+        <w:t xml:space="preserve"> </w:t>
+      </w:r>
+      <w:r>
+        <w:rPr>
+          <w:i/>
+          <w:iCs/>
+        </w:rPr>
+        <w:t xml:space="preserve">Glossa Psycholinguistics</w:t>
+      </w:r>
+      <w:r>
+        <w:t xml:space="preserve">,</w:t>
+      </w:r>
+      <w:r>
+        <w:t xml:space="preserve"> </w:t>
+      </w:r>
+      <w:r>
+        <w:rPr>
+          <w:i/>
+          <w:iCs/>
+        </w:rPr>
+        <w:t xml:space="preserve">2</w:t>
+      </w:r>
+      <w:r>
+        <w:t xml:space="preserve">(1).</w:t>
+      </w:r>
+      <w:r>
+        <w:t xml:space="preserve"> </w:t>
+      </w:r>
+      <w:hyperlink r:id="rId59">
+        <w:r>
+          <w:rPr>
+            <w:rStyle w:val="Hyperlink"/>
+          </w:rPr>
+          <w:t xml:space="preserve">https://doi.org/10.5070/G6011239</w:t>
+        </w:r>
+      </w:hyperlink>
+    </w:p>
+    <w:bookmarkEnd w:id="60"/>
+    <w:bookmarkStart w:id="62" w:name="ref-boland2017ten"/>
+    <w:p>
+      <w:pPr>
+        <w:pStyle w:val="Bibliography"/>
+      </w:pPr>
+      <w:r>
+        <w:t xml:space="preserve">Boland, M. R., Karczewski, K. J., &amp; Tatonetti, N. P. (2017). Ten simple rules to enable multi-site collaborations through data sharing. In</w:t>
+      </w:r>
+      <w:r>
+        <w:t xml:space="preserve"> </w:t>
+      </w:r>
+      <w:r>
+        <w:rPr>
+          <w:i/>
+          <w:iCs/>
+        </w:rPr>
+        <w:t xml:space="preserve">PLoS computational biology</w:t>
+      </w:r>
+      <w:r>
+        <w:t xml:space="preserve"> </w:t>
+      </w:r>
+      <w:r>
+        <w:t xml:space="preserve">(1; Vol. 13, p. e1005278). Public Library of Science San Francisco, CA USA.</w:t>
+      </w:r>
+      <w:r>
+        <w:t xml:space="preserve"> </w:t>
+      </w:r>
+      <w:hyperlink r:id="rId61">
+        <w:r>
+          <w:rPr>
+            <w:rStyle w:val="Hyperlink"/>
+          </w:rPr>
+          <w:t xml:space="preserve">https://doi.org/10.1371/journal.pcbi.1005278</w:t>
+        </w:r>
+      </w:hyperlink>
+    </w:p>
+    <w:bookmarkEnd w:id="62"/>
+    <w:bookmarkStart w:id="64" w:name="ref-buckley2023estimating"/>
+    <w:p>
+      <w:pPr>
+        <w:pStyle w:val="Bibliography"/>
+      </w:pPr>
+      <w:r>
+        <w:t xml:space="preserve">Buckley, J., Hyland, T., &amp; Seery, N. (2023). Estimating the replicability of technology education research.</w:t>
+      </w:r>
+      <w:r>
+        <w:t xml:space="preserve"> </w:t>
+      </w:r>
+      <w:r>
+        <w:rPr>
+          <w:i/>
+          <w:iCs/>
+        </w:rPr>
+        <w:t xml:space="preserve">International Journal of Technology and Design Education</w:t>
+      </w:r>
+      <w:r>
+        <w:t xml:space="preserve">,</w:t>
+      </w:r>
+      <w:r>
+        <w:t xml:space="preserve"> </w:t>
+      </w:r>
+      <w:r>
+        <w:rPr>
+          <w:i/>
+          <w:iCs/>
+        </w:rPr>
+        <w:t xml:space="preserve">33</w:t>
+      </w:r>
+      <w:r>
+        <w:t xml:space="preserve">(4), 1243–1264.</w:t>
+      </w:r>
+      <w:r>
+        <w:t xml:space="preserve"> </w:t>
+      </w:r>
+      <w:hyperlink r:id="rId63">
+        <w:r>
+          <w:rPr>
+            <w:rStyle w:val="Hyperlink"/>
+          </w:rPr>
+          <w:t xml:space="preserve">https://doi.org/10.1007/s10798-022-09787-6</w:t>
+        </w:r>
+      </w:hyperlink>
+    </w:p>
+    <w:bookmarkEnd w:id="64"/>
+    <w:bookmarkStart w:id="66" w:name="ref-caperos2013consistency"/>
+    <w:p>
+      <w:pPr>
+        <w:pStyle w:val="Bibliography"/>
+      </w:pPr>
+      <w:r>
+        <w:t xml:space="preserve">Caperos, J. M., &amp; Pardo, A. (2013). Consistency errors in p-values reported in spanish psychology journals.</w:t>
+      </w:r>
+      <w:r>
+        <w:t xml:space="preserve"> </w:t>
+      </w:r>
+      <w:r>
+        <w:rPr>
+          <w:i/>
+          <w:iCs/>
+        </w:rPr>
+        <w:t xml:space="preserve">Psicothema</w:t>
+      </w:r>
+      <w:r>
+        <w:t xml:space="preserve">,</w:t>
+      </w:r>
+      <w:r>
+        <w:t xml:space="preserve"> </w:t>
+      </w:r>
+      <w:r>
+        <w:rPr>
+          <w:i/>
+          <w:iCs/>
+        </w:rPr>
+        <w:t xml:space="preserve">25</w:t>
+      </w:r>
+      <w:r>
+        <w:t xml:space="preserve">(3), 408–414.</w:t>
+      </w:r>
+      <w:r>
+        <w:t xml:space="preserve"> </w:t>
+      </w:r>
+      <w:hyperlink r:id="rId65">
+        <w:r>
+          <w:rPr>
+            <w:rStyle w:val="Hyperlink"/>
+          </w:rPr>
+          <w:t xml:space="preserve">https://doi.org/10.7334/psicothema2012.207</w:t>
+        </w:r>
+      </w:hyperlink>
+    </w:p>
+    <w:bookmarkEnd w:id="66"/>
+    <w:bookmarkStart w:id="68" w:name="ref-casillas2023opening"/>
+    <w:p>
+      <w:pPr>
+        <w:pStyle w:val="Bibliography"/>
+      </w:pPr>
+      <w:r>
+        <w:t xml:space="preserve">Casillas, J. V., Constantin-Dureci, G., Rascón, I. A., Shao, J., Rodrı́guez, S. A., Gadamsetty, A., Minetti, A., Laungani, K., Thatcher, J., Gardere, R.-T., et al. (2023).</w:t>
+      </w:r>
+      <w:r>
+        <w:t xml:space="preserve"> </w:t>
+      </w:r>
+      <w:r>
+        <w:rPr>
+          <w:i/>
+          <w:iCs/>
+        </w:rPr>
+        <w:t xml:space="preserve">Opening open science to all: Demystifying reproducibility and transparency practices in linguistic research</w:t>
+      </w:r>
       <w:r>
         <w:t xml:space="preserve">.</w:t>
       </w:r>
       <w:r>
         <w:t xml:space="preserve"> </w:t>
       </w:r>
-      <w:r>
-        <w:t xml:space="preserve">Out of 5804 articles, 3059 articles contained statistical tests that statcheck could assess (53%), amounting to 39532 assessable p-values.</w:t>
-      </w:r>
-      <w:r>
-        <w:t xml:space="preserve"> </w:t>
-      </w:r>
-      <w:r>
-        <w:t xml:space="preserve">5166 p-values were flagged as inconsistent (13.1%) out of which 655 were considered decision inconsistencies (1.7%) (see</w:t>
-      </w:r>
-      <w:r>
-        <w:t xml:space="preserve"> </w:t>
-      </w:r>
-      <w:hyperlink w:anchor="tbl-summary">
-        <w:r>
-          <w:rPr>
-            <w:rStyle w:val="Hyperlink"/>
-          </w:rPr>
-          <w:t xml:space="preserve">Table 1</w:t>
-        </w:r>
-      </w:hyperlink>
-      <w:r>
-        <w:t xml:space="preserve">).</w:t>
-      </w:r>
-    </w:p>
-    <w:p>
-      <w:pPr>
-        <w:pStyle w:val="BodyText"/>
-      </w:pPr>
-      <w:r>
-        <w:t xml:space="preserve">The proportion of inconsistencies ranged from 10 to 22% across journals (1 to 7% for decision inconsistencies) (see</w:t>
-      </w:r>
-      <w:r>
-        <w:t xml:space="preserve"> </w:t>
-      </w:r>
-      <w:hyperlink w:anchor="fig-stacked-bar">
-        <w:r>
-          <w:rPr>
-            <w:rStyle w:val="Hyperlink"/>
-          </w:rPr>
-          <w:t xml:space="preserve">Figure 1</w:t>
-        </w:r>
-      </w:hyperlink>
-      <w:r>
-        <w:t xml:space="preserve">).</w:t>
-      </w:r>
-      <w:r>
-        <w:t xml:space="preserve"> </w:t>
-      </w:r>
-      <w:r>
-        <w:t xml:space="preserve">These rates appear to be stable across year of publication (see</w:t>
-      </w:r>
-      <w:r>
-        <w:t xml:space="preserve"> </w:t>
-      </w:r>
-      <w:hyperlink w:anchor="fig-year-prop">
-        <w:r>
-          <w:rPr>
-            <w:rStyle w:val="Hyperlink"/>
-          </w:rPr>
-          <w:t xml:space="preserve">Figure 2</w:t>
-        </w:r>
-      </w:hyperlink>
-      <w:r>
-        <w:t xml:space="preserve">).</w:t>
-      </w:r>
-      <w:r>
-        <w:t xml:space="preserve"> </w:t>
-      </w:r>
-      <w:r>
-        <w:t xml:space="preserve">On average, 50% of assessable articles contained one or more inconsistencies (journals range from 43 to 56%) and 13% contained one or more decision inconsistencies (journals range from 11 to 15%).</w:t>
-      </w:r>
-    </w:p>
-    <w:p>
-      <w:pPr>
-        <w:pStyle w:val="BodyText"/>
-      </w:pPr>
-      <w:r>
-        <w:t xml:space="preserve">When examining reported against recalculated p-values for all inconsistencies (see</w:t>
-      </w:r>
-      <w:r>
-        <w:t xml:space="preserve"> </w:t>
-      </w:r>
-      <w:hyperlink w:anchor="fig-scatter">
-        <w:r>
-          <w:rPr>
-            <w:rStyle w:val="Hyperlink"/>
-          </w:rPr>
-          <w:t xml:space="preserve">Figure 3</w:t>
-        </w:r>
-      </w:hyperlink>
-      <w:r>
-        <w:t xml:space="preserve">), we can identify certain spatial patterns (only inconsistencies that are based on</w:t>
-      </w:r>
-      <w:r>
-        <w:t xml:space="preserve"> </w:t>
-      </w:r>
-      <w:r>
-        <w:t xml:space="preserve">‘</w:t>
-      </w:r>
-      <w:r>
-        <w:t xml:space="preserve">=</w:t>
-      </w:r>
-      <w:r>
-        <w:t xml:space="preserve">’</w:t>
-      </w:r>
-      <w:r>
-        <w:t xml:space="preserve"> </w:t>
-      </w:r>
-      <w:r>
-        <w:t xml:space="preserve">comparisons were included to make them easier to interpret, n = 3779 out of 5166).</w:t>
-      </w:r>
-      <w:r>
-        <w:t xml:space="preserve"> </w:t>
-      </w:r>
-      <w:r>
-        <w:t xml:space="preserve">First, the center of density of points is located in the bottom left corner with more p-values reported closer to the most common alpha level of 0.05.</w:t>
-      </w:r>
-      <w:r>
-        <w:t xml:space="preserve"> </w:t>
-      </w:r>
-      <w:r>
-        <w:t xml:space="preserve">This is not surprising, since the quantitative sciences exhibit a documented publication bias, with hypotheses being more often confirmed (and thus p &lt; .05) than not</w:t>
-      </w:r>
-      <w:r>
-        <w:t xml:space="preserve"> </w:t>
-      </w:r>
-      <w:r>
-        <w:t xml:space="preserve">(</w:t>
-      </w:r>
-      <w:hyperlink w:anchor="ref-franco2014publication">
-        <w:r>
-          <w:rPr>
-            <w:rStyle w:val="Hyperlink"/>
-          </w:rPr>
-          <w:t xml:space="preserve">Franco et al., 2014</w:t>
-        </w:r>
-      </w:hyperlink>
-      <w:r>
-        <w:t xml:space="preserve">;</w:t>
-      </w:r>
-      <w:r>
-        <w:t xml:space="preserve"> </w:t>
-      </w:r>
-      <w:hyperlink w:anchor="ref-sterling1959publication">
-        <w:r>
-          <w:rPr>
-            <w:rStyle w:val="Hyperlink"/>
-          </w:rPr>
-          <w:t xml:space="preserve">Sterling, 1959</w:t>
-        </w:r>
-      </w:hyperlink>
-      <w:r>
-        <w:t xml:space="preserve">)</w:t>
+      <w:hyperlink r:id="rId67">
+        <w:r>
+          <w:rPr>
+            <w:rStyle w:val="Hyperlink"/>
+          </w:rPr>
+          <w:t xml:space="preserve">https://doi.org/10.31234/osf.io/spz4w</w:t>
+        </w:r>
+      </w:hyperlink>
+    </w:p>
+    <w:bookmarkEnd w:id="68"/>
+    <w:bookmarkStart w:id="70" w:name="ref-claesen2023data"/>
+    <w:p>
+      <w:pPr>
+        <w:pStyle w:val="Bibliography"/>
+      </w:pPr>
+      <w:r>
+        <w:t xml:space="preserve">Claesen, A., Vanpaemel, W., Maerten, A.-S., Verliefde, T., Tuerlinckx, F., &amp; Heyman, T. (2023). Data sharing upon request and statistical consistency errors in psychology: A replication of wicherts, bakker and molenaar (2011).</w:t>
+      </w:r>
+      <w:r>
+        <w:t xml:space="preserve"> </w:t>
+      </w:r>
+      <w:r>
+        <w:rPr>
+          <w:i/>
+          <w:iCs/>
+        </w:rPr>
+        <w:t xml:space="preserve">Plos One</w:t>
+      </w:r>
+      <w:r>
+        <w:t xml:space="preserve">,</w:t>
+      </w:r>
+      <w:r>
+        <w:t xml:space="preserve"> </w:t>
+      </w:r>
+      <w:r>
+        <w:rPr>
+          <w:i/>
+          <w:iCs/>
+        </w:rPr>
+        <w:t xml:space="preserve">18</w:t>
+      </w:r>
+      <w:r>
+        <w:t xml:space="preserve">(4), e0284243.</w:t>
+      </w:r>
+      <w:r>
+        <w:t xml:space="preserve"> </w:t>
+      </w:r>
+      <w:hyperlink r:id="rId69">
+        <w:r>
+          <w:rPr>
+            <w:rStyle w:val="Hyperlink"/>
+          </w:rPr>
+          <w:t xml:space="preserve">https://doi.org/10.1371/journal.pone.0284243</w:t>
+        </w:r>
+      </w:hyperlink>
+    </w:p>
+    <w:bookmarkEnd w:id="70"/>
+    <w:bookmarkStart w:id="72" w:name="ref-colavizza2020citation"/>
+    <w:p>
+      <w:pPr>
+        <w:pStyle w:val="Bibliography"/>
+      </w:pPr>
+      <w:r>
+        <w:t xml:space="preserve">Colavizza, G., Hrynaszkiewicz, I., Staden, I., Whitaker, K., &amp; McGillivray, B. (2020). The citation advantage of linking publications to research data.</w:t>
+      </w:r>
+      <w:r>
+        <w:t xml:space="preserve"> </w:t>
+      </w:r>
+      <w:r>
+        <w:rPr>
+          <w:i/>
+          <w:iCs/>
+        </w:rPr>
+        <w:t xml:space="preserve">PloS One</w:t>
+      </w:r>
+      <w:r>
+        <w:t xml:space="preserve">,</w:t>
+      </w:r>
+      <w:r>
+        <w:t xml:space="preserve"> </w:t>
+      </w:r>
+      <w:r>
+        <w:rPr>
+          <w:i/>
+          <w:iCs/>
+        </w:rPr>
+        <w:t xml:space="preserve">15</w:t>
+      </w:r>
+      <w:r>
+        <w:t xml:space="preserve">(4), e0230416.</w:t>
+      </w:r>
+      <w:r>
+        <w:t xml:space="preserve"> </w:t>
+      </w:r>
+      <w:hyperlink r:id="rId71">
+        <w:r>
+          <w:rPr>
+            <w:rStyle w:val="Hyperlink"/>
+          </w:rPr>
+          <w:t xml:space="preserve">https://doi.org/10.1371/journal.pone.0230416</w:t>
+        </w:r>
+      </w:hyperlink>
+    </w:p>
+    <w:bookmarkEnd w:id="72"/>
+    <w:bookmarkStart w:id="74" w:name="ref-colombo2018statistical"/>
+    <w:p>
+      <w:pPr>
+        <w:pStyle w:val="Bibliography"/>
+      </w:pPr>
+      <w:r>
+        <w:t xml:space="preserve">Colombo, M., Duev, G., Nuijten, M. B., &amp; Sprenger, J. (2018). Statistical reporting inconsistencies in experimental philosophy.</w:t>
+      </w:r>
+      <w:r>
+        <w:t xml:space="preserve"> </w:t>
+      </w:r>
+      <w:r>
+        <w:rPr>
+          <w:i/>
+          <w:iCs/>
+        </w:rPr>
+        <w:t xml:space="preserve">PloS One</w:t>
+      </w:r>
+      <w:r>
+        <w:t xml:space="preserve">,</w:t>
+      </w:r>
+      <w:r>
+        <w:t xml:space="preserve"> </w:t>
+      </w:r>
+      <w:r>
+        <w:rPr>
+          <w:i/>
+          <w:iCs/>
+        </w:rPr>
+        <w:t xml:space="preserve">13</w:t>
+      </w:r>
+      <w:r>
+        <w:t xml:space="preserve">(4), e0194360.</w:t>
+      </w:r>
+      <w:r>
+        <w:t xml:space="preserve"> </w:t>
+      </w:r>
+      <w:hyperlink r:id="rId73">
+        <w:r>
+          <w:rPr>
+            <w:rStyle w:val="Hyperlink"/>
+          </w:rPr>
+          <w:t xml:space="preserve">https://doi.org/10.1371/journal.pone.0194360</w:t>
+        </w:r>
+      </w:hyperlink>
+    </w:p>
+    <w:bookmarkEnd w:id="74"/>
+    <w:bookmarkStart w:id="76" w:name="ref-coretta_multidimensional_2023"/>
+    <w:p>
+      <w:pPr>
+        <w:pStyle w:val="Bibliography"/>
+      </w:pPr>
+      <w:r>
+        <w:t xml:space="preserve">Coretta, S., Casillas, J. V., Roessig, S., Franke, M., Ahn, B., Al-Hoorie, A. H., Al-Tamimi, J., Alotaibi, N. E., AlShakhori, M. K., Altmiller, R. M., Arantes, P., Athanasopoulou, A., Baese-Berk, M. M., Bailey, G., Sangma, C. B. A., Beier, E. J., Benavides, G. M., Benker, N., BensonMeyer, E. P., … Roettger, T. B. (2023). Multidimensional</w:t>
+      </w:r>
+      <w:r>
+        <w:t xml:space="preserve"> </w:t>
+      </w:r>
+      <w:r>
+        <w:t xml:space="preserve">Signals</w:t>
+      </w:r>
+      <w:r>
+        <w:t xml:space="preserve"> </w:t>
+      </w:r>
+      <w:r>
+        <w:t xml:space="preserve">and</w:t>
+      </w:r>
+      <w:r>
+        <w:t xml:space="preserve"> </w:t>
+      </w:r>
+      <w:r>
+        <w:t xml:space="preserve">Analytic</w:t>
+      </w:r>
+      <w:r>
+        <w:t xml:space="preserve"> </w:t>
+      </w:r>
+      <w:r>
+        <w:t xml:space="preserve">Flexibility</w:t>
+      </w:r>
+      <w:r>
+        <w:t xml:space="preserve">:</w:t>
+      </w:r>
+      <w:r>
+        <w:t xml:space="preserve"> </w:t>
+      </w:r>
+      <w:r>
+        <w:t xml:space="preserve">Estimating</w:t>
+      </w:r>
+      <w:r>
+        <w:t xml:space="preserve"> </w:t>
+      </w:r>
+      <w:r>
+        <w:t xml:space="preserve">Degrees</w:t>
+      </w:r>
+      <w:r>
+        <w:t xml:space="preserve"> </w:t>
+      </w:r>
+      <w:r>
+        <w:t xml:space="preserve">of</w:t>
+      </w:r>
+      <w:r>
+        <w:t xml:space="preserve"> </w:t>
+      </w:r>
+      <w:r>
+        <w:t xml:space="preserve">Freedom</w:t>
+      </w:r>
+      <w:r>
+        <w:t xml:space="preserve"> </w:t>
+      </w:r>
+      <w:r>
+        <w:t xml:space="preserve">in</w:t>
+      </w:r>
+      <w:r>
+        <w:t xml:space="preserve"> </w:t>
+      </w:r>
+      <w:r>
+        <w:t xml:space="preserve">Human</w:t>
+      </w:r>
+      <w:r>
+        <w:t xml:space="preserve">-</w:t>
+      </w:r>
+      <w:r>
+        <w:t xml:space="preserve">Speech</w:t>
+      </w:r>
+      <w:r>
+        <w:t xml:space="preserve"> </w:t>
+      </w:r>
+      <w:r>
+        <w:t xml:space="preserve">Analyses</w:t>
       </w:r>
       <w:r>
         <w:t xml:space="preserve">.</w:t>
@@ -1590,235 +3942,901 @@
         <w:t xml:space="preserve"> </w:t>
       </w:r>
       <w:r>
-        <w:t xml:space="preserve">Second, there is a linear density of points along the diagonal axis which corresponds to numerically small inconsistencies, some of which might be related to simple rounding errors.</w:t>
-      </w:r>
-      <w:r>
-        <w:t xml:space="preserve"> </w:t>
-      </w:r>
-      <w:r>
-        <w:t xml:space="preserve">However, comparing the diagonal to the black line, which represents a linear model predicting recalculated by reported p-values, we can see a clear divergence of what is expected if inconsistencies were equally likely in both directions.</w:t>
-      </w:r>
-      <w:r>
-        <w:t xml:space="preserve"> </w:t>
-      </w:r>
-      <w:r>
-        <w:t xml:space="preserve">The slope of the regression line is flatter than the diagonal axis which means that, on average, inconsistencies have a tendency to exhibit smaller reported p-values than their recalculated counterparts.</w:t>
-      </w:r>
-      <w:r>
-        <w:t xml:space="preserve"> </w:t>
-      </w:r>
-      <w:r>
-        <w:t xml:space="preserve">Similarly, inconsistencies that report the p-value as being larger or smaller than a reference value (e.g. p &gt; 0.05 or p &lt; 0.05 ) are not equally prevalent.</w:t>
-      </w:r>
-      <w:r>
-        <w:t xml:space="preserve"> </w:t>
-      </w:r>
-      <w:r>
-        <w:t xml:space="preserve">There were 4.4% of inconsistencies with p being reported as larger than a reference but 7.4% inconsistencies with p being reported as smaller than a reference (e.g. p &lt; 0.05).</w:t>
-      </w:r>
-      <w:r>
-        <w:t xml:space="preserve"> </w:t>
-      </w:r>
-      <w:r>
-        <w:t xml:space="preserve">So even if we assumed these inconsistencies were merely typos of the comparison sign, inconsistencies that erroneously report the p-value to be smaller than a reference value are more frequent than inconsistencies that erroneously report the p-value to be larger than a reference value.</w:t>
-      </w:r>
-      <w:r>
-        <w:t xml:space="preserve"> </w:t>
-      </w:r>
-      <w:r>
-        <w:t xml:space="preserve">These biases are also reflected in decision inconsistencies.</w:t>
-      </w:r>
-      <w:r>
-        <w:t xml:space="preserve"> </w:t>
-      </w:r>
-      <w:r>
-        <w:t xml:space="preserve">Of all decision inconsistencies (n = 655), 71% represent cases in which a reported significant result (p &lt; 0.05) is recalculated as non-significant (p &gt; 0.05).</w:t>
-      </w:r>
-    </w:p>
-    <w:bookmarkEnd w:id="35"/>
-    <w:bookmarkEnd w:id="36"/>
-    <w:bookmarkStart w:id="42" w:name="discussion-and-recommendations"/>
-    <w:p>
-      <w:pPr>
-        <w:pStyle w:val="Heading1"/>
-      </w:pPr>
-      <w:r>
-        <w:t xml:space="preserve">5. Discussion and Recommendations</w:t>
-      </w:r>
-    </w:p>
-    <w:bookmarkStart w:id="37" w:name="Xcd7de0e19ca801d7a52c9abe83845a9f085b1a6"/>
-    <w:p>
-      <w:pPr>
-        <w:pStyle w:val="Heading2"/>
-      </w:pPr>
-      <w:r>
-        <w:t xml:space="preserve">5.1. Statistical reporting inconsistencies are prevalent</w:t>
-      </w:r>
-    </w:p>
-    <w:p>
-      <w:pPr>
-        <w:pStyle w:val="FirstParagraph"/>
-      </w:pPr>
-      <w:r>
-        <w:t xml:space="preserve">The present study found a large amount of statistical reporting inconsistencies across a sample of 5804 experimental linguistic articles, containing 39532 assessable p-values.</w:t>
-      </w:r>
-      <w:r>
-        <w:t xml:space="preserve"> </w:t>
-      </w:r>
-      <w:r>
-        <w:t xml:space="preserve">13.1% of all p-values were flagged as inconsistent and 1.7% were flagged as decision inconsistencies, i.e. the reported p-value is on the opposite side of the alpha threshold than the recalculated p-value.</w:t>
-      </w:r>
-      <w:r>
-        <w:t xml:space="preserve"> </w:t>
-      </w:r>
-      <w:r>
-        <w:t xml:space="preserve">On average, 50% of assessable articles contained at least one inconsistency and 13% contained at least one decision inconsistency.</w:t>
-      </w:r>
-    </w:p>
-    <w:p>
-      <w:pPr>
-        <w:pStyle w:val="BodyText"/>
-      </w:pPr>
-      <w:r>
-        <w:t xml:space="preserve">The present study can be considered a conceptual replication of previous studies investigating statistical-reporting inconsistency across different disciplines</w:t>
-      </w:r>
-      <w:r>
-        <w:t xml:space="preserve"> </w:t>
-      </w:r>
-      <w:r>
-        <w:t xml:space="preserve">(</w:t>
-      </w:r>
-      <w:hyperlink w:anchor="ref-bakker2011mis">
-        <w:r>
-          <w:rPr>
-            <w:rStyle w:val="Hyperlink"/>
-          </w:rPr>
-          <w:t xml:space="preserve">Bakker &amp; Wicherts, 2011</w:t>
-        </w:r>
-      </w:hyperlink>
+        <w:rPr>
+          <w:i/>
+          <w:iCs/>
+        </w:rPr>
+        <w:t xml:space="preserve">Advances in Methods and Practices in Psychological Science</w:t>
+      </w:r>
       <w:r>
         <w:t xml:space="preserve">,</w:t>
       </w:r>
       <w:r>
         <w:t xml:space="preserve"> </w:t>
       </w:r>
-      <w:hyperlink w:anchor="ref-bakker2014outlier">
-        <w:r>
-          <w:rPr>
-            <w:rStyle w:val="Hyperlink"/>
-          </w:rPr>
-          <w:t xml:space="preserve">2014</w:t>
-        </w:r>
-      </w:hyperlink>
-      <w:r>
-        <w:t xml:space="preserve">;</w:t>
-      </w:r>
-      <w:r>
-        <w:t xml:space="preserve"> </w:t>
-      </w:r>
-      <w:hyperlink w:anchor="ref-caperos2013consistency">
-        <w:r>
-          <w:rPr>
-            <w:rStyle w:val="Hyperlink"/>
-          </w:rPr>
-          <w:t xml:space="preserve">Caperos &amp; Pardo, 2013</w:t>
-        </w:r>
-      </w:hyperlink>
-      <w:r>
-        <w:t xml:space="preserve">;</w:t>
-      </w:r>
-      <w:r>
-        <w:t xml:space="preserve"> </w:t>
-      </w:r>
-      <w:hyperlink w:anchor="ref-veldkamp2014statistical">
-        <w:r>
-          <w:rPr>
-            <w:rStyle w:val="Hyperlink"/>
-          </w:rPr>
-          <w:t xml:space="preserve">Veldkamp et al., 2014</w:t>
-        </w:r>
-      </w:hyperlink>
-      <w:r>
-        <w:t xml:space="preserve">;</w:t>
-      </w:r>
-      <w:r>
-        <w:t xml:space="preserve"> </w:t>
-      </w:r>
-      <w:hyperlink w:anchor="ref-wicherts2011willingness">
-        <w:r>
-          <w:rPr>
-            <w:rStyle w:val="Hyperlink"/>
-          </w:rPr>
-          <w:t xml:space="preserve">Wicherts et al., 2011</w:t>
-        </w:r>
-      </w:hyperlink>
-      <w:r>
-        <w:t xml:space="preserve">)</w:t>
-      </w:r>
-      <w:r>
-        <w:t xml:space="preserve"> </w:t>
-      </w:r>
-      <w:r>
-        <w:t xml:space="preserve">and most recent such assessment using Statcheck</w:t>
-      </w:r>
-      <w:r>
-        <w:t xml:space="preserve"> </w:t>
-      </w:r>
-      <w:r>
-        <w:t xml:space="preserve">(</w:t>
-      </w:r>
-      <w:hyperlink w:anchor="ref-buckley2023estimating">
-        <w:r>
-          <w:rPr>
-            <w:rStyle w:val="Hyperlink"/>
-          </w:rPr>
-          <w:t xml:space="preserve">Buckley et al., 2023</w:t>
-        </w:r>
-      </w:hyperlink>
-      <w:r>
-        <w:t xml:space="preserve">;</w:t>
-      </w:r>
-      <w:r>
-        <w:t xml:space="preserve"> </w:t>
-      </w:r>
-      <w:hyperlink w:anchor="ref-colombo2018statistical">
-        <w:r>
-          <w:rPr>
-            <w:rStyle w:val="Hyperlink"/>
-          </w:rPr>
-          <w:t xml:space="preserve">Colombo et al., 2018</w:t>
-        </w:r>
-      </w:hyperlink>
-      <w:r>
-        <w:t xml:space="preserve">;</w:t>
-      </w:r>
-      <w:r>
-        <w:t xml:space="preserve"> </w:t>
-      </w:r>
-      <w:hyperlink w:anchor="ref-gross2021fidelity">
-        <w:r>
-          <w:rPr>
-            <w:rStyle w:val="Hyperlink"/>
-          </w:rPr>
-          <w:t xml:space="preserve">Groß, 2021</w:t>
-        </w:r>
-      </w:hyperlink>
-      <w:r>
-        <w:t xml:space="preserve">;</w:t>
-      </w:r>
-      <w:r>
-        <w:t xml:space="preserve"> </w:t>
-      </w:r>
-      <w:hyperlink w:anchor="ref-nuijten2016prevalence">
-        <w:r>
-          <w:rPr>
-            <w:rStyle w:val="Hyperlink"/>
-          </w:rPr>
-          <w:t xml:space="preserve">Nuijten et al., 2016</w:t>
-        </w:r>
-      </w:hyperlink>
-      <w:r>
-        <w:t xml:space="preserve">)</w:t>
+      <w:r>
+        <w:rPr>
+          <w:i/>
+          <w:iCs/>
+        </w:rPr>
+        <w:t xml:space="preserve">6</w:t>
+      </w:r>
+      <w:r>
+        <w:t xml:space="preserve">(3), 25152459231162567.</w:t>
+      </w:r>
+      <w:r>
+        <w:t xml:space="preserve"> </w:t>
+      </w:r>
+      <w:hyperlink r:id="rId75">
+        <w:r>
+          <w:rPr>
+            <w:rStyle w:val="Hyperlink"/>
+          </w:rPr>
+          <w:t xml:space="preserve">https://doi.org/10.1177/25152459231162567</w:t>
+        </w:r>
+      </w:hyperlink>
+    </w:p>
+    <w:bookmarkEnd w:id="76"/>
+    <w:bookmarkStart w:id="77" w:name="ref-cumming2014new"/>
+    <w:p>
+      <w:pPr>
+        <w:pStyle w:val="Bibliography"/>
+      </w:pPr>
+      <w:r>
+        <w:t xml:space="preserve">Cumming, G. (2014). The new statistics: Why and how.</w:t>
+      </w:r>
+      <w:r>
+        <w:t xml:space="preserve"> </w:t>
+      </w:r>
+      <w:r>
+        <w:rPr>
+          <w:i/>
+          <w:iCs/>
+        </w:rPr>
+        <w:t xml:space="preserve">Psychological Science</w:t>
+      </w:r>
+      <w:r>
+        <w:t xml:space="preserve">,</w:t>
+      </w:r>
+      <w:r>
+        <w:t xml:space="preserve"> </w:t>
+      </w:r>
+      <w:r>
+        <w:rPr>
+          <w:i/>
+          <w:iCs/>
+        </w:rPr>
+        <w:t xml:space="preserve">25</w:t>
+      </w:r>
+      <w:r>
+        <w:t xml:space="preserve">(1), 7–29.</w:t>
+      </w:r>
+    </w:p>
+    <w:bookmarkEnd w:id="77"/>
+    <w:bookmarkStart w:id="78" w:name="ref-de2015cognitive"/>
+    <w:p>
+      <w:pPr>
+        <w:pStyle w:val="Bibliography"/>
+      </w:pPr>
+      <w:r>
+        <w:t xml:space="preserve">De Bruin, A., Treccani, B., &amp; Della Sala, S. (2015). Cognitive advantage in bilingualism: An example of publication bias?</w:t>
+      </w:r>
+      <w:r>
+        <w:t xml:space="preserve"> </w:t>
+      </w:r>
+      <w:r>
+        <w:rPr>
+          <w:i/>
+          <w:iCs/>
+        </w:rPr>
+        <w:t xml:space="preserve">Psychological Science</w:t>
+      </w:r>
+      <w:r>
+        <w:t xml:space="preserve">,</w:t>
+      </w:r>
+      <w:r>
+        <w:t xml:space="preserve"> </w:t>
+      </w:r>
+      <w:r>
+        <w:rPr>
+          <w:i/>
+          <w:iCs/>
+        </w:rPr>
+        <w:t xml:space="preserve">26</w:t>
+      </w:r>
+      <w:r>
+        <w:t xml:space="preserve">(1), 99–107.</w:t>
+      </w:r>
+    </w:p>
+    <w:bookmarkEnd w:id="78"/>
+    <w:bookmarkStart w:id="80" w:name="ref-franco2014publication"/>
+    <w:p>
+      <w:pPr>
+        <w:pStyle w:val="Bibliography"/>
+      </w:pPr>
+      <w:r>
+        <w:t xml:space="preserve">Franco, A., Malhotra, N., &amp; Simonovits, G. (2014). Publication bias in the social sciences: Unlocking the file drawer.</w:t>
+      </w:r>
+      <w:r>
+        <w:t xml:space="preserve"> </w:t>
+      </w:r>
+      <w:r>
+        <w:rPr>
+          <w:i/>
+          <w:iCs/>
+        </w:rPr>
+        <w:t xml:space="preserve">Science</w:t>
+      </w:r>
+      <w:r>
+        <w:t xml:space="preserve">,</w:t>
+      </w:r>
+      <w:r>
+        <w:t xml:space="preserve"> </w:t>
+      </w:r>
+      <w:r>
+        <w:rPr>
+          <w:i/>
+          <w:iCs/>
+        </w:rPr>
+        <w:t xml:space="preserve">345</w:t>
+      </w:r>
+      <w:r>
+        <w:t xml:space="preserve">(6203), 1502–1505.</w:t>
+      </w:r>
+      <w:r>
+        <w:t xml:space="preserve"> </w:t>
+      </w:r>
+      <w:hyperlink r:id="rId79">
+        <w:r>
+          <w:rPr>
+            <w:rStyle w:val="Hyperlink"/>
+          </w:rPr>
+          <w:t xml:space="preserve">https://doi.org/10.1126/science.1255484</w:t>
+        </w:r>
+      </w:hyperlink>
+    </w:p>
+    <w:bookmarkEnd w:id="80"/>
+    <w:bookmarkStart w:id="82" w:name="ref-fugelsang2004theory"/>
+    <w:p>
+      <w:pPr>
+        <w:pStyle w:val="Bibliography"/>
+      </w:pPr>
+      <w:r>
+        <w:t xml:space="preserve">Fugelsang, J. A., Stein, C. B., Green, A. E., &amp; Dunbar, K. N. (2004). Theory and data interactions of the scientific mind: Evidence from the molecular and the cognitive laboratory.</w:t>
+      </w:r>
+      <w:r>
+        <w:t xml:space="preserve"> </w:t>
+      </w:r>
+      <w:r>
+        <w:rPr>
+          <w:i/>
+          <w:iCs/>
+        </w:rPr>
+        <w:t xml:space="preserve">Canadian Journal of Experimental Psychology/Revue Canadienne de Psychologie Exp</w:t>
+      </w:r>
+      <w:r>
+        <w:rPr>
+          <w:i/>
+          <w:iCs/>
+        </w:rPr>
+        <w:t xml:space="preserve">é</w:t>
+      </w:r>
+      <w:r>
+        <w:rPr>
+          <w:i/>
+          <w:iCs/>
+        </w:rPr>
+        <w:t xml:space="preserve">rimentale</w:t>
+      </w:r>
+      <w:r>
+        <w:t xml:space="preserve">,</w:t>
+      </w:r>
+      <w:r>
+        <w:t xml:space="preserve"> </w:t>
+      </w:r>
+      <w:r>
+        <w:rPr>
+          <w:i/>
+          <w:iCs/>
+        </w:rPr>
+        <w:t xml:space="preserve">58</w:t>
+      </w:r>
+      <w:r>
+        <w:t xml:space="preserve">(2), 86.</w:t>
+      </w:r>
+      <w:r>
+        <w:t xml:space="preserve"> </w:t>
+      </w:r>
+      <w:hyperlink r:id="rId81">
+        <w:r>
+          <w:rPr>
+            <w:rStyle w:val="Hyperlink"/>
+          </w:rPr>
+          <w:t xml:space="preserve">https://doi.org/10.1037/h0085799</w:t>
+        </w:r>
+      </w:hyperlink>
+    </w:p>
+    <w:bookmarkEnd w:id="82"/>
+    <w:bookmarkStart w:id="84" w:name="ref-garcia2004incongruence"/>
+    <w:p>
+      <w:pPr>
+        <w:pStyle w:val="Bibliography"/>
+      </w:pPr>
+      <w:r>
+        <w:t xml:space="preserve">Garcı́a-Berthou, E., &amp; Alcaraz, C. (2004). Incongruence between test statistics and p values in medical papers.</w:t>
+      </w:r>
+      <w:r>
+        <w:t xml:space="preserve"> </w:t>
+      </w:r>
+      <w:r>
+        <w:rPr>
+          <w:i/>
+          <w:iCs/>
+        </w:rPr>
+        <w:t xml:space="preserve">BMC Medical Research Methodology</w:t>
+      </w:r>
+      <w:r>
+        <w:t xml:space="preserve">,</w:t>
+      </w:r>
+      <w:r>
+        <w:t xml:space="preserve"> </w:t>
+      </w:r>
+      <w:r>
+        <w:rPr>
+          <w:i/>
+          <w:iCs/>
+        </w:rPr>
+        <w:t xml:space="preserve">4</w:t>
+      </w:r>
+      <w:r>
+        <w:t xml:space="preserve">, 1–5.</w:t>
+      </w:r>
+      <w:r>
+        <w:t xml:space="preserve"> </w:t>
+      </w:r>
+      <w:hyperlink r:id="rId83">
+        <w:r>
+          <w:rPr>
+            <w:rStyle w:val="Hyperlink"/>
+          </w:rPr>
+          <w:t xml:space="preserve">https://doi.org/10.1186/1471-2288-4-13</w:t>
+        </w:r>
+      </w:hyperlink>
+    </w:p>
+    <w:bookmarkEnd w:id="84"/>
+    <w:bookmarkStart w:id="86" w:name="ref-green2018statcheck"/>
+    <w:p>
+      <w:pPr>
+        <w:pStyle w:val="Bibliography"/>
+      </w:pPr>
+      <w:r>
+        <w:t xml:space="preserve">Green, C. D., Abbas, S., Belliveau, A., Beribisky, N., Davidson, I. J., DiGiovanni, J., Heidari, C., Martin, S. M., Oosenbrug, E., &amp; Wainewright, L. M. (2018). Statcheck in canada: What proportion of CPA journal articles contain errors in the reporting of p-values?</w:t>
+      </w:r>
+      <w:r>
+        <w:t xml:space="preserve"> </w:t>
+      </w:r>
+      <w:r>
+        <w:rPr>
+          <w:i/>
+          <w:iCs/>
+        </w:rPr>
+        <w:t xml:space="preserve">Canadian Psychology/Psychologie Canadienne</w:t>
+      </w:r>
+      <w:r>
+        <w:t xml:space="preserve">,</w:t>
+      </w:r>
+      <w:r>
+        <w:t xml:space="preserve"> </w:t>
+      </w:r>
+      <w:r>
+        <w:rPr>
+          <w:i/>
+          <w:iCs/>
+        </w:rPr>
+        <w:t xml:space="preserve">59</w:t>
+      </w:r>
+      <w:r>
+        <w:t xml:space="preserve">(3), 203.</w:t>
+      </w:r>
+      <w:r>
+        <w:t xml:space="preserve"> </w:t>
+      </w:r>
+      <w:hyperlink r:id="rId85">
+        <w:r>
+          <w:rPr>
+            <w:rStyle w:val="Hyperlink"/>
+          </w:rPr>
+          <w:t xml:space="preserve">https://doi.org/10.1037/cap0000139</w:t>
+        </w:r>
+      </w:hyperlink>
+    </w:p>
+    <w:bookmarkEnd w:id="86"/>
+    <w:bookmarkStart w:id="88" w:name="ref-gross2021fidelity"/>
+    <w:p>
+      <w:pPr>
+        <w:pStyle w:val="Bibliography"/>
+      </w:pPr>
+      <w:r>
+        <w:t xml:space="preserve">Groß, T. (2021). Fidelity of statistical reporting in 10 years of cyber security user studies.</w:t>
+      </w:r>
+      <w:r>
+        <w:t xml:space="preserve"> </w:t>
+      </w:r>
+      <w:r>
+        <w:rPr>
+          <w:i/>
+          <w:iCs/>
+        </w:rPr>
+        <w:t xml:space="preserve">Socio-Technical Aspects in Security and Trust: 9th International Workshop, STAST 2019, Luxembourg City, Luxembourg, September 26, 2019, Revised Selected Papers 9</w:t>
+      </w:r>
+      <w:r>
+        <w:t xml:space="preserve">, 3–26.</w:t>
+      </w:r>
+      <w:r>
+        <w:t xml:space="preserve"> </w:t>
+      </w:r>
+      <w:hyperlink r:id="rId87">
+        <w:r>
+          <w:rPr>
+            <w:rStyle w:val="Hyperlink"/>
+          </w:rPr>
+          <w:t xml:space="preserve">https://doi.org/10.1007/978-3-030-55958-8_1</w:t>
+        </w:r>
+      </w:hyperlink>
+    </w:p>
+    <w:bookmarkEnd w:id="88"/>
+    <w:bookmarkStart w:id="90" w:name="ref-hardwicke2018data"/>
+    <w:p>
+      <w:pPr>
+        <w:pStyle w:val="Bibliography"/>
+      </w:pPr>
+      <w:r>
+        <w:t xml:space="preserve">Hardwicke, T. E., Mathur, M. B., MacDonald, K., Nilsonne, G., Banks, G. C., Kidwell, M. C., Hofelich Mohr, A., Clayton, E., Yoon, E. J., Henry Tessler, M., et al. (2018). Data availability, reusability, and analytic reproducibility: Evaluating the impact of a mandatory open data policy at the journal cognition.</w:t>
+      </w:r>
+      <w:r>
+        <w:t xml:space="preserve"> </w:t>
+      </w:r>
+      <w:r>
+        <w:rPr>
+          <w:i/>
+          <w:iCs/>
+        </w:rPr>
+        <w:t xml:space="preserve">Royal Society Open Science</w:t>
+      </w:r>
+      <w:r>
+        <w:t xml:space="preserve">,</w:t>
+      </w:r>
+      <w:r>
+        <w:t xml:space="preserve"> </w:t>
+      </w:r>
+      <w:r>
+        <w:rPr>
+          <w:i/>
+          <w:iCs/>
+        </w:rPr>
+        <w:t xml:space="preserve">5</w:t>
+      </w:r>
+      <w:r>
+        <w:t xml:space="preserve">(8), 180448.</w:t>
+      </w:r>
+      <w:r>
+        <w:t xml:space="preserve"> </w:t>
+      </w:r>
+      <w:hyperlink r:id="rId89">
+        <w:r>
+          <w:rPr>
+            <w:rStyle w:val="Hyperlink"/>
+          </w:rPr>
+          <w:t xml:space="preserve">https://doi.org/10.1098/rsos.180448</w:t>
+        </w:r>
+      </w:hyperlink>
+    </w:p>
+    <w:bookmarkEnd w:id="90"/>
+    <w:bookmarkStart w:id="92" w:name="ref-isbell2022misconduct"/>
+    <w:p>
+      <w:pPr>
+        <w:pStyle w:val="Bibliography"/>
+      </w:pPr>
+      <w:r>
+        <w:t xml:space="preserve">Isbell, D. R., Brown, D., Chen, M., Derrick, D. J., Ghanem, R., Arvizu, M. N. G., Schnur, E., Zhang, M., &amp; Plonsky, L. (2022). Misconduct and questionable research practices: The ethics of quantitative data handling and reporting in applied linguistics.</w:t>
+      </w:r>
+      <w:r>
+        <w:t xml:space="preserve"> </w:t>
+      </w:r>
+      <w:r>
+        <w:rPr>
+          <w:i/>
+          <w:iCs/>
+        </w:rPr>
+        <w:t xml:space="preserve">The Modern Language Journal</w:t>
+      </w:r>
+      <w:r>
+        <w:t xml:space="preserve">,</w:t>
+      </w:r>
+      <w:r>
+        <w:t xml:space="preserve"> </w:t>
+      </w:r>
+      <w:r>
+        <w:rPr>
+          <w:i/>
+          <w:iCs/>
+        </w:rPr>
+        <w:t xml:space="preserve">106</w:t>
+      </w:r>
+      <w:r>
+        <w:t xml:space="preserve">(1), 172–195.</w:t>
+      </w:r>
+      <w:r>
+        <w:t xml:space="preserve"> </w:t>
+      </w:r>
+      <w:hyperlink r:id="rId91">
+        <w:r>
+          <w:rPr>
+            <w:rStyle w:val="Hyperlink"/>
+          </w:rPr>
+          <w:t xml:space="preserve">https://doi.org/10.1111/modl.12760</w:t>
+        </w:r>
+      </w:hyperlink>
+    </w:p>
+    <w:bookmarkEnd w:id="92"/>
+    <w:bookmarkStart w:id="93" w:name="ref-isbilen2022statistical"/>
+    <w:p>
+      <w:pPr>
+        <w:pStyle w:val="Bibliography"/>
+      </w:pPr>
+      <w:r>
+        <w:t xml:space="preserve">Isbilen, E. S., &amp; Christiansen, M. H. (2022). Statistical learning of language: A meta-analysis into 25 years of research.</w:t>
+      </w:r>
+      <w:r>
+        <w:t xml:space="preserve"> </w:t>
+      </w:r>
+      <w:r>
+        <w:rPr>
+          <w:i/>
+          <w:iCs/>
+        </w:rPr>
+        <w:t xml:space="preserve">Cognitive Science</w:t>
+      </w:r>
+      <w:r>
+        <w:t xml:space="preserve">,</w:t>
+      </w:r>
+      <w:r>
+        <w:t xml:space="preserve"> </w:t>
+      </w:r>
+      <w:r>
+        <w:rPr>
+          <w:i/>
+          <w:iCs/>
+        </w:rPr>
+        <w:t xml:space="preserve">46</w:t>
+      </w:r>
+      <w:r>
+        <w:t xml:space="preserve">(9), e13198.</w:t>
+      </w:r>
+    </w:p>
+    <w:bookmarkEnd w:id="93"/>
+    <w:bookmarkStart w:id="95" w:name="ref-john2012measuring"/>
+    <w:p>
+      <w:pPr>
+        <w:pStyle w:val="Bibliography"/>
+      </w:pPr>
+      <w:r>
+        <w:t xml:space="preserve">John, L. K., Loewenstein, G., &amp; Prelec, D. (2012). Measuring the prevalence of questionable research practices with incentives for truth telling.</w:t>
+      </w:r>
+      <w:r>
+        <w:t xml:space="preserve"> </w:t>
+      </w:r>
+      <w:r>
+        <w:rPr>
+          <w:i/>
+          <w:iCs/>
+        </w:rPr>
+        <w:t xml:space="preserve">Psychological Science</w:t>
+      </w:r>
+      <w:r>
+        <w:t xml:space="preserve">,</w:t>
+      </w:r>
+      <w:r>
+        <w:t xml:space="preserve"> </w:t>
+      </w:r>
+      <w:r>
+        <w:rPr>
+          <w:i/>
+          <w:iCs/>
+        </w:rPr>
+        <w:t xml:space="preserve">23</w:t>
+      </w:r>
+      <w:r>
+        <w:t xml:space="preserve">(5), 524–532.</w:t>
+      </w:r>
+      <w:r>
+        <w:t xml:space="preserve"> </w:t>
+      </w:r>
+      <w:hyperlink r:id="rId94">
+        <w:r>
+          <w:rPr>
+            <w:rStyle w:val="Hyperlink"/>
+          </w:rPr>
+          <w:t xml:space="preserve">https://doi.org/10.1177/0956797611430953</w:t>
+        </w:r>
+      </w:hyperlink>
+    </w:p>
+    <w:bookmarkEnd w:id="95"/>
+    <w:bookmarkStart w:id="97" w:name="ref-kalmbach2023rule"/>
+    <w:p>
+      <w:pPr>
+        <w:pStyle w:val="Bibliography"/>
+      </w:pPr>
+      <w:r>
+        <w:t xml:space="preserve">Kalmbach, T., Hoffmann, M., Lell, N., &amp; Scherp, A. (2023). On the rule-based extraction of statistics reported in scientific papers.</w:t>
+      </w:r>
+      <w:r>
+        <w:t xml:space="preserve"> </w:t>
+      </w:r>
+      <w:r>
+        <w:rPr>
+          <w:i/>
+          <w:iCs/>
+        </w:rPr>
+        <w:t xml:space="preserve">International Conference on Applications of Natural Language to Information Systems</w:t>
+      </w:r>
+      <w:r>
+        <w:t xml:space="preserve">, 326–338.</w:t>
+      </w:r>
+      <w:r>
+        <w:t xml:space="preserve"> </w:t>
+      </w:r>
+      <w:hyperlink r:id="rId96">
+        <w:r>
+          <w:rPr>
+            <w:rStyle w:val="Hyperlink"/>
+          </w:rPr>
+          <w:t xml:space="preserve">https://doi.org/10.1007/978-3-031-35320-8_23</w:t>
+        </w:r>
+      </w:hyperlink>
+    </w:p>
+    <w:bookmarkEnd w:id="97"/>
+    <w:bookmarkStart w:id="98" w:name="ref-knuth1984literate"/>
+    <w:p>
+      <w:pPr>
+        <w:pStyle w:val="Bibliography"/>
+      </w:pPr>
+      <w:r>
+        <w:t xml:space="preserve">Knuth, D. E. (1984). Literate programming.</w:t>
+      </w:r>
+      <w:r>
+        <w:t xml:space="preserve"> </w:t>
+      </w:r>
+      <w:r>
+        <w:rPr>
+          <w:i/>
+          <w:iCs/>
+        </w:rPr>
+        <w:t xml:space="preserve">The Computer Journal</w:t>
+      </w:r>
+      <w:r>
+        <w:t xml:space="preserve">,</w:t>
+      </w:r>
+      <w:r>
+        <w:t xml:space="preserve"> </w:t>
+      </w:r>
+      <w:r>
+        <w:rPr>
+          <w:i/>
+          <w:iCs/>
+        </w:rPr>
+        <w:t xml:space="preserve">27</w:t>
+      </w:r>
+      <w:r>
+        <w:t xml:space="preserve">(2), 97–111.</w:t>
+      </w:r>
+    </w:p>
+    <w:bookmarkEnd w:id="98"/>
+    <w:bookmarkStart w:id="100" w:name="ref-kobrock2023assessing"/>
+    <w:p>
+      <w:pPr>
+        <w:pStyle w:val="Bibliography"/>
+      </w:pPr>
+      <w:r>
+        <w:t xml:space="preserve">Kobrock, K., &amp; Roettger, T. (2023). Assessing the replication landscape in experimental linguistics.</w:t>
+      </w:r>
+      <w:r>
+        <w:t xml:space="preserve"> </w:t>
+      </w:r>
+      <w:r>
+        <w:rPr>
+          <w:i/>
+          <w:iCs/>
+        </w:rPr>
+        <w:t xml:space="preserve">Glossa Psycholinguistics</w:t>
+      </w:r>
+      <w:r>
+        <w:t xml:space="preserve">,</w:t>
+      </w:r>
+      <w:r>
+        <w:t xml:space="preserve"> </w:t>
+      </w:r>
+      <w:r>
+        <w:rPr>
+          <w:i/>
+          <w:iCs/>
+        </w:rPr>
+        <w:t xml:space="preserve">2</w:t>
+      </w:r>
+      <w:r>
+        <w:t xml:space="preserve">(1), 1–28.</w:t>
+      </w:r>
+      <w:r>
+        <w:t xml:space="preserve"> </w:t>
+      </w:r>
+      <w:hyperlink r:id="rId99">
+        <w:r>
+          <w:rPr>
+            <w:rStyle w:val="Hyperlink"/>
+          </w:rPr>
+          <w:t xml:space="preserve">https://doi.org/10.5070/G6011135</w:t>
+        </w:r>
+      </w:hyperlink>
+    </w:p>
+    <w:bookmarkEnd w:id="100"/>
+    <w:bookmarkStart w:id="102" w:name="ref-laurinavichyute2022share"/>
+    <w:p>
+      <w:pPr>
+        <w:pStyle w:val="Bibliography"/>
+      </w:pPr>
+      <w:r>
+        <w:t xml:space="preserve">Laurinavichyute, A., Yadav, H., &amp; Vasishth, S. (2022). Share the code, not just the data: A case study of the reproducibility of articles published in the journal of memory and language under the open data policy.</w:t>
+      </w:r>
+      <w:r>
+        <w:t xml:space="preserve"> </w:t>
+      </w:r>
+      <w:r>
+        <w:rPr>
+          <w:i/>
+          <w:iCs/>
+        </w:rPr>
+        <w:t xml:space="preserve">Journal of Memory and Language</w:t>
+      </w:r>
+      <w:r>
+        <w:t xml:space="preserve">,</w:t>
+      </w:r>
+      <w:r>
+        <w:t xml:space="preserve"> </w:t>
+      </w:r>
+      <w:r>
+        <w:rPr>
+          <w:i/>
+          <w:iCs/>
+        </w:rPr>
+        <w:t xml:space="preserve">125</w:t>
+      </w:r>
+      <w:r>
+        <w:t xml:space="preserve">, 104332.</w:t>
+      </w:r>
+      <w:r>
+        <w:t xml:space="preserve"> </w:t>
+      </w:r>
+      <w:hyperlink r:id="rId101">
+        <w:r>
+          <w:rPr>
+            <w:rStyle w:val="Hyperlink"/>
+          </w:rPr>
+          <w:t xml:space="preserve">https://doi.org/10.1016/j.jml.2022.104332</w:t>
+        </w:r>
+      </w:hyperlink>
+    </w:p>
+    <w:bookmarkEnd w:id="102"/>
+    <w:bookmarkStart w:id="103" w:name="ref-lehtonen2018bilingualism"/>
+    <w:p>
+      <w:pPr>
+        <w:pStyle w:val="Bibliography"/>
+      </w:pPr>
+      <w:r>
+        <w:t xml:space="preserve">Lehtonen, M., Soveri, A., Laine, A., Järvenpää, J., De Bruin, A., &amp; Antfolk, J. (2018). Is bilingualism associated with enhanced executive functioning in adults? A meta-analytic review.</w:t>
+      </w:r>
+      <w:r>
+        <w:t xml:space="preserve"> </w:t>
+      </w:r>
+      <w:r>
+        <w:rPr>
+          <w:i/>
+          <w:iCs/>
+        </w:rPr>
+        <w:t xml:space="preserve">Psychological Bulletin</w:t>
+      </w:r>
+      <w:r>
+        <w:t xml:space="preserve">,</w:t>
+      </w:r>
+      <w:r>
+        <w:t xml:space="preserve"> </w:t>
+      </w:r>
+      <w:r>
+        <w:rPr>
+          <w:i/>
+          <w:iCs/>
+        </w:rPr>
+        <w:t xml:space="preserve">144</w:t>
+      </w:r>
+      <w:r>
+        <w:t xml:space="preserve">(4), 394.</w:t>
+      </w:r>
+    </w:p>
+    <w:bookmarkEnd w:id="103"/>
+    <w:bookmarkStart w:id="105" w:name="ref-lowndes2017our"/>
+    <w:p>
+      <w:pPr>
+        <w:pStyle w:val="Bibliography"/>
+      </w:pPr>
+      <w:r>
+        <w:t xml:space="preserve">Lowndes, J. S. S., Best, B. D., Scarborough, C., Afflerbach, J. C., Frazier, M. R., O’Hara, C. C., Jiang, N., &amp; Halpern, B. S. (2017). Our path to better science in less time using open data science tools.</w:t>
+      </w:r>
+      <w:r>
+        <w:t xml:space="preserve"> </w:t>
+      </w:r>
+      <w:r>
+        <w:rPr>
+          <w:i/>
+          <w:iCs/>
+        </w:rPr>
+        <w:t xml:space="preserve">Nature Ecology &amp; Evolution</w:t>
+      </w:r>
+      <w:r>
+        <w:t xml:space="preserve">,</w:t>
+      </w:r>
+      <w:r>
+        <w:t xml:space="preserve"> </w:t>
+      </w:r>
+      <w:r>
+        <w:rPr>
+          <w:i/>
+          <w:iCs/>
+        </w:rPr>
+        <w:t xml:space="preserve">1</w:t>
+      </w:r>
+      <w:r>
+        <w:t xml:space="preserve">(6), 0160.</w:t>
+      </w:r>
+      <w:r>
+        <w:t xml:space="preserve"> </w:t>
+      </w:r>
+      <w:hyperlink r:id="rId104">
+        <w:r>
+          <w:rPr>
+            <w:rStyle w:val="Hyperlink"/>
+          </w:rPr>
+          <w:t xml:space="preserve">https://doi.org/10.1038/s41559-017-0160</w:t>
+        </w:r>
+      </w:hyperlink>
+    </w:p>
+    <w:bookmarkEnd w:id="105"/>
+    <w:bookmarkStart w:id="106" w:name="ref-lu2024meta"/>
+    <w:p>
+      <w:pPr>
+        <w:pStyle w:val="Bibliography"/>
+      </w:pPr>
+      <w:r>
+        <w:t xml:space="preserve">Lu, J., Frank, M., Degen, J., Lu, J., Frank, M. C., &amp; Degen, J. (2024). A meta-analysis of syntactic satiation in extraction from islands.</w:t>
+      </w:r>
+      <w:r>
+        <w:t xml:space="preserve"> </w:t>
+      </w:r>
+      <w:r>
+        <w:rPr>
+          <w:i/>
+          <w:iCs/>
+        </w:rPr>
+        <w:t xml:space="preserve">Glossa Psycholinguistics</w:t>
+      </w:r>
+      <w:r>
+        <w:t xml:space="preserve">,</w:t>
+      </w:r>
+      <w:r>
+        <w:t xml:space="preserve"> </w:t>
+      </w:r>
+      <w:r>
+        <w:rPr>
+          <w:i/>
+          <w:iCs/>
+        </w:rPr>
+        <w:t xml:space="preserve">3</w:t>
+      </w:r>
+      <w:r>
+        <w:t xml:space="preserve">(1).</w:t>
+      </w:r>
+    </w:p>
+    <w:bookmarkEnd w:id="106"/>
+    <w:bookmarkStart w:id="108" w:name="ref-nickerson1998confirmation"/>
+    <w:p>
+      <w:pPr>
+        <w:pStyle w:val="Bibliography"/>
+      </w:pPr>
+      <w:r>
+        <w:t xml:space="preserve">Nickerson, R. S. (1998). Confirmation bias: A ubiquitous phenomenon in many guises.</w:t>
+      </w:r>
+      <w:r>
+        <w:t xml:space="preserve"> </w:t>
+      </w:r>
+      <w:r>
+        <w:rPr>
+          <w:i/>
+          <w:iCs/>
+        </w:rPr>
+        <w:t xml:space="preserve">Review of General Psychology</w:t>
+      </w:r>
+      <w:r>
+        <w:t xml:space="preserve">,</w:t>
+      </w:r>
+      <w:r>
+        <w:t xml:space="preserve"> </w:t>
+      </w:r>
+      <w:r>
+        <w:rPr>
+          <w:i/>
+          <w:iCs/>
+        </w:rPr>
+        <w:t xml:space="preserve">2</w:t>
+      </w:r>
+      <w:r>
+        <w:t xml:space="preserve">(2), 175–220.</w:t>
+      </w:r>
+      <w:r>
+        <w:t xml:space="preserve"> </w:t>
+      </w:r>
+      <w:hyperlink r:id="rId107">
+        <w:r>
+          <w:rPr>
+            <w:rStyle w:val="Hyperlink"/>
+          </w:rPr>
+          <w:t xml:space="preserve">https://doi.org/10.1037/1089-2680.2.2.175</w:t>
+        </w:r>
+      </w:hyperlink>
+    </w:p>
+    <w:bookmarkEnd w:id="108"/>
+    <w:bookmarkStart w:id="110" w:name="ref-nuijten2017validity"/>
+    <w:p>
+      <w:pPr>
+        <w:pStyle w:val="Bibliography"/>
+      </w:pPr>
+      <w:r>
+        <w:t xml:space="preserve">Nuijten, M. B., Assen, M. A. van, Hartgerink, C., Epskamp, S., &amp; Wicherts, J. M. (2017).</w:t>
+      </w:r>
+      <w:r>
+        <w:t xml:space="preserve"> </w:t>
+      </w:r>
+      <w:r>
+        <w:rPr>
+          <w:i/>
+          <w:iCs/>
+        </w:rPr>
+        <w:t xml:space="preserve">The validity of the tool</w:t>
+      </w:r>
+      <w:r>
+        <w:rPr>
+          <w:i/>
+          <w:iCs/>
+        </w:rPr>
+        <w:t xml:space="preserve"> </w:t>
+      </w:r>
+      <w:r>
+        <w:rPr>
+          <w:i/>
+          <w:iCs/>
+        </w:rPr>
+        <w:t xml:space="preserve">“statcheck”</w:t>
+      </w:r>
+      <w:r>
+        <w:rPr>
+          <w:i/>
+          <w:iCs/>
+        </w:rPr>
+        <w:t xml:space="preserve"> </w:t>
+      </w:r>
+      <w:r>
+        <w:rPr>
+          <w:i/>
+          <w:iCs/>
+        </w:rPr>
+        <w:t xml:space="preserve">in discovering statistical reporting inconsistencies</w:t>
       </w:r>
       <w:r>
         <w:t xml:space="preserve">.</w:t>
@@ -1826,129 +4844,348 @@
       <w:r>
         <w:t xml:space="preserve"> </w:t>
       </w:r>
-      <w:r>
-        <w:t xml:space="preserve">The discovered rates fall in line with these studies who report on inconsistency rates between 4% and 14%, with between 10% and 63% of articles containing at least one inconsistency.</w:t>
-      </w:r>
-    </w:p>
-    <w:p>
-      <w:pPr>
-        <w:pStyle w:val="BodyText"/>
-      </w:pPr>
-      <w:r>
-        <w:t xml:space="preserve">Even if the prevalence of these inconsistencies could be largely attributed to inconsequential typos or rounding errors (an assumption we cannot test without access to the data), the sheer amount of these inconsistencies that have made it through peer-review should concern us.</w:t>
-      </w:r>
-      <w:r>
-        <w:t xml:space="preserve"> </w:t>
-      </w:r>
-      <w:r>
-        <w:t xml:space="preserve">They are human errors.</w:t>
-      </w:r>
-      <w:r>
-        <w:t xml:space="preserve"> </w:t>
-      </w:r>
-      <w:r>
-        <w:t xml:space="preserve">If such a substantial amount of errors is found in plain site, the question naturally arises as to how many errors during the data analysis itself remain undetected.</w:t>
-      </w:r>
-      <w:r>
-        <w:t xml:space="preserve"> </w:t>
-      </w:r>
-      <w:r>
-        <w:t xml:space="preserve">We should ask ourselves, if the tip of the iceberg is already so large, what is the volume of the submerged iceberg?</w:t>
-      </w:r>
-    </w:p>
-    <w:p>
-      <w:pPr>
-        <w:pStyle w:val="BodyText"/>
-      </w:pPr>
-      <w:r>
-        <w:t xml:space="preserve">The present examination did not indicate any noticeable trend over the last 23 years of publications.</w:t>
-      </w:r>
-      <w:r>
-        <w:t xml:space="preserve"> </w:t>
-      </w:r>
-      <w:r>
-        <w:t xml:space="preserve">Observed inconsistencies were characterized by reported p-values being on average lower than their recalculated counterparts and the prevalence of decision inconsistencies was higher for p-values reported as significant than for those reported as non-significant.</w:t>
-      </w:r>
-      <w:r>
-        <w:t xml:space="preserve"> </w:t>
-      </w:r>
-      <w:r>
-        <w:t xml:space="preserve">These biases have been reported on for other disciplines as well</w:t>
-      </w:r>
-      <w:r>
-        <w:t xml:space="preserve"> </w:t>
-      </w:r>
-      <w:r>
-        <w:t xml:space="preserve">(</w:t>
-      </w:r>
-      <w:hyperlink w:anchor="ref-bakker2011mis">
-        <w:r>
-          <w:rPr>
-            <w:rStyle w:val="Hyperlink"/>
-          </w:rPr>
-          <w:t xml:space="preserve">Bakker &amp; Wicherts, 2011</w:t>
-        </w:r>
-      </w:hyperlink>
-      <w:r>
-        <w:t xml:space="preserve">;</w:t>
-      </w:r>
-      <w:r>
-        <w:t xml:space="preserve"> </w:t>
-      </w:r>
-      <w:hyperlink w:anchor="ref-nuijten2016prevalence">
-        <w:r>
-          <w:rPr>
-            <w:rStyle w:val="Hyperlink"/>
-          </w:rPr>
-          <w:t xml:space="preserve">Nuijten et al., 2016</w:t>
-        </w:r>
-      </w:hyperlink>
-      <w:r>
-        <w:t xml:space="preserve">)</w:t>
+      <w:hyperlink r:id="rId109">
+        <w:r>
+          <w:rPr>
+            <w:rStyle w:val="Hyperlink"/>
+          </w:rPr>
+          <w:t xml:space="preserve">https://doi.org/10.31234/osf.io/tcxaj</w:t>
+        </w:r>
+      </w:hyperlink>
+    </w:p>
+    <w:bookmarkEnd w:id="110"/>
+    <w:bookmarkStart w:id="111" w:name="ref-nuijten2023statcheck"/>
+    <w:p>
+      <w:pPr>
+        <w:pStyle w:val="Bibliography"/>
+      </w:pPr>
+      <w:r>
+        <w:t xml:space="preserve">Nuijten, M. B., &amp; Epskamp, S. (2024).</w:t>
+      </w:r>
+      <w:r>
+        <w:t xml:space="preserve"> </w:t>
+      </w:r>
+      <w:r>
+        <w:rPr>
+          <w:i/>
+          <w:iCs/>
+        </w:rPr>
+        <w:t xml:space="preserve">Statcheck: Extract statistics from articles and recompute p-values(1.5.0)[r]</w:t>
       </w:r>
       <w:r>
         <w:t xml:space="preserve">.</w:t>
       </w:r>
-      <w:r>
-        <w:t xml:space="preserve"> </w:t>
-      </w:r>
-      <w:r>
-        <w:t xml:space="preserve">These skewed patterns could indicate a systematic bias in favor of lower p-values in general and a bias towards significant results in particular.</w:t>
-      </w:r>
-      <w:r>
-        <w:t xml:space="preserve"> </w:t>
-      </w:r>
-      <w:r>
-        <w:t xml:space="preserve">Our data do not speak to the causes of these biases, but possible reasons include the following:</w:t>
-      </w:r>
-      <w:r>
-        <w:t xml:space="preserve"> </w:t>
-      </w:r>
-      <w:r>
-        <w:t xml:space="preserve">Researchers might intentionally round down p-values because they think lower p-values are more convincing to reviewers and readers.</w:t>
-      </w:r>
-      <w:r>
-        <w:t xml:space="preserve"> </w:t>
-      </w:r>
-      <w:r>
-        <w:t xml:space="preserve">This practice has been admitted to by 1 in 5 surveyed psychological researchers</w:t>
-      </w:r>
-      <w:r>
-        <w:t xml:space="preserve"> </w:t>
-      </w:r>
-      <w:r>
-        <w:t xml:space="preserve">(</w:t>
-      </w:r>
-      <w:hyperlink w:anchor="ref-john2012measuring">
-        <w:r>
-          <w:rPr>
-            <w:rStyle w:val="Hyperlink"/>
-          </w:rPr>
-          <w:t xml:space="preserve">John et al., 2012</w:t>
-        </w:r>
-      </w:hyperlink>
-      <w:r>
-        <w:t xml:space="preserve">)</w:t>
+    </w:p>
+    <w:bookmarkEnd w:id="111"/>
+    <w:bookmarkStart w:id="112" w:name="ref-nuijten2016prevalence"/>
+    <w:p>
+      <w:pPr>
+        <w:pStyle w:val="Bibliography"/>
+      </w:pPr>
+      <w:r>
+        <w:t xml:space="preserve">Nuijten, M. B., Hartgerink, C. H., Van Assen, M. A., Epskamp, S., &amp; Wicherts, J. M. (2016). The prevalence of statistical reporting errors in psychology (1985–2013).</w:t>
+      </w:r>
+      <w:r>
+        <w:t xml:space="preserve"> </w:t>
+      </w:r>
+      <w:r>
+        <w:rPr>
+          <w:i/>
+          <w:iCs/>
+        </w:rPr>
+        <w:t xml:space="preserve">Behavior Research Methods</w:t>
+      </w:r>
+      <w:r>
+        <w:t xml:space="preserve">,</w:t>
+      </w:r>
+      <w:r>
+        <w:t xml:space="preserve"> </w:t>
+      </w:r>
+      <w:r>
+        <w:rPr>
+          <w:i/>
+          <w:iCs/>
+        </w:rPr>
+        <w:t xml:space="preserve">48</w:t>
+      </w:r>
+      <w:r>
+        <w:t xml:space="preserve">, 1205–1226.</w:t>
+      </w:r>
+      <w:r>
+        <w:t xml:space="preserve"> </w:t>
+      </w:r>
+      <w:hyperlink r:id="rId99">
+        <w:r>
+          <w:rPr>
+            <w:rStyle w:val="Hyperlink"/>
+          </w:rPr>
+          <w:t xml:space="preserve">https://doi.org/10.5070/G6011135</w:t>
+        </w:r>
+      </w:hyperlink>
+    </w:p>
+    <w:bookmarkEnd w:id="112"/>
+    <w:bookmarkStart w:id="113" w:name="ref-nuijten2020statcheck"/>
+    <w:p>
+      <w:pPr>
+        <w:pStyle w:val="Bibliography"/>
+      </w:pPr>
+      <w:r>
+        <w:t xml:space="preserve">Nuijten, M. B., &amp; Polanin, J. R. (2020).</w:t>
+      </w:r>
+      <w:r>
+        <w:t xml:space="preserve"> </w:t>
+      </w:r>
+      <w:r>
+        <w:t xml:space="preserve">“Statcheck”</w:t>
+      </w:r>
+      <w:r>
+        <w:t xml:space="preserve">: Automatically detect statistical reporting inconsistencies to increase reproducibility of meta-analyses.</w:t>
+      </w:r>
+      <w:r>
+        <w:t xml:space="preserve"> </w:t>
+      </w:r>
+      <w:r>
+        <w:rPr>
+          <w:i/>
+          <w:iCs/>
+        </w:rPr>
+        <w:t xml:space="preserve">Research Synthesis Methods</w:t>
+      </w:r>
+      <w:r>
+        <w:t xml:space="preserve">,</w:t>
+      </w:r>
+      <w:r>
+        <w:t xml:space="preserve"> </w:t>
+      </w:r>
+      <w:r>
+        <w:rPr>
+          <w:i/>
+          <w:iCs/>
+        </w:rPr>
+        <w:t xml:space="preserve">11</w:t>
+      </w:r>
+      <w:r>
+        <w:t xml:space="preserve">(5), 574–579.</w:t>
+      </w:r>
+    </w:p>
+    <w:bookmarkEnd w:id="113"/>
+    <w:bookmarkStart w:id="115" w:name="ref-rmanual"/>
+    <w:p>
+      <w:pPr>
+        <w:pStyle w:val="Bibliography"/>
+      </w:pPr>
+      <w:r>
+        <w:t xml:space="preserve">R Core Team. (2025).</w:t>
+      </w:r>
+      <w:r>
+        <w:t xml:space="preserve"> </w:t>
+      </w:r>
+      <w:r>
+        <w:rPr>
+          <w:i/>
+          <w:iCs/>
+        </w:rPr>
+        <w:t xml:space="preserve">R: A language and environment for statistical computing</w:t>
+      </w:r>
+      <w:r>
+        <w:t xml:space="preserve">. R Foundation for Statistical Computing.</w:t>
+      </w:r>
+      <w:r>
+        <w:t xml:space="preserve"> </w:t>
+      </w:r>
+      <w:hyperlink r:id="rId114">
+        <w:r>
+          <w:rPr>
+            <w:rStyle w:val="Hyperlink"/>
+          </w:rPr>
+          <w:t xml:space="preserve">https://www.R-project.org/</w:t>
+        </w:r>
+      </w:hyperlink>
+    </w:p>
+    <w:bookmarkEnd w:id="115"/>
+    <w:bookmarkStart w:id="117" w:name="ref-roettger2019researcher"/>
+    <w:p>
+      <w:pPr>
+        <w:pStyle w:val="Bibliography"/>
+      </w:pPr>
+      <w:r>
+        <w:t xml:space="preserve">Roettger, T. B. (2019). Researcher degrees of freedom in phonetic research.</w:t>
+      </w:r>
+      <w:r>
+        <w:t xml:space="preserve"> </w:t>
+      </w:r>
+      <w:r>
+        <w:rPr>
+          <w:i/>
+          <w:iCs/>
+        </w:rPr>
+        <w:t xml:space="preserve">Laboratory Phonology</w:t>
+      </w:r>
+      <w:r>
+        <w:t xml:space="preserve">,</w:t>
+      </w:r>
+      <w:r>
+        <w:t xml:space="preserve"> </w:t>
+      </w:r>
+      <w:r>
+        <w:rPr>
+          <w:i/>
+          <w:iCs/>
+        </w:rPr>
+        <w:t xml:space="preserve">10</w:t>
+      </w:r>
+      <w:r>
+        <w:t xml:space="preserve">(1).</w:t>
+      </w:r>
+      <w:r>
+        <w:t xml:space="preserve"> </w:t>
+      </w:r>
+      <w:hyperlink r:id="rId116">
+        <w:r>
+          <w:rPr>
+            <w:rStyle w:val="Hyperlink"/>
+          </w:rPr>
+          <w:t xml:space="preserve">https://doi.org/10.5334/labphon.147</w:t>
+        </w:r>
+      </w:hyperlink>
+    </w:p>
+    <w:bookmarkEnd w:id="117"/>
+    <w:bookmarkStart w:id="119" w:name="ref-sakaluk2014analytic"/>
+    <w:p>
+      <w:pPr>
+        <w:pStyle w:val="Bibliography"/>
+      </w:pPr>
+      <w:r>
+        <w:t xml:space="preserve">Sakaluk, J., Williams, A., &amp; Biernat, M. (2014). Analytic review as a solution to the misreporting of statistical results in psychological science.</w:t>
+      </w:r>
+      <w:r>
+        <w:t xml:space="preserve"> </w:t>
+      </w:r>
+      <w:r>
+        <w:rPr>
+          <w:i/>
+          <w:iCs/>
+        </w:rPr>
+        <w:t xml:space="preserve">Perspectives on Psychological Science</w:t>
+      </w:r>
+      <w:r>
+        <w:t xml:space="preserve">,</w:t>
+      </w:r>
+      <w:r>
+        <w:t xml:space="preserve"> </w:t>
+      </w:r>
+      <w:r>
+        <w:rPr>
+          <w:i/>
+          <w:iCs/>
+        </w:rPr>
+        <w:t xml:space="preserve">9</w:t>
+      </w:r>
+      <w:r>
+        <w:t xml:space="preserve">(6), 652–660.</w:t>
+      </w:r>
+      <w:r>
+        <w:t xml:space="preserve"> </w:t>
+      </w:r>
+      <w:hyperlink r:id="rId118">
+        <w:r>
+          <w:rPr>
+            <w:rStyle w:val="Hyperlink"/>
+          </w:rPr>
+          <w:t xml:space="preserve">https://doi.org/10.1177/1745691614549257</w:t>
+        </w:r>
+      </w:hyperlink>
+    </w:p>
+    <w:bookmarkEnd w:id="119"/>
+    <w:bookmarkStart w:id="120" w:name="ref-scheel2022most"/>
+    <w:p>
+      <w:pPr>
+        <w:pStyle w:val="Bibliography"/>
+      </w:pPr>
+      <w:r>
+        <w:t xml:space="preserve">Scheel, A. M. (2022). Why most psychological research findings are not even wrong.</w:t>
+      </w:r>
+      <w:r>
+        <w:t xml:space="preserve"> </w:t>
+      </w:r>
+      <w:r>
+        <w:rPr>
+          <w:i/>
+          <w:iCs/>
+        </w:rPr>
+        <w:t xml:space="preserve">Infant and Child Development</w:t>
+      </w:r>
+      <w:r>
+        <w:t xml:space="preserve">,</w:t>
+      </w:r>
+      <w:r>
+        <w:t xml:space="preserve"> </w:t>
+      </w:r>
+      <w:r>
+        <w:rPr>
+          <w:i/>
+          <w:iCs/>
+        </w:rPr>
+        <w:t xml:space="preserve">31</w:t>
+      </w:r>
+      <w:r>
+        <w:t xml:space="preserve">(1), e2295.</w:t>
+      </w:r>
+    </w:p>
+    <w:bookmarkEnd w:id="120"/>
+    <w:bookmarkStart w:id="121" w:name="ref-scheel2021hypothesis"/>
+    <w:p>
+      <w:pPr>
+        <w:pStyle w:val="Bibliography"/>
+      </w:pPr>
+      <w:r>
+        <w:t xml:space="preserve">Scheel, A. M., Tiokhin, L., Isager, P. M., &amp; Lakens, D. (2021). Why hypothesis testers should spend less time testing hypotheses.</w:t>
+      </w:r>
+      <w:r>
+        <w:t xml:space="preserve"> </w:t>
+      </w:r>
+      <w:r>
+        <w:rPr>
+          <w:i/>
+          <w:iCs/>
+        </w:rPr>
+        <w:t xml:space="preserve">Perspectives on Psychological Science</w:t>
+      </w:r>
+      <w:r>
+        <w:t xml:space="preserve">,</w:t>
+      </w:r>
+      <w:r>
+        <w:t xml:space="preserve"> </w:t>
+      </w:r>
+      <w:r>
+        <w:rPr>
+          <w:i/>
+          <w:iCs/>
+        </w:rPr>
+        <w:t xml:space="preserve">16</w:t>
+      </w:r>
+      <w:r>
+        <w:t xml:space="preserve">(4), 744–755.</w:t>
+      </w:r>
+    </w:p>
+    <w:bookmarkEnd w:id="121"/>
+    <w:bookmarkStart w:id="123" w:name="ref-schmidt2017statcheck"/>
+    <w:p>
+      <w:pPr>
+        <w:pStyle w:val="Bibliography"/>
+      </w:pPr>
+      <w:r>
+        <w:t xml:space="preserve">Schmidt, T. (2017).</w:t>
+      </w:r>
+      <w:r>
+        <w:t xml:space="preserve"> </w:t>
+      </w:r>
+      <w:r>
+        <w:rPr>
+          <w:i/>
+          <w:iCs/>
+        </w:rPr>
+        <w:t xml:space="preserve">Statcheck does not work: All the numbers. Reply to nuijten et al.(2017)</w:t>
       </w:r>
       <w:r>
         <w:t xml:space="preserve">.</w:t>
@@ -1956,59 +5193,33 @@
       <w:r>
         <w:t xml:space="preserve"> </w:t>
       </w:r>
-      <w:r>
-        <w:t xml:space="preserve">Given that a non-trivial amount of quantitative linguists have admitted to commit questionable research practices (and even fraud)</w:t>
-      </w:r>
-      <w:r>
-        <w:t xml:space="preserve"> </w:t>
-      </w:r>
-      <w:r>
-        <w:t xml:space="preserve">(</w:t>
-      </w:r>
-      <w:hyperlink w:anchor="ref-isbell2022misconduct">
-        <w:r>
-          <w:rPr>
-            <w:rStyle w:val="Hyperlink"/>
-          </w:rPr>
-          <w:t xml:space="preserve">Isbell et al., 2022</w:t>
-        </w:r>
-      </w:hyperlink>
-      <w:r>
-        <w:t xml:space="preserve">)</w:t>
-      </w:r>
-      <w:r>
-        <w:t xml:space="preserve">, we cannot exclude the possibility that some of the inconsistencies in our sample were indeed intentional.</w:t>
-      </w:r>
-      <w:r>
-        <w:t xml:space="preserve"> </w:t>
-      </w:r>
-      <w:r>
-        <w:t xml:space="preserve">It is our strong belief, however, that the majority of inconsistencies are unintentional.</w:t>
-      </w:r>
-    </w:p>
-    <w:p>
-      <w:pPr>
-        <w:pStyle w:val="BodyText"/>
-      </w:pPr>
-      <w:r>
-        <w:t xml:space="preserve">Researchers might scrutinize non-significant results more than significant results or are less likely to double check significant results than non-significant results because results that confirm their hypothesis feed into their confirmation bias</w:t>
-      </w:r>
-      <w:r>
-        <w:t xml:space="preserve"> </w:t>
-      </w:r>
-      <w:r>
-        <w:t xml:space="preserve">(</w:t>
-      </w:r>
-      <w:hyperlink w:anchor="ref-nickerson1998confirmation">
-        <w:r>
-          <w:rPr>
-            <w:rStyle w:val="Hyperlink"/>
-          </w:rPr>
-          <w:t xml:space="preserve">Nickerson, 1998</w:t>
-        </w:r>
-      </w:hyperlink>
-      <w:r>
-        <w:t xml:space="preserve">)</w:t>
+      <w:hyperlink r:id="rId122">
+        <w:r>
+          <w:rPr>
+            <w:rStyle w:val="Hyperlink"/>
+          </w:rPr>
+          <w:t xml:space="preserve">https://doi.org/10.31234/osf.io/hr6qy</w:t>
+        </w:r>
+      </w:hyperlink>
+    </w:p>
+    <w:bookmarkEnd w:id="123"/>
+    <w:bookmarkStart w:id="125" w:name="ref-schonbrodt2015p"/>
+    <w:p>
+      <w:pPr>
+        <w:pStyle w:val="Bibliography"/>
+      </w:pPr>
+      <w:r>
+        <w:t xml:space="preserve">Schönbrodt, F. D. (2015).</w:t>
+      </w:r>
+      <w:r>
+        <w:t xml:space="preserve"> </w:t>
+      </w:r>
+      <w:r>
+        <w:rPr>
+          <w:i/>
+          <w:iCs/>
+        </w:rPr>
+        <w:t xml:space="preserve">P-checker: One-for-all p-value analyzer</w:t>
       </w:r>
       <w:r>
         <w:t xml:space="preserve">.</w:t>
@@ -2016,221 +5227,36 @@
       <w:r>
         <w:t xml:space="preserve"> </w:t>
       </w:r>
-      <w:r>
-        <w:t xml:space="preserve">For example,</w:t>
-      </w:r>
-      <w:r>
-        <w:t xml:space="preserve"> </w:t>
-      </w:r>
-      <w:r>
-        <w:t xml:space="preserve">Fugelsang et al. (</w:t>
-      </w:r>
-      <w:hyperlink w:anchor="ref-fugelsang2004theory">
-        <w:r>
-          <w:rPr>
-            <w:rStyle w:val="Hyperlink"/>
-          </w:rPr>
-          <w:t xml:space="preserve">2004</w:t>
-        </w:r>
-      </w:hyperlink>
-      <w:r>
-        <w:t xml:space="preserve">)</w:t>
-      </w:r>
-      <w:r>
-        <w:t xml:space="preserve"> </w:t>
-      </w:r>
-      <w:r>
-        <w:t xml:space="preserve">let researchers evaluate data that are either consistent or inconsistent with their prior expectations.</w:t>
-      </w:r>
-      <w:r>
-        <w:t xml:space="preserve"> </w:t>
-      </w:r>
-      <w:r>
-        <w:t xml:space="preserve">They showed that when researchers encounter results that are not in line with their expectations, they are likely to blame the methodology while results that confirmed their expectations were rarely critically scrutinized.</w:t>
-      </w:r>
-      <w:r>
-        <w:t xml:space="preserve"> </w:t>
-      </w:r>
-      <w:r>
-        <w:t xml:space="preserve">Alternatively, the observed bias might merely be a reflection of publication bias</w:t>
-      </w:r>
-      <w:r>
-        <w:t xml:space="preserve"> </w:t>
-      </w:r>
-      <w:r>
-        <w:t xml:space="preserve">(</w:t>
-      </w:r>
-      <w:hyperlink w:anchor="ref-franco2014publication">
-        <w:r>
-          <w:rPr>
-            <w:rStyle w:val="Hyperlink"/>
-          </w:rPr>
-          <w:t xml:space="preserve">Franco et al., 2014</w:t>
-        </w:r>
-      </w:hyperlink>
-      <w:r>
-        <w:t xml:space="preserve">;</w:t>
-      </w:r>
-      <w:r>
-        <w:t xml:space="preserve"> </w:t>
-      </w:r>
-      <w:hyperlink w:anchor="ref-sterling1959publication">
-        <w:r>
-          <w:rPr>
-            <w:rStyle w:val="Hyperlink"/>
-          </w:rPr>
-          <w:t xml:space="preserve">Sterling, 1959</w:t>
-        </w:r>
-      </w:hyperlink>
-      <w:r>
-        <w:t xml:space="preserve">)</w:t>
-      </w:r>
-      <w:r>
-        <w:t xml:space="preserve"> </w:t>
-      </w:r>
-      <w:r>
-        <w:t xml:space="preserve">with (erroneously) reported significant p-values being more likely to be published than non-significant ones.</w:t>
-      </w:r>
-    </w:p>
-    <w:bookmarkEnd w:id="37"/>
-    <w:bookmarkStart w:id="38" w:name="limitations-of-our-study"/>
-    <w:p>
-      <w:pPr>
-        <w:pStyle w:val="Heading2"/>
-      </w:pPr>
-      <w:r>
-        <w:t xml:space="preserve">5.2. Limitations of our study</w:t>
-      </w:r>
-    </w:p>
-    <w:p>
-      <w:pPr>
-        <w:pStyle w:val="FirstParagraph"/>
-      </w:pPr>
-      <w:r>
-        <w:t xml:space="preserve">While we believe our work offers an important contribution to improving statistical reporting practices in experimental linguistics, the present assessment and the conclusions we can draw from them are limited:</w:t>
-      </w:r>
-      <w:r>
-        <w:t xml:space="preserve"> </w:t>
-      </w:r>
-      <w:r>
-        <w:t xml:space="preserve">First, our sample is limited to only a subset of experimental linguistic journals.</w:t>
-      </w:r>
-      <w:r>
-        <w:t xml:space="preserve"> </w:t>
-      </w:r>
-      <w:r>
-        <w:t xml:space="preserve">Our sample is based on a crude criterion of what constitutes an experimental linguistic journal</w:t>
-      </w:r>
-      <w:r>
-        <w:t xml:space="preserve"> </w:t>
-      </w:r>
-      <w:r>
-        <w:t xml:space="preserve">(see</w:t>
-      </w:r>
-      <w:r>
-        <w:t xml:space="preserve"> </w:t>
-      </w:r>
-      <w:hyperlink w:anchor="ref-kobrock2023assessing">
-        <w:r>
-          <w:rPr>
-            <w:rStyle w:val="Hyperlink"/>
-          </w:rPr>
-          <w:t xml:space="preserve">Kobrock &amp; Roettger, 2023</w:t>
-        </w:r>
-      </w:hyperlink>
-      <w:r>
-        <w:t xml:space="preserve">)</w:t>
-      </w:r>
-      <w:r>
-        <w:t xml:space="preserve"> </w:t>
-      </w:r>
-      <w:r>
-        <w:t xml:space="preserve">and we restricted ourselves further to (for us) accessible journals which explicitly require APA statistical formatting in the author guidelines.</w:t>
-      </w:r>
-      <w:r>
-        <w:t xml:space="preserve"> </w:t>
-      </w:r>
-      <w:r>
-        <w:t xml:space="preserve">Thus it is possible that a different selection of journals would have resulted in different results.</w:t>
-      </w:r>
-      <w:r>
-        <w:t xml:space="preserve"> </w:t>
-      </w:r>
-      <w:r>
-        <w:t xml:space="preserve">However, given that the inconsistency rates of our study are comparable to similar studies from other disciplines and that those rates are relatively stable across journals and time, our findings should be considered relevant for experimental linguistics at large.</w:t>
-      </w:r>
-    </w:p>
-    <w:p>
-      <w:pPr>
-        <w:pStyle w:val="BodyText"/>
-      </w:pPr>
-      <w:r>
-        <w:t xml:space="preserve">Second, given the constraints on automatically detecting test statistics, Statcheck misses reported values that either diverge from APA reporting standards or are reported in tables.</w:t>
-      </w:r>
-      <w:r>
-        <w:t xml:space="preserve"> </w:t>
-      </w:r>
-      <w:r>
-        <w:t xml:space="preserve">However, inconsistency rates have been shown to be similar for results in APA format vs. results that diverge from APA formatting</w:t>
-      </w:r>
-      <w:r>
-        <w:t xml:space="preserve"> </w:t>
-      </w:r>
-      <w:r>
-        <w:t xml:space="preserve">(</w:t>
-      </w:r>
-      <w:hyperlink w:anchor="ref-bakker2011mis">
-        <w:r>
-          <w:rPr>
-            <w:rStyle w:val="Hyperlink"/>
-          </w:rPr>
-          <w:t xml:space="preserve">Bakker &amp; Wicherts, 2011</w:t>
-        </w:r>
-      </w:hyperlink>
-      <w:r>
-        <w:t xml:space="preserve">;</w:t>
-      </w:r>
-      <w:r>
-        <w:t xml:space="preserve"> </w:t>
-      </w:r>
-      <w:hyperlink w:anchor="ref-nuijten2016prevalence">
-        <w:r>
-          <w:rPr>
-            <w:rStyle w:val="Hyperlink"/>
-          </w:rPr>
-          <w:t xml:space="preserve">Nuijten et al., 2016</w:t>
-        </w:r>
-      </w:hyperlink>
-      <w:r>
-        <w:t xml:space="preserve">)</w:t>
-      </w:r>
+      <w:hyperlink r:id="rId124">
+        <w:r>
+          <w:rPr>
+            <w:rStyle w:val="Hyperlink"/>
+          </w:rPr>
+          <w:t xml:space="preserve">http://shinyapps.org/apps/p-checker/</w:t>
+        </w:r>
+      </w:hyperlink>
       <w:r>
         <w:t xml:space="preserve">.</w:t>
       </w:r>
     </w:p>
-    <w:p>
-      <w:pPr>
-        <w:pStyle w:val="BodyText"/>
-      </w:pPr>
-      <w:r>
-        <w:t xml:space="preserve">Third, statcheck slightly overestimates inconsistency rates, because it might not accurately detect corrections for multiple comparisons</w:t>
-      </w:r>
-      <w:r>
-        <w:t xml:space="preserve"> </w:t>
-      </w:r>
-      <w:r>
-        <w:t xml:space="preserve">(</w:t>
-      </w:r>
-      <w:hyperlink w:anchor="ref-schmidt2017statcheck">
-        <w:r>
-          <w:rPr>
-            <w:rStyle w:val="Hyperlink"/>
-          </w:rPr>
-          <w:t xml:space="preserve">Schmidt, 2017</w:t>
-        </w:r>
-      </w:hyperlink>
-      <w:r>
-        <w:t xml:space="preserve">)</w:t>
+    <w:bookmarkEnd w:id="125"/>
+    <w:bookmarkStart w:id="127" w:name="ref-sondereggera2024advancements"/>
+    <w:p>
+      <w:pPr>
+        <w:pStyle w:val="Bibliography"/>
+      </w:pPr>
+      <w:r>
+        <w:t xml:space="preserve">Sonderegger, M., &amp; Sóskuthy, M. (2024).</w:t>
+      </w:r>
+      <w:r>
+        <w:t xml:space="preserve"> </w:t>
+      </w:r>
+      <w:r>
+        <w:rPr>
+          <w:i/>
+          <w:iCs/>
+        </w:rPr>
+        <w:t xml:space="preserve">Advancements of phonetics in the 21st century: Quantitative data analysis</w:t>
       </w:r>
       <w:r>
         <w:t xml:space="preserve">.</w:t>
@@ -2238,642 +5264,127 @@
       <w:r>
         <w:t xml:space="preserve"> </w:t>
       </w:r>
-      <w:r>
-        <w:t xml:space="preserve">Nuijten et al. (</w:t>
-      </w:r>
-      <w:hyperlink w:anchor="ref-nuijten2017validity">
-        <w:r>
-          <w:rPr>
-            <w:rStyle w:val="Hyperlink"/>
-          </w:rPr>
-          <w:t xml:space="preserve">2017</w:t>
-        </w:r>
-      </w:hyperlink>
-      <w:r>
-        <w:t xml:space="preserve">)</w:t>
-      </w:r>
-      <w:r>
-        <w:t xml:space="preserve">, however, show that not only were there only a small proportion of flagged inconsistencies related to multiple comparisons, but also that these multiple comparisons themselves were often erroneously reported.</w:t>
-      </w:r>
-      <w:r>
-        <w:t xml:space="preserve"> </w:t>
-      </w:r>
-      <w:r>
-        <w:t xml:space="preserve">They conclude that</w:t>
-      </w:r>
-      <w:r>
-        <w:t xml:space="preserve"> </w:t>
-      </w:r>
-      <w:r>
-        <w:t xml:space="preserve">“</w:t>
-      </w:r>
-      <w:r>
-        <w:t xml:space="preserve">[a]ny reporting inconsistencies associated with these tests and corrections could not explain the high prevalence of reporting inconsistencies</w:t>
-      </w:r>
-      <w:r>
-        <w:t xml:space="preserve">”</w:t>
-      </w:r>
-      <w:r>
-        <w:t xml:space="preserve"> </w:t>
-      </w:r>
-      <w:r>
-        <w:t xml:space="preserve">(</w:t>
-      </w:r>
-      <w:hyperlink w:anchor="ref-nuijten2017validity">
-        <w:r>
-          <w:rPr>
-            <w:rStyle w:val="Hyperlink"/>
-          </w:rPr>
-          <w:t xml:space="preserve">Nuijten et al., 2017, p. 27</w:t>
-        </w:r>
-      </w:hyperlink>
-      <w:r>
-        <w:t xml:space="preserve">)</w:t>
-      </w:r>
-      <w:r>
-        <w:t xml:space="preserve">.</w:t>
-      </w:r>
-    </w:p>
-    <w:p>
-      <w:pPr>
-        <w:pStyle w:val="BodyText"/>
-      </w:pPr>
-      <w:r>
-        <w:t xml:space="preserve">More elaborate automatic tools for the extraction of statistical information might allow for a more detailed and more accurate assessment of statistical reporting in the future</w:t>
-      </w:r>
-      <w:r>
-        <w:t xml:space="preserve"> </w:t>
-      </w:r>
-      <w:r>
-        <w:t xml:space="preserve">(e.g.</w:t>
-      </w:r>
-      <w:r>
-        <w:t xml:space="preserve"> </w:t>
-      </w:r>
-      <w:hyperlink w:anchor="ref-kalmbach2023rule">
-        <w:r>
-          <w:rPr>
-            <w:rStyle w:val="Hyperlink"/>
-          </w:rPr>
-          <w:t xml:space="preserve">Kalmbach et al., 2023</w:t>
-        </w:r>
-      </w:hyperlink>
-      <w:r>
-        <w:t xml:space="preserve">)</w:t>
-      </w:r>
-      <w:r>
-        <w:t xml:space="preserve">.</w:t>
-      </w:r>
-      <w:r>
-        <w:t xml:space="preserve"> </w:t>
-      </w:r>
-      <w:r>
-        <w:t xml:space="preserve">Despite its limitations, Statcheck provides a rough proxy of true inconsistency rate in the published literature and we hope the reader agrees that the prevalence of inconsistencies is a state of affairs that should be reflected upon.</w:t>
-      </w:r>
-    </w:p>
-    <w:bookmarkEnd w:id="38"/>
-    <w:bookmarkStart w:id="41" w:name="recommendations-for-the-field"/>
-    <w:p>
-      <w:pPr>
-        <w:pStyle w:val="Heading2"/>
-      </w:pPr>
-      <w:r>
-        <w:t xml:space="preserve">5.3. Recommendations for the field</w:t>
-      </w:r>
-    </w:p>
-    <w:p>
-      <w:pPr>
-        <w:pStyle w:val="FirstParagraph"/>
-      </w:pPr>
-      <w:r>
-        <w:t xml:space="preserve">There are concrete actionable steps the field of experimental linguistics can take to reduce statistical reporting inconsistencies.</w:t>
-      </w:r>
-      <w:r>
-        <w:t xml:space="preserve"> </w:t>
-      </w:r>
-      <w:r>
-        <w:t xml:space="preserve">In order to avoid simple copy-and-paste errors related to working in two separate programs for writing the manuscript and conducting the statistical analysis, authors should consider</w:t>
-      </w:r>
-      <w:r>
-        <w:t xml:space="preserve"> </w:t>
-      </w:r>
-      <w:r>
-        <w:t xml:space="preserve">‘</w:t>
-      </w:r>
-      <w:r>
-        <w:t xml:space="preserve">literate programming</w:t>
-      </w:r>
-      <w:r>
-        <w:t xml:space="preserve">’</w:t>
-      </w:r>
-      <w:r>
-        <w:t xml:space="preserve">, i.e. an integration of analysis code and prose into a single, dynamic document</w:t>
-      </w:r>
-      <w:r>
-        <w:t xml:space="preserve"> </w:t>
-      </w:r>
-      <w:r>
-        <w:t xml:space="preserve">(</w:t>
-      </w:r>
-      <w:hyperlink w:anchor="ref-casillas2023opening">
-        <w:r>
-          <w:rPr>
-            <w:rStyle w:val="Hyperlink"/>
-          </w:rPr>
-          <w:t xml:space="preserve">Casillas et al., 2023</w:t>
-        </w:r>
-      </w:hyperlink>
-      <w:r>
-        <w:t xml:space="preserve">;</w:t>
-      </w:r>
-      <w:r>
-        <w:t xml:space="preserve"> </w:t>
-      </w:r>
-      <w:hyperlink w:anchor="ref-knuth1984literate">
-        <w:r>
-          <w:rPr>
-            <w:rStyle w:val="Hyperlink"/>
-          </w:rPr>
-          <w:t xml:space="preserve">Knuth, 1984</w:t>
-        </w:r>
-      </w:hyperlink>
-      <w:r>
-        <w:t xml:space="preserve">)</w:t>
-      </w:r>
-      <w:r>
-        <w:t xml:space="preserve">.</w:t>
-      </w:r>
-      <w:r>
-        <w:t xml:space="preserve"> </w:t>
-      </w:r>
-      <w:r>
-        <w:t xml:space="preserve">Several implementations of literate programming are freely available to researchers including common R markdown files (Rmd) and Quarto markdown files (qmd).</w:t>
-      </w:r>
-      <w:r>
-        <w:t xml:space="preserve"> </w:t>
-      </w:r>
-      <w:r>
-        <w:t xml:space="preserve">Literate programming can ensure that values derived from the statistical analysis are automatically integrated into the manuscript document, avoiding errors that might happen during a manual transfer from one program to the other.</w:t>
-      </w:r>
-    </w:p>
-    <w:p>
-      <w:pPr>
-        <w:pStyle w:val="BodyText"/>
-      </w:pPr>
-      <w:r>
-        <w:t xml:space="preserve">Authors should also consider sharing their derived data (i.e. the anonymized data table that was analyzed) as well as a detailed description of their statistical protocol, ideally in form of reproducible scripts.</w:t>
-      </w:r>
-      <w:r>
-        <w:t xml:space="preserve"> </w:t>
-      </w:r>
-      <w:r>
-        <w:t xml:space="preserve">Sharing reproducible analyses with reviewers allows the reviewers the reproduce the authors’ analyses, possibly detect errors or even inappropriate statistical choices before publication, thus improving the quality and robustness of the final product.</w:t>
-      </w:r>
-      <w:r>
-        <w:t xml:space="preserve"> </w:t>
-      </w:r>
-      <w:r>
-        <w:t xml:space="preserve">Moreover, publicly sharing their analyses has numerous benefits to the authors themselves beyond error detection: Open data and materials can facilitate collaboration</w:t>
-      </w:r>
-      <w:r>
-        <w:t xml:space="preserve"> </w:t>
-      </w:r>
-      <w:r>
-        <w:t xml:space="preserve">(</w:t>
-      </w:r>
-      <w:hyperlink w:anchor="ref-boland2017ten">
-        <w:r>
-          <w:rPr>
-            <w:rStyle w:val="Hyperlink"/>
-          </w:rPr>
-          <w:t xml:space="preserve">Boland et al., 2017</w:t>
-        </w:r>
-      </w:hyperlink>
-      <w:r>
-        <w:t xml:space="preserve">)</w:t>
-      </w:r>
-      <w:r>
-        <w:t xml:space="preserve">, increase efficiency and sustainability</w:t>
-      </w:r>
-      <w:r>
-        <w:t xml:space="preserve"> </w:t>
-      </w:r>
-      <w:r>
-        <w:t xml:space="preserve">(</w:t>
-      </w:r>
-      <w:hyperlink w:anchor="ref-lowndes2017our">
-        <w:r>
-          <w:rPr>
-            <w:rStyle w:val="Hyperlink"/>
-          </w:rPr>
-          <w:t xml:space="preserve">Lowndes et al., 2017</w:t>
-        </w:r>
-      </w:hyperlink>
-      <w:r>
-        <w:t xml:space="preserve">)</w:t>
-      </w:r>
-      <w:r>
-        <w:t xml:space="preserve">, and are cited more often</w:t>
-      </w:r>
-      <w:r>
-        <w:t xml:space="preserve"> </w:t>
-      </w:r>
-      <w:r>
-        <w:t xml:space="preserve">(</w:t>
-      </w:r>
-      <w:hyperlink w:anchor="ref-colavizza2020citation">
-        <w:r>
-          <w:rPr>
-            <w:rStyle w:val="Hyperlink"/>
-          </w:rPr>
-          <w:t xml:space="preserve">Colavizza et al., 2020</w:t>
-        </w:r>
-      </w:hyperlink>
-      <w:r>
-        <w:t xml:space="preserve">)</w:t>
-      </w:r>
-      <w:r>
-        <w:t xml:space="preserve">.</w:t>
-      </w:r>
-    </w:p>
-    <w:p>
-      <w:pPr>
-        <w:pStyle w:val="BodyText"/>
-      </w:pPr>
-      <w:r>
-        <w:t xml:space="preserve">If authors do not share data and scripts, reviewers can check at least the statistical reporting consistency in the manuscript by using tools such as statcheck</w:t>
-      </w:r>
-      <w:r>
-        <w:t xml:space="preserve"> </w:t>
-      </w:r>
-      <w:r>
-        <w:t xml:space="preserve">(</w:t>
-      </w:r>
-      <w:hyperlink w:anchor="ref-nuijten2023statcheck">
-        <w:r>
-          <w:rPr>
-            <w:rStyle w:val="Hyperlink"/>
-          </w:rPr>
-          <w:t xml:space="preserve">Nuijten &amp; Epskamp, 2023</w:t>
-        </w:r>
-      </w:hyperlink>
-      <w:r>
-        <w:t xml:space="preserve">, http://statcheck.io)</w:t>
-      </w:r>
-      <w:r>
-        <w:t xml:space="preserve"> </w:t>
-      </w:r>
-      <w:r>
-        <w:t xml:space="preserve">or p-checker</w:t>
-      </w:r>
-      <w:r>
-        <w:t xml:space="preserve"> </w:t>
-      </w:r>
-      <w:r>
-        <w:t xml:space="preserve">(</w:t>
-      </w:r>
-      <w:hyperlink w:anchor="ref-schonbrodt2015p">
-        <w:r>
-          <w:rPr>
-            <w:rStyle w:val="Hyperlink"/>
-          </w:rPr>
-          <w:t xml:space="preserve">Schönbrodt, 2015</w:t>
-        </w:r>
-      </w:hyperlink>
-      <w:r>
-        <w:t xml:space="preserve">, http://shinyapps.org/apps/p-checker/)</w:t>
-      </w:r>
-      <w:r>
-        <w:t xml:space="preserve">.</w:t>
-      </w:r>
-      <w:r>
-        <w:t xml:space="preserve"> </w:t>
-      </w:r>
-      <w:r>
-        <w:t xml:space="preserve">Reviewers could consider requesting data and scripts during peer review.</w:t>
-      </w:r>
-      <w:r>
-        <w:t xml:space="preserve"> </w:t>
-      </w:r>
-      <w:r>
-        <w:t xml:space="preserve">Such requests might be particularly justified when inconsistencies are apparent.</w:t>
-      </w:r>
-      <w:r>
-        <w:t xml:space="preserve"> </w:t>
-      </w:r>
-      <w:r>
-        <w:t xml:space="preserve">Explicitly requesting to share data might already instill additional care and quality checks when authors prepare their materials, but also allows the reviewers to carefully reproduce the results, and critically evaluate all choices made in the statistical analysis</w:t>
-      </w:r>
-      <w:r>
-        <w:t xml:space="preserve"> </w:t>
-      </w:r>
-      <w:r>
-        <w:t xml:space="preserve">(</w:t>
-      </w:r>
-      <w:hyperlink w:anchor="ref-sakaluk2014analytic">
-        <w:r>
-          <w:rPr>
-            <w:rStyle w:val="Hyperlink"/>
-          </w:rPr>
-          <w:t xml:space="preserve">Sakaluk et al., 2014</w:t>
-        </w:r>
-      </w:hyperlink>
-      <w:r>
-        <w:t xml:space="preserve">)</w:t>
-      </w:r>
-      <w:r>
-        <w:t xml:space="preserve">.</w:t>
-      </w:r>
-      <w:r>
-        <w:t xml:space="preserve"> </w:t>
-      </w:r>
-      <w:r>
-        <w:t xml:space="preserve">Recent evidence suggest experimental linguistics are still characterized by a pluralism of statistical approaches, even when trying to answer the same research question</w:t>
-      </w:r>
-      <w:r>
-        <w:t xml:space="preserve"> </w:t>
-      </w:r>
-      <w:r>
-        <w:t xml:space="preserve">(</w:t>
-      </w:r>
-      <w:hyperlink w:anchor="ref-coretta_multidimensional_2023">
-        <w:r>
-          <w:rPr>
-            <w:rStyle w:val="Hyperlink"/>
-          </w:rPr>
-          <w:t xml:space="preserve">Coretta et al., 2023</w:t>
-        </w:r>
-      </w:hyperlink>
-      <w:r>
-        <w:t xml:space="preserve">)</w:t>
-      </w:r>
-      <w:r>
-        <w:t xml:space="preserve">.</w:t>
-      </w:r>
-      <w:r>
-        <w:t xml:space="preserve"> </w:t>
-      </w:r>
-      <w:r>
-        <w:t xml:space="preserve">Some of these approaches might be more appropriate than others</w:t>
-      </w:r>
-      <w:r>
-        <w:t xml:space="preserve"> </w:t>
-      </w:r>
-      <w:r>
-        <w:t xml:space="preserve">(</w:t>
-      </w:r>
-      <w:hyperlink w:anchor="ref-sondereggera2024advancements">
-        <w:r>
-          <w:rPr>
-            <w:rStyle w:val="Hyperlink"/>
-          </w:rPr>
-          <w:t xml:space="preserve">Sonderegger &amp; Sóskuthy, 2024</w:t>
-        </w:r>
-      </w:hyperlink>
-      <w:r>
-        <w:t xml:space="preserve">;</w:t>
-      </w:r>
-      <w:r>
-        <w:t xml:space="preserve"> </w:t>
-      </w:r>
-      <w:hyperlink w:anchor="ref-vasishth2023some">
-        <w:r>
-          <w:rPr>
-            <w:rStyle w:val="Hyperlink"/>
-          </w:rPr>
-          <w:t xml:space="preserve">Vasishth, 2023</w:t>
-        </w:r>
-      </w:hyperlink>
-      <w:r>
-        <w:t xml:space="preserve">)</w:t>
-      </w:r>
-      <w:r>
-        <w:t xml:space="preserve">, so more thorough evaluations of how researchers arrive at their statistical conclusions might elevate their analytical robustness.</w:t>
-      </w:r>
-    </w:p>
-    <w:p>
-      <w:pPr>
-        <w:pStyle w:val="BodyText"/>
-      </w:pPr>
-      <w:r>
-        <w:t xml:space="preserve">Journal editors could explicitly recommend consistency checks with algorhythms such as Statcheck during peer review, a practice that has been taken up on by several journals from neighboring disciplines (Psychological Science</w:t>
-      </w:r>
-      <w:r>
-        <w:rPr>
-          <w:rStyle w:val="FootnoteReference"/>
-        </w:rPr>
-        <w:footnoteReference w:id="39"/>
-      </w:r>
-      <w:r>
-        <w:t xml:space="preserve">, Advances in Methods and Practices in Psychological Science</w:t>
-      </w:r>
-      <w:r>
-        <w:rPr>
-          <w:rStyle w:val="FootnoteReference"/>
-        </w:rPr>
-        <w:footnoteReference w:id="40"/>
-      </w:r>
-      <w:r>
-        <w:t xml:space="preserve">, Stress &amp; Health</w:t>
-      </w:r>
-      <w:r>
-        <w:t xml:space="preserve"> </w:t>
-      </w:r>
-      <w:r>
-        <w:t xml:space="preserve">Barber (</w:t>
-      </w:r>
-      <w:hyperlink w:anchor="ref-barber2017meticulous">
-        <w:r>
-          <w:rPr>
-            <w:rStyle w:val="Hyperlink"/>
-          </w:rPr>
-          <w:t xml:space="preserve">2017</w:t>
-        </w:r>
-      </w:hyperlink>
-      <w:r>
-        <w:t xml:space="preserve">)</w:t>
-      </w:r>
-      <w:r>
-        <w:t xml:space="preserve">). Editors could also demand, recommend or at least encourage data sharing for publication in their journal. Data sharing policies have been shown to substantially increase the reproducibility of analyses</w:t>
-      </w:r>
-      <w:r>
-        <w:t xml:space="preserve"> </w:t>
-      </w:r>
-      <w:r>
-        <w:t xml:space="preserve">(e.g.,</w:t>
-      </w:r>
-      <w:r>
-        <w:t xml:space="preserve"> </w:t>
-      </w:r>
-      <w:hyperlink w:anchor="ref-hardwicke2018data">
-        <w:r>
-          <w:rPr>
-            <w:rStyle w:val="Hyperlink"/>
-          </w:rPr>
-          <w:t xml:space="preserve">Hardwicke et al., 2018</w:t>
-        </w:r>
-      </w:hyperlink>
-      <w:r>
-        <w:t xml:space="preserve">;</w:t>
-      </w:r>
-      <w:r>
-        <w:t xml:space="preserve"> </w:t>
-      </w:r>
-      <w:hyperlink w:anchor="ref-laurinavichyute2022share">
-        <w:r>
-          <w:rPr>
-            <w:rStyle w:val="Hyperlink"/>
-          </w:rPr>
-          <w:t xml:space="preserve">Laurinavichyute et al., 2022</w:t>
-        </w:r>
-      </w:hyperlink>
-      <w:r>
-        <w:t xml:space="preserve">)</w:t>
-      </w:r>
-      <w:r>
-        <w:t xml:space="preserve">.</w:t>
-      </w:r>
-    </w:p>
-    <w:p>
-      <w:pPr>
-        <w:pStyle w:val="BodyText"/>
-      </w:pPr>
-      <w:r>
-        <w:t xml:space="preserve">Researchers make errors.</w:t>
-      </w:r>
-      <w:r>
-        <w:t xml:space="preserve"> </w:t>
-      </w:r>
-      <w:r>
-        <w:t xml:space="preserve">Researchers have biases.</w:t>
-      </w:r>
-      <w:r>
-        <w:t xml:space="preserve"> </w:t>
-      </w:r>
-      <w:r>
-        <w:t xml:space="preserve">This is who we are as humans and there is not much we can do about our nature.</w:t>
-      </w:r>
-      <w:r>
-        <w:t xml:space="preserve"> </w:t>
-      </w:r>
-      <w:r>
-        <w:t xml:space="preserve">Being aware of this fact and how it might affect research might help us to make possibly negative consequences detectable and preventable.</w:t>
-      </w:r>
-    </w:p>
-    <w:bookmarkEnd w:id="41"/>
-    <w:bookmarkEnd w:id="42"/>
-    <w:bookmarkStart w:id="141" w:name="references"/>
-    <w:p>
-      <w:pPr>
-        <w:pStyle w:val="Heading1"/>
-      </w:pPr>
-      <w:r>
-        <w:t xml:space="preserve">References</w:t>
-      </w:r>
-    </w:p>
-    <w:bookmarkStart w:id="127" w:name="refs"/>
-    <w:bookmarkStart w:id="44" w:name="ref-APA2020"/>
+      <w:hyperlink r:id="rId126">
+        <w:r>
+          <w:rPr>
+            <w:rStyle w:val="Hyperlink"/>
+          </w:rPr>
+          <w:t xml:space="preserve">https://doi.org/10.31234/osf.io/mc6a9</w:t>
+        </w:r>
+      </w:hyperlink>
+    </w:p>
+    <w:bookmarkEnd w:id="127"/>
+    <w:bookmarkStart w:id="129" w:name="ref-sterling1959publication"/>
     <w:p>
       <w:pPr>
         <w:pStyle w:val="Bibliography"/>
       </w:pPr>
       <w:r>
-        <w:t xml:space="preserve">American Psychological Association. (2020).</w:t>
-      </w:r>
-      <w:r>
-        <w:t xml:space="preserve"> </w:t>
-      </w:r>
-      <w:r>
-        <w:rPr>
-          <w:i/>
-          <w:iCs/>
-        </w:rPr>
-        <w:t xml:space="preserve">Publication manual of the</w:t>
-      </w:r>
-      <w:r>
-        <w:rPr>
-          <w:i/>
-          <w:iCs/>
-        </w:rPr>
-        <w:t xml:space="preserve"> </w:t>
-      </w:r>
-      <w:r>
-        <w:rPr>
-          <w:i/>
-          <w:iCs/>
-        </w:rPr>
-        <w:t xml:space="preserve">American Psychological Association</w:t>
-      </w:r>
-      <w:r>
-        <w:t xml:space="preserve"> </w:t>
-      </w:r>
-      <w:r>
-        <w:t xml:space="preserve">(7th ed.). Author.</w:t>
-      </w:r>
-      <w:r>
-        <w:t xml:space="preserve"> </w:t>
-      </w:r>
-      <w:hyperlink r:id="rId43">
-        <w:r>
-          <w:rPr>
-            <w:rStyle w:val="Hyperlink"/>
-          </w:rPr>
-          <w:t xml:space="preserve">https://doi.org/10.1037/0000173-000</w:t>
-        </w:r>
-      </w:hyperlink>
-    </w:p>
-    <w:bookmarkEnd w:id="44"/>
-    <w:bookmarkStart w:id="46" w:name="ref-arvan2022reproducibility"/>
+        <w:t xml:space="preserve">Sterling, T. D. (1959). Publication decisions and their possible effects on inferences drawn from tests of significance—or vice versa.</w:t>
+      </w:r>
+      <w:r>
+        <w:t xml:space="preserve"> </w:t>
+      </w:r>
+      <w:r>
+        <w:rPr>
+          <w:i/>
+          <w:iCs/>
+        </w:rPr>
+        <w:t xml:space="preserve">Journal of the American Statistical Association</w:t>
+      </w:r>
+      <w:r>
+        <w:t xml:space="preserve">,</w:t>
+      </w:r>
+      <w:r>
+        <w:t xml:space="preserve"> </w:t>
+      </w:r>
+      <w:r>
+        <w:rPr>
+          <w:i/>
+          <w:iCs/>
+        </w:rPr>
+        <w:t xml:space="preserve">54</w:t>
+      </w:r>
+      <w:r>
+        <w:t xml:space="preserve">(285), 30–34.</w:t>
+      </w:r>
+      <w:r>
+        <w:t xml:space="preserve"> </w:t>
+      </w:r>
+      <w:hyperlink r:id="rId128">
+        <w:r>
+          <w:rPr>
+            <w:rStyle w:val="Hyperlink"/>
+          </w:rPr>
+          <w:t xml:space="preserve">https://doi.org/10.2307/2282137</w:t>
+        </w:r>
+      </w:hyperlink>
+    </w:p>
+    <w:bookmarkEnd w:id="129"/>
+    <w:bookmarkStart w:id="131" w:name="ref-van2023comparing"/>
     <w:p>
       <w:pPr>
         <w:pStyle w:val="Bibliography"/>
       </w:pPr>
       <w:r>
-        <w:t xml:space="preserve">Arvan, M., Pina, L., &amp; Parde, N. (2022). Reproducibility in computational linguistics: Is source code enough?</w:t>
-      </w:r>
-      <w:r>
-        <w:t xml:space="preserve"> </w:t>
-      </w:r>
-      <w:r>
-        <w:rPr>
-          <w:i/>
-          <w:iCs/>
-        </w:rPr>
-        <w:t xml:space="preserve">Proceedings of the 2022 Conference on Empirical Methods in Natural Language Processing</w:t>
-      </w:r>
-      <w:r>
-        <w:t xml:space="preserve">, 2350–2361.</w:t>
-      </w:r>
-      <w:r>
-        <w:t xml:space="preserve"> </w:t>
-      </w:r>
-      <w:hyperlink r:id="rId45">
-        <w:r>
-          <w:rPr>
-            <w:rStyle w:val="Hyperlink"/>
-          </w:rPr>
-          <w:t xml:space="preserve">https://doi.org/10.18653/v1/2022.emnlp-main.150</w:t>
-        </w:r>
-      </w:hyperlink>
-    </w:p>
-    <w:bookmarkEnd w:id="46"/>
-    <w:bookmarkStart w:id="48" w:name="ref-bakker2011mis"/>
+        <w:t xml:space="preserve">Van Aert, R. C., Nuijten, M. B., Olsson-Collentine, A., Stoevenbelt, A. H., Van Den Akker, O. R., Klein, R. A., &amp; Wicherts, J. M. (2023). Comparing the prevalence of statistical reporting inconsistencies in COVID-19 preprints and matched controls: A registered report.</w:t>
+      </w:r>
+      <w:r>
+        <w:t xml:space="preserve"> </w:t>
+      </w:r>
+      <w:r>
+        <w:rPr>
+          <w:i/>
+          <w:iCs/>
+        </w:rPr>
+        <w:t xml:space="preserve">Royal Society Open Science</w:t>
+      </w:r>
+      <w:r>
+        <w:t xml:space="preserve">,</w:t>
+      </w:r>
+      <w:r>
+        <w:t xml:space="preserve"> </w:t>
+      </w:r>
+      <w:r>
+        <w:rPr>
+          <w:i/>
+          <w:iCs/>
+        </w:rPr>
+        <w:t xml:space="preserve">10</w:t>
+      </w:r>
+      <w:r>
+        <w:t xml:space="preserve">(8), 202326.</w:t>
+      </w:r>
+      <w:r>
+        <w:t xml:space="preserve"> </w:t>
+      </w:r>
+      <w:hyperlink r:id="rId130">
+        <w:r>
+          <w:rPr>
+            <w:rStyle w:val="Hyperlink"/>
+          </w:rPr>
+          <w:t xml:space="preserve">https://doi.org/10.1098/rsos.202326</w:t>
+        </w:r>
+      </w:hyperlink>
+    </w:p>
+    <w:bookmarkEnd w:id="131"/>
+    <w:bookmarkStart w:id="133" w:name="ref-vasishth2023some"/>
     <w:p>
       <w:pPr>
         <w:pStyle w:val="Bibliography"/>
       </w:pPr>
       <w:r>
-        <w:t xml:space="preserve">Bakker, M., &amp; Wicherts, J. M. (2011). The (mis) reporting of statistical results in psychology journals.</w:t>
-      </w:r>
-      <w:r>
-        <w:t xml:space="preserve"> </w:t>
-      </w:r>
-      <w:r>
-        <w:rPr>
-          <w:i/>
-          <w:iCs/>
-        </w:rPr>
-        <w:t xml:space="preserve">Behavior Research Methods</w:t>
+        <w:t xml:space="preserve">Vasishth, S. (2023). Some right ways to analyze (psycho) linguistic data.</w:t>
+      </w:r>
+      <w:r>
+        <w:t xml:space="preserve"> </w:t>
+      </w:r>
+      <w:r>
+        <w:rPr>
+          <w:i/>
+          <w:iCs/>
+        </w:rPr>
+        <w:t xml:space="preserve">Annual Review of Linguistics</w:t>
       </w:r>
       <w:r>
         <w:t xml:space="preserve">,</w:t>
@@ -2886,31 +5397,67 @@
           <w:i/>
           <w:iCs/>
         </w:rPr>
-        <w:t xml:space="preserve">43</w:t>
-      </w:r>
-      <w:r>
-        <w:t xml:space="preserve">, 666–678.</w:t>
-      </w:r>
-      <w:r>
-        <w:t xml:space="preserve"> </w:t>
-      </w:r>
-      <w:hyperlink r:id="rId47">
-        <w:r>
-          <w:rPr>
-            <w:rStyle w:val="Hyperlink"/>
-          </w:rPr>
-          <w:t xml:space="preserve">https://doi.org/10.3758/s13428-011-0089-5</w:t>
-        </w:r>
-      </w:hyperlink>
-    </w:p>
-    <w:bookmarkEnd w:id="48"/>
-    <w:bookmarkStart w:id="50" w:name="ref-bakker2014outlier"/>
+        <w:t xml:space="preserve">9</w:t>
+      </w:r>
+      <w:r>
+        <w:t xml:space="preserve">(1), 273–291.</w:t>
+      </w:r>
+      <w:r>
+        <w:t xml:space="preserve"> </w:t>
+      </w:r>
+      <w:hyperlink r:id="rId132">
+        <w:r>
+          <w:rPr>
+            <w:rStyle w:val="Hyperlink"/>
+          </w:rPr>
+          <w:t xml:space="preserve">https://doi.org/10.1146/annurev-linguistics-031220-010345</w:t>
+        </w:r>
+      </w:hyperlink>
+    </w:p>
+    <w:bookmarkEnd w:id="133"/>
+    <w:bookmarkStart w:id="134" w:name="ref-vasishth2018statistical"/>
     <w:p>
       <w:pPr>
         <w:pStyle w:val="Bibliography"/>
       </w:pPr>
       <w:r>
-        <w:t xml:space="preserve">Bakker, M., &amp; Wicherts, J. M. (2014). Outlier removal and the relation with reporting errors and quality of psychological research.</w:t>
+        <w:t xml:space="preserve">Vasishth, S., Mertzen, D., Jäger, L. A., &amp; Gelman, A. (2018). The statistical significance filter leads to overoptimistic expectations of replicability.</w:t>
+      </w:r>
+      <w:r>
+        <w:t xml:space="preserve"> </w:t>
+      </w:r>
+      <w:r>
+        <w:rPr>
+          <w:i/>
+          <w:iCs/>
+        </w:rPr>
+        <w:t xml:space="preserve">Journal of Memory and Language</w:t>
+      </w:r>
+      <w:r>
+        <w:t xml:space="preserve">,</w:t>
+      </w:r>
+      <w:r>
+        <w:t xml:space="preserve"> </w:t>
+      </w:r>
+      <w:r>
+        <w:rPr>
+          <w:i/>
+          <w:iCs/>
+        </w:rPr>
+        <w:t xml:space="preserve">103</w:t>
+      </w:r>
+      <w:r>
+        <w:t xml:space="preserve">, 151–175.</w:t>
+      </w:r>
+    </w:p>
+    <w:bookmarkEnd w:id="134"/>
+    <w:bookmarkStart w:id="136" w:name="ref-veldkamp2014statistical"/>
+    <w:p>
+      <w:pPr>
+        <w:pStyle w:val="Bibliography"/>
+      </w:pPr>
+      <w:r>
+        <w:t xml:space="preserve">Veldkamp, C. L., Nuijten, M. B., Dominguez-Alvarez, L., Van Assen, M. A., &amp; Wicherts, J. M. (2014). Statistical reporting errors and collaboration on statistical analyses in psychological science.</w:t>
       </w:r>
       <w:r>
         <w:t xml:space="preserve"> </w:t>
@@ -2936,38 +5483,38 @@
         <w:t xml:space="preserve">9</w:t>
       </w:r>
       <w:r>
-        <w:t xml:space="preserve">(7), e103360.</w:t>
-      </w:r>
-      <w:r>
-        <w:t xml:space="preserve"> </w:t>
-      </w:r>
-      <w:hyperlink r:id="rId49">
-        <w:r>
-          <w:rPr>
-            <w:rStyle w:val="Hyperlink"/>
-          </w:rPr>
-          <w:t xml:space="preserve">https://doi.org/10.1371/journal.pone.0103360</w:t>
-        </w:r>
-      </w:hyperlink>
-    </w:p>
-    <w:bookmarkEnd w:id="50"/>
-    <w:bookmarkStart w:id="52" w:name="ref-barber2017meticulous"/>
+        <w:t xml:space="preserve">(12), e114876.</w:t>
+      </w:r>
+      <w:r>
+        <w:t xml:space="preserve"> </w:t>
+      </w:r>
+      <w:hyperlink r:id="rId135">
+        <w:r>
+          <w:rPr>
+            <w:rStyle w:val="Hyperlink"/>
+          </w:rPr>
+          <w:t xml:space="preserve">https://doi.org/10.1371/journal.pone.0114876</w:t>
+        </w:r>
+      </w:hyperlink>
+    </w:p>
+    <w:bookmarkEnd w:id="136"/>
+    <w:bookmarkStart w:id="138" w:name="ref-wicherts2011willingness"/>
     <w:p>
       <w:pPr>
         <w:pStyle w:val="Bibliography"/>
       </w:pPr>
       <w:r>
-        <w:t xml:space="preserve">Barber, L. K. (2017). Meticulous manuscripts, messy results: Working together for robust science reporting.</w:t>
-      </w:r>
-      <w:r>
-        <w:t xml:space="preserve"> </w:t>
-      </w:r>
-      <w:r>
-        <w:rPr>
-          <w:i/>
-          <w:iCs/>
-        </w:rPr>
-        <w:t xml:space="preserve">Stress &amp; Health</w:t>
+        <w:t xml:space="preserve">Wicherts, J. M., Bakker, M., &amp; Molenaar, D. (2011). Willingness to share research data is related to the strength of the evidence and the quality of reporting of statistical results.</w:t>
+      </w:r>
+      <w:r>
+        <w:t xml:space="preserve"> </w:t>
+      </w:r>
+      <w:r>
+        <w:rPr>
+          <w:i/>
+          <w:iCs/>
+        </w:rPr>
+        <w:t xml:space="preserve">PloS One</w:t>
       </w:r>
       <w:r>
         <w:t xml:space="preserve">,</w:t>
@@ -2980,1820 +5527,15 @@
           <w:i/>
           <w:iCs/>
         </w:rPr>
-        <w:t xml:space="preserve">33</w:t>
-      </w:r>
-      <w:r>
-        <w:t xml:space="preserve">(2), 89–91.</w:t>
-      </w:r>
-      <w:r>
-        <w:t xml:space="preserve"> </w:t>
-      </w:r>
-      <w:hyperlink r:id="rId51">
-        <w:r>
-          <w:rPr>
-            <w:rStyle w:val="Hyperlink"/>
-          </w:rPr>
-          <w:t xml:space="preserve">https://doi.org/10.1002/smi.2756</w:t>
-        </w:r>
-      </w:hyperlink>
-    </w:p>
-    <w:bookmarkEnd w:id="52"/>
-    <w:bookmarkStart w:id="54" w:name="ref-berle2007inconsistencies"/>
-    <w:p>
-      <w:pPr>
-        <w:pStyle w:val="Bibliography"/>
-      </w:pPr>
-      <w:r>
-        <w:t xml:space="preserve">Berle, D., &amp; Starcevic, V. (2007). Inconsistencies between reported test statistics and p-values in two psychiatry journals.</w:t>
-      </w:r>
-      <w:r>
-        <w:t xml:space="preserve"> </w:t>
-      </w:r>
-      <w:r>
-        <w:rPr>
-          <w:i/>
-          <w:iCs/>
-        </w:rPr>
-        <w:t xml:space="preserve">International Journal of Methods in Psychiatric Research</w:t>
-      </w:r>
-      <w:r>
-        <w:t xml:space="preserve">,</w:t>
-      </w:r>
-      <w:r>
-        <w:t xml:space="preserve"> </w:t>
-      </w:r>
-      <w:r>
-        <w:rPr>
-          <w:i/>
-          <w:iCs/>
-        </w:rPr>
-        <w:t xml:space="preserve">16</w:t>
-      </w:r>
-      <w:r>
-        <w:t xml:space="preserve">(4), 202–207.</w:t>
-      </w:r>
-      <w:r>
-        <w:t xml:space="preserve"> </w:t>
-      </w:r>
-      <w:hyperlink r:id="rId53">
-        <w:r>
-          <w:rPr>
-            <w:rStyle w:val="Hyperlink"/>
-          </w:rPr>
-          <w:t xml:space="preserve">https://doi.org/10.1002/mpr.225</w:t>
-        </w:r>
-      </w:hyperlink>
-    </w:p>
-    <w:bookmarkEnd w:id="54"/>
-    <w:bookmarkStart w:id="56" w:name="ref-bochynska2023reproducible"/>
-    <w:p>
-      <w:pPr>
-        <w:pStyle w:val="Bibliography"/>
-      </w:pPr>
-      <w:r>
-        <w:t xml:space="preserve">Bochynska, A., Keeble, L., Halfacre, C., Casillas, J. V., Champagne, I.-A., Chen, K., Röthlisberger, M., Buchanan, E. M., &amp; Roettger, T. (2023). Reproducible research practices and transparency across linguistics.</w:t>
-      </w:r>
-      <w:r>
-        <w:t xml:space="preserve"> </w:t>
-      </w:r>
-      <w:r>
-        <w:rPr>
-          <w:i/>
-          <w:iCs/>
-        </w:rPr>
-        <w:t xml:space="preserve">Glossa Psycholinguistics</w:t>
-      </w:r>
-      <w:r>
-        <w:t xml:space="preserve">,</w:t>
-      </w:r>
-      <w:r>
-        <w:t xml:space="preserve"> </w:t>
-      </w:r>
-      <w:r>
-        <w:rPr>
-          <w:i/>
-          <w:iCs/>
-        </w:rPr>
-        <w:t xml:space="preserve">2</w:t>
-      </w:r>
-      <w:r>
-        <w:t xml:space="preserve">(1).</w:t>
-      </w:r>
-      <w:r>
-        <w:t xml:space="preserve"> </w:t>
-      </w:r>
-      <w:hyperlink r:id="rId55">
-        <w:r>
-          <w:rPr>
-            <w:rStyle w:val="Hyperlink"/>
-          </w:rPr>
-          <w:t xml:space="preserve">https://doi.org/10.5070/G6011239</w:t>
-        </w:r>
-      </w:hyperlink>
-    </w:p>
-    <w:bookmarkEnd w:id="56"/>
-    <w:bookmarkStart w:id="58" w:name="ref-boland2017ten"/>
-    <w:p>
-      <w:pPr>
-        <w:pStyle w:val="Bibliography"/>
-      </w:pPr>
-      <w:r>
-        <w:t xml:space="preserve">Boland, M. R., Karczewski, K. J., &amp; Tatonetti, N. P. (2017). Ten simple rules to enable multi-site collaborations through data sharing. In</w:t>
-      </w:r>
-      <w:r>
-        <w:t xml:space="preserve"> </w:t>
-      </w:r>
-      <w:r>
-        <w:rPr>
-          <w:i/>
-          <w:iCs/>
-        </w:rPr>
-        <w:t xml:space="preserve">PLoS computational biology</w:t>
-      </w:r>
-      <w:r>
-        <w:t xml:space="preserve"> </w:t>
-      </w:r>
-      <w:r>
-        <w:t xml:space="preserve">(1; Vol. 13, p. e1005278). Public Library of Science San Francisco, CA USA.</w:t>
-      </w:r>
-      <w:r>
-        <w:t xml:space="preserve"> </w:t>
-      </w:r>
-      <w:hyperlink r:id="rId57">
-        <w:r>
-          <w:rPr>
-            <w:rStyle w:val="Hyperlink"/>
-          </w:rPr>
-          <w:t xml:space="preserve">https://doi.org/10.1371/journal.pcbi.1005278</w:t>
-        </w:r>
-      </w:hyperlink>
-    </w:p>
-    <w:bookmarkEnd w:id="58"/>
-    <w:bookmarkStart w:id="60" w:name="ref-buckley2023estimating"/>
-    <w:p>
-      <w:pPr>
-        <w:pStyle w:val="Bibliography"/>
-      </w:pPr>
-      <w:r>
-        <w:t xml:space="preserve">Buckley, J., Hyland, T., &amp; Seery, N. (2023). Estimating the replicability of technology education research.</w:t>
-      </w:r>
-      <w:r>
-        <w:t xml:space="preserve"> </w:t>
-      </w:r>
-      <w:r>
-        <w:rPr>
-          <w:i/>
-          <w:iCs/>
-        </w:rPr>
-        <w:t xml:space="preserve">International Journal of Technology and Design Education</w:t>
-      </w:r>
-      <w:r>
-        <w:t xml:space="preserve">,</w:t>
-      </w:r>
-      <w:r>
-        <w:t xml:space="preserve"> </w:t>
-      </w:r>
-      <w:r>
-        <w:rPr>
-          <w:i/>
-          <w:iCs/>
-        </w:rPr>
-        <w:t xml:space="preserve">33</w:t>
-      </w:r>
-      <w:r>
-        <w:t xml:space="preserve">(4), 1243–1264.</w:t>
-      </w:r>
-      <w:r>
-        <w:t xml:space="preserve"> </w:t>
-      </w:r>
-      <w:hyperlink r:id="rId59">
-        <w:r>
-          <w:rPr>
-            <w:rStyle w:val="Hyperlink"/>
-          </w:rPr>
-          <w:t xml:space="preserve">https://doi.org/10.1007/s10798-022-09787-6</w:t>
-        </w:r>
-      </w:hyperlink>
-    </w:p>
-    <w:bookmarkEnd w:id="60"/>
-    <w:bookmarkStart w:id="62" w:name="ref-caperos2013consistency"/>
-    <w:p>
-      <w:pPr>
-        <w:pStyle w:val="Bibliography"/>
-      </w:pPr>
-      <w:r>
-        <w:t xml:space="preserve">Caperos, J. M., &amp; Pardo, A. (2013). Consistency errors in p-values reported in spanish psychology journals.</w:t>
-      </w:r>
-      <w:r>
-        <w:t xml:space="preserve"> </w:t>
-      </w:r>
-      <w:r>
-        <w:rPr>
-          <w:i/>
-          <w:iCs/>
-        </w:rPr>
-        <w:t xml:space="preserve">Psicothema</w:t>
-      </w:r>
-      <w:r>
-        <w:t xml:space="preserve">,</w:t>
-      </w:r>
-      <w:r>
-        <w:t xml:space="preserve"> </w:t>
-      </w:r>
-      <w:r>
-        <w:rPr>
-          <w:i/>
-          <w:iCs/>
-        </w:rPr>
-        <w:t xml:space="preserve">25</w:t>
-      </w:r>
-      <w:r>
-        <w:t xml:space="preserve">(3), 408–414.</w:t>
-      </w:r>
-      <w:r>
-        <w:t xml:space="preserve"> </w:t>
-      </w:r>
-      <w:hyperlink r:id="rId61">
-        <w:r>
-          <w:rPr>
-            <w:rStyle w:val="Hyperlink"/>
-          </w:rPr>
-          <w:t xml:space="preserve">https://doi.org/10.7334/psicothema2012.207</w:t>
-        </w:r>
-      </w:hyperlink>
-    </w:p>
-    <w:bookmarkEnd w:id="62"/>
-    <w:bookmarkStart w:id="64" w:name="ref-casillas2023opening"/>
-    <w:p>
-      <w:pPr>
-        <w:pStyle w:val="Bibliography"/>
-      </w:pPr>
-      <w:r>
-        <w:t xml:space="preserve">Casillas, J. V., Constantin-Dureci, G., Rascón, I. A., Shao, J., Rodrı́guez, S. A., Gadamsetty, A., Minetti, A., Laungani, K., Thatcher, J., Gardere, R.-T., et al. (2023).</w:t>
-      </w:r>
-      <w:r>
-        <w:t xml:space="preserve"> </w:t>
-      </w:r>
-      <w:r>
-        <w:rPr>
-          <w:i/>
-          <w:iCs/>
-        </w:rPr>
-        <w:t xml:space="preserve">Opening open science to all: Demystifying reproducibility and transparency practices in linguistic research</w:t>
-      </w:r>
-      <w:r>
-        <w:t xml:space="preserve">.</w:t>
-      </w:r>
-      <w:r>
-        <w:t xml:space="preserve"> </w:t>
-      </w:r>
-      <w:hyperlink r:id="rId63">
-        <w:r>
-          <w:rPr>
-            <w:rStyle w:val="Hyperlink"/>
-          </w:rPr>
-          <w:t xml:space="preserve">https://doi.org/10.31234/osf.io/spz4w</w:t>
-        </w:r>
-      </w:hyperlink>
-    </w:p>
-    <w:bookmarkEnd w:id="64"/>
-    <w:bookmarkStart w:id="66" w:name="ref-claesen2023data"/>
-    <w:p>
-      <w:pPr>
-        <w:pStyle w:val="Bibliography"/>
-      </w:pPr>
-      <w:r>
-        <w:t xml:space="preserve">Claesen, A., Vanpaemel, W., Maerten, A.-S., Verliefde, T., Tuerlinckx, F., &amp; Heyman, T. (2023). Data sharing upon request and statistical consistency errors in psychology: A replication of wicherts, bakker and molenaar (2011).</w:t>
-      </w:r>
-      <w:r>
-        <w:t xml:space="preserve"> </w:t>
-      </w:r>
-      <w:r>
-        <w:rPr>
-          <w:i/>
-          <w:iCs/>
-        </w:rPr>
-        <w:t xml:space="preserve">Plos One</w:t>
-      </w:r>
-      <w:r>
-        <w:t xml:space="preserve">,</w:t>
-      </w:r>
-      <w:r>
-        <w:t xml:space="preserve"> </w:t>
-      </w:r>
-      <w:r>
-        <w:rPr>
-          <w:i/>
-          <w:iCs/>
-        </w:rPr>
-        <w:t xml:space="preserve">18</w:t>
-      </w:r>
-      <w:r>
-        <w:t xml:space="preserve">(4), e0284243.</w:t>
-      </w:r>
-      <w:r>
-        <w:t xml:space="preserve"> </w:t>
-      </w:r>
-      <w:hyperlink r:id="rId65">
-        <w:r>
-          <w:rPr>
-            <w:rStyle w:val="Hyperlink"/>
-          </w:rPr>
-          <w:t xml:space="preserve">https://doi.org/10.1371/journal.pone.0284243</w:t>
-        </w:r>
-      </w:hyperlink>
-    </w:p>
-    <w:bookmarkEnd w:id="66"/>
-    <w:bookmarkStart w:id="68" w:name="ref-colavizza2020citation"/>
-    <w:p>
-      <w:pPr>
-        <w:pStyle w:val="Bibliography"/>
-      </w:pPr>
-      <w:r>
-        <w:t xml:space="preserve">Colavizza, G., Hrynaszkiewicz, I., Staden, I., Whitaker, K., &amp; McGillivray, B. (2020). The citation advantage of linking publications to research data.</w:t>
-      </w:r>
-      <w:r>
-        <w:t xml:space="preserve"> </w:t>
-      </w:r>
-      <w:r>
-        <w:rPr>
-          <w:i/>
-          <w:iCs/>
-        </w:rPr>
-        <w:t xml:space="preserve">PloS One</w:t>
-      </w:r>
-      <w:r>
-        <w:t xml:space="preserve">,</w:t>
-      </w:r>
-      <w:r>
-        <w:t xml:space="preserve"> </w:t>
-      </w:r>
-      <w:r>
-        <w:rPr>
-          <w:i/>
-          <w:iCs/>
-        </w:rPr>
-        <w:t xml:space="preserve">15</w:t>
-      </w:r>
-      <w:r>
-        <w:t xml:space="preserve">(4), e0230416.</w:t>
-      </w:r>
-      <w:r>
-        <w:t xml:space="preserve"> </w:t>
-      </w:r>
-      <w:hyperlink r:id="rId67">
-        <w:r>
-          <w:rPr>
-            <w:rStyle w:val="Hyperlink"/>
-          </w:rPr>
-          <w:t xml:space="preserve">https://doi.org/10.1371/journal.pone.0230416</w:t>
-        </w:r>
-      </w:hyperlink>
-    </w:p>
-    <w:bookmarkEnd w:id="68"/>
-    <w:bookmarkStart w:id="70" w:name="ref-colombo2018statistical"/>
-    <w:p>
-      <w:pPr>
-        <w:pStyle w:val="Bibliography"/>
-      </w:pPr>
-      <w:r>
-        <w:t xml:space="preserve">Colombo, M., Duev, G., Nuijten, M. B., &amp; Sprenger, J. (2018). Statistical reporting inconsistencies in experimental philosophy.</w:t>
-      </w:r>
-      <w:r>
-        <w:t xml:space="preserve"> </w:t>
-      </w:r>
-      <w:r>
-        <w:rPr>
-          <w:i/>
-          <w:iCs/>
-        </w:rPr>
-        <w:t xml:space="preserve">PloS One</w:t>
-      </w:r>
-      <w:r>
-        <w:t xml:space="preserve">,</w:t>
-      </w:r>
-      <w:r>
-        <w:t xml:space="preserve"> </w:t>
-      </w:r>
-      <w:r>
-        <w:rPr>
-          <w:i/>
-          <w:iCs/>
-        </w:rPr>
-        <w:t xml:space="preserve">13</w:t>
-      </w:r>
-      <w:r>
-        <w:t xml:space="preserve">(4), e0194360.</w:t>
-      </w:r>
-      <w:r>
-        <w:t xml:space="preserve"> </w:t>
-      </w:r>
-      <w:hyperlink r:id="rId69">
-        <w:r>
-          <w:rPr>
-            <w:rStyle w:val="Hyperlink"/>
-          </w:rPr>
-          <w:t xml:space="preserve">https://doi.org/10.1371/journal.pone.0194360</w:t>
-        </w:r>
-      </w:hyperlink>
-    </w:p>
-    <w:bookmarkEnd w:id="70"/>
-    <w:bookmarkStart w:id="72" w:name="ref-coretta_multidimensional_2023"/>
-    <w:p>
-      <w:pPr>
-        <w:pStyle w:val="Bibliography"/>
-      </w:pPr>
-      <w:r>
-        <w:t xml:space="preserve">Coretta, S., Casillas, J. V., Roessig, S., Franke, M., Ahn, B., Al-Hoorie, A. H., Al-Tamimi, J., Alotaibi, N. E., AlShakhori, M. K., Altmiller, R. M., Arantes, P., Athanasopoulou, A., Baese-Berk, M. M., Bailey, G., Sangma, C. B. A., Beier, E. J., Benavides, G. M., Benker, N., BensonMeyer, E. P., … Roettger, T. B. (2023). Multidimensional</w:t>
-      </w:r>
-      <w:r>
-        <w:t xml:space="preserve"> </w:t>
-      </w:r>
-      <w:r>
-        <w:t xml:space="preserve">Signals</w:t>
-      </w:r>
-      <w:r>
-        <w:t xml:space="preserve"> </w:t>
-      </w:r>
-      <w:r>
-        <w:t xml:space="preserve">and</w:t>
-      </w:r>
-      <w:r>
-        <w:t xml:space="preserve"> </w:t>
-      </w:r>
-      <w:r>
-        <w:t xml:space="preserve">Analytic</w:t>
-      </w:r>
-      <w:r>
-        <w:t xml:space="preserve"> </w:t>
-      </w:r>
-      <w:r>
-        <w:t xml:space="preserve">Flexibility</w:t>
-      </w:r>
-      <w:r>
-        <w:t xml:space="preserve">:</w:t>
-      </w:r>
-      <w:r>
-        <w:t xml:space="preserve"> </w:t>
-      </w:r>
-      <w:r>
-        <w:t xml:space="preserve">Estimating</w:t>
-      </w:r>
-      <w:r>
-        <w:t xml:space="preserve"> </w:t>
-      </w:r>
-      <w:r>
-        <w:t xml:space="preserve">Degrees</w:t>
-      </w:r>
-      <w:r>
-        <w:t xml:space="preserve"> </w:t>
-      </w:r>
-      <w:r>
-        <w:t xml:space="preserve">of</w:t>
-      </w:r>
-      <w:r>
-        <w:t xml:space="preserve"> </w:t>
-      </w:r>
-      <w:r>
-        <w:t xml:space="preserve">Freedom</w:t>
-      </w:r>
-      <w:r>
-        <w:t xml:space="preserve"> </w:t>
-      </w:r>
-      <w:r>
-        <w:t xml:space="preserve">in</w:t>
-      </w:r>
-      <w:r>
-        <w:t xml:space="preserve"> </w:t>
-      </w:r>
-      <w:r>
-        <w:t xml:space="preserve">Human</w:t>
-      </w:r>
-      <w:r>
-        <w:t xml:space="preserve">-</w:t>
-      </w:r>
-      <w:r>
-        <w:t xml:space="preserve">Speech</w:t>
-      </w:r>
-      <w:r>
-        <w:t xml:space="preserve"> </w:t>
-      </w:r>
-      <w:r>
-        <w:t xml:space="preserve">Analyses</w:t>
-      </w:r>
-      <w:r>
-        <w:t xml:space="preserve">.</w:t>
-      </w:r>
-      <w:r>
-        <w:t xml:space="preserve"> </w:t>
-      </w:r>
-      <w:r>
-        <w:rPr>
-          <w:i/>
-          <w:iCs/>
-        </w:rPr>
-        <w:t xml:space="preserve">Advances in Methods and Practices in Psychological Science</w:t>
-      </w:r>
-      <w:r>
-        <w:t xml:space="preserve">,</w:t>
-      </w:r>
-      <w:r>
-        <w:t xml:space="preserve"> </w:t>
-      </w:r>
-      <w:r>
-        <w:rPr>
-          <w:i/>
-          <w:iCs/>
-        </w:rPr>
         <w:t xml:space="preserve">6</w:t>
       </w:r>
       <w:r>
-        <w:t xml:space="preserve">(3), 25152459231162567.</w:t>
-      </w:r>
-      <w:r>
-        <w:t xml:space="preserve"> </w:t>
-      </w:r>
-      <w:hyperlink r:id="rId71">
-        <w:r>
-          <w:rPr>
-            <w:rStyle w:val="Hyperlink"/>
-          </w:rPr>
-          <w:t xml:space="preserve">https://doi.org/10.1177/25152459231162567</w:t>
-        </w:r>
-      </w:hyperlink>
-    </w:p>
-    <w:bookmarkEnd w:id="72"/>
-    <w:bookmarkStart w:id="74" w:name="ref-franco2014publication"/>
-    <w:p>
-      <w:pPr>
-        <w:pStyle w:val="Bibliography"/>
-      </w:pPr>
-      <w:r>
-        <w:t xml:space="preserve">Franco, A., Malhotra, N., &amp; Simonovits, G. (2014). Publication bias in the social sciences: Unlocking the file drawer.</w:t>
-      </w:r>
-      <w:r>
-        <w:t xml:space="preserve"> </w:t>
-      </w:r>
-      <w:r>
-        <w:rPr>
-          <w:i/>
-          <w:iCs/>
-        </w:rPr>
-        <w:t xml:space="preserve">Science</w:t>
-      </w:r>
-      <w:r>
-        <w:t xml:space="preserve">,</w:t>
-      </w:r>
-      <w:r>
-        <w:t xml:space="preserve"> </w:t>
-      </w:r>
-      <w:r>
-        <w:rPr>
-          <w:i/>
-          <w:iCs/>
-        </w:rPr>
-        <w:t xml:space="preserve">345</w:t>
-      </w:r>
-      <w:r>
-        <w:t xml:space="preserve">(6203), 1502–1505.</w:t>
-      </w:r>
-      <w:r>
-        <w:t xml:space="preserve"> </w:t>
-      </w:r>
-      <w:hyperlink r:id="rId73">
-        <w:r>
-          <w:rPr>
-            <w:rStyle w:val="Hyperlink"/>
-          </w:rPr>
-          <w:t xml:space="preserve">https://doi.org/10.1126/science.1255484</w:t>
-        </w:r>
-      </w:hyperlink>
-    </w:p>
-    <w:bookmarkEnd w:id="74"/>
-    <w:bookmarkStart w:id="76" w:name="ref-fugelsang2004theory"/>
-    <w:p>
-      <w:pPr>
-        <w:pStyle w:val="Bibliography"/>
-      </w:pPr>
-      <w:r>
-        <w:t xml:space="preserve">Fugelsang, J. A., Stein, C. B., Green, A. E., &amp; Dunbar, K. N. (2004). Theory and data interactions of the scientific mind: Evidence from the molecular and the cognitive laboratory.</w:t>
-      </w:r>
-      <w:r>
-        <w:t xml:space="preserve"> </w:t>
-      </w:r>
-      <w:r>
-        <w:rPr>
-          <w:i/>
-          <w:iCs/>
-        </w:rPr>
-        <w:t xml:space="preserve">Canadian Journal of Experimental Psychology/Revue Canadienne de Psychologie Exp</w:t>
-      </w:r>
-      <w:r>
-        <w:rPr>
-          <w:i/>
-          <w:iCs/>
-        </w:rPr>
-        <w:t xml:space="preserve">é</w:t>
-      </w:r>
-      <w:r>
-        <w:rPr>
-          <w:i/>
-          <w:iCs/>
-        </w:rPr>
-        <w:t xml:space="preserve">rimentale</w:t>
-      </w:r>
-      <w:r>
-        <w:t xml:space="preserve">,</w:t>
-      </w:r>
-      <w:r>
-        <w:t xml:space="preserve"> </w:t>
-      </w:r>
-      <w:r>
-        <w:rPr>
-          <w:i/>
-          <w:iCs/>
-        </w:rPr>
-        <w:t xml:space="preserve">58</w:t>
-      </w:r>
-      <w:r>
-        <w:t xml:space="preserve">(2), 86.</w:t>
-      </w:r>
-      <w:r>
-        <w:t xml:space="preserve"> </w:t>
-      </w:r>
-      <w:hyperlink r:id="rId75">
-        <w:r>
-          <w:rPr>
-            <w:rStyle w:val="Hyperlink"/>
-          </w:rPr>
-          <w:t xml:space="preserve">https://doi.org/10.1037/h0085799</w:t>
-        </w:r>
-      </w:hyperlink>
-    </w:p>
-    <w:bookmarkEnd w:id="76"/>
-    <w:bookmarkStart w:id="78" w:name="ref-garcia2004incongruence"/>
-    <w:p>
-      <w:pPr>
-        <w:pStyle w:val="Bibliography"/>
-      </w:pPr>
-      <w:r>
-        <w:t xml:space="preserve">Garcı́a-Berthou, E., &amp; Alcaraz, C. (2004). Incongruence between test statistics and p values in medical papers.</w:t>
-      </w:r>
-      <w:r>
-        <w:t xml:space="preserve"> </w:t>
-      </w:r>
-      <w:r>
-        <w:rPr>
-          <w:i/>
-          <w:iCs/>
-        </w:rPr>
-        <w:t xml:space="preserve">BMC Medical Research Methodology</w:t>
-      </w:r>
-      <w:r>
-        <w:t xml:space="preserve">,</w:t>
-      </w:r>
-      <w:r>
-        <w:t xml:space="preserve"> </w:t>
-      </w:r>
-      <w:r>
-        <w:rPr>
-          <w:i/>
-          <w:iCs/>
-        </w:rPr>
-        <w:t xml:space="preserve">4</w:t>
-      </w:r>
-      <w:r>
-        <w:t xml:space="preserve">, 1–5.</w:t>
-      </w:r>
-      <w:r>
-        <w:t xml:space="preserve"> </w:t>
-      </w:r>
-      <w:hyperlink r:id="rId77">
-        <w:r>
-          <w:rPr>
-            <w:rStyle w:val="Hyperlink"/>
-          </w:rPr>
-          <w:t xml:space="preserve">https://doi.org/10.1186/1471-2288-4-13</w:t>
-        </w:r>
-      </w:hyperlink>
-    </w:p>
-    <w:bookmarkEnd w:id="78"/>
-    <w:bookmarkStart w:id="80" w:name="ref-green2018statcheck"/>
-    <w:p>
-      <w:pPr>
-        <w:pStyle w:val="Bibliography"/>
-      </w:pPr>
-      <w:r>
-        <w:t xml:space="preserve">Green, C. D., Abbas, S., Belliveau, A., Beribisky, N., Davidson, I. J., DiGiovanni, J., Heidari, C., Martin, S. M., Oosenbrug, E., &amp; Wainewright, L. M. (2018). Statcheck in canada: What proportion of CPA journal articles contain errors in the reporting of p-values?</w:t>
-      </w:r>
-      <w:r>
-        <w:t xml:space="preserve"> </w:t>
-      </w:r>
-      <w:r>
-        <w:rPr>
-          <w:i/>
-          <w:iCs/>
-        </w:rPr>
-        <w:t xml:space="preserve">Canadian Psychology/Psychologie Canadienne</w:t>
-      </w:r>
-      <w:r>
-        <w:t xml:space="preserve">,</w:t>
-      </w:r>
-      <w:r>
-        <w:t xml:space="preserve"> </w:t>
-      </w:r>
-      <w:r>
-        <w:rPr>
-          <w:i/>
-          <w:iCs/>
-        </w:rPr>
-        <w:t xml:space="preserve">59</w:t>
-      </w:r>
-      <w:r>
-        <w:t xml:space="preserve">(3), 203.</w:t>
-      </w:r>
-      <w:r>
-        <w:t xml:space="preserve"> </w:t>
-      </w:r>
-      <w:hyperlink r:id="rId79">
-        <w:r>
-          <w:rPr>
-            <w:rStyle w:val="Hyperlink"/>
-          </w:rPr>
-          <w:t xml:space="preserve">https://doi.org/10.1037/cap0000139</w:t>
-        </w:r>
-      </w:hyperlink>
-    </w:p>
-    <w:bookmarkEnd w:id="80"/>
-    <w:bookmarkStart w:id="82" w:name="ref-gross2021fidelity"/>
-    <w:p>
-      <w:pPr>
-        <w:pStyle w:val="Bibliography"/>
-      </w:pPr>
-      <w:r>
-        <w:t xml:space="preserve">Groß, T. (2021). Fidelity of statistical reporting in 10 years of cyber security user studies.</w:t>
-      </w:r>
-      <w:r>
-        <w:t xml:space="preserve"> </w:t>
-      </w:r>
-      <w:r>
-        <w:rPr>
-          <w:i/>
-          <w:iCs/>
-        </w:rPr>
-        <w:t xml:space="preserve">Socio-Technical Aspects in Security and Trust: 9th International Workshop, STAST 2019, Luxembourg City, Luxembourg, September 26, 2019, Revised Selected Papers 9</w:t>
-      </w:r>
-      <w:r>
-        <w:t xml:space="preserve">, 3–26.</w:t>
-      </w:r>
-      <w:r>
-        <w:t xml:space="preserve"> </w:t>
-      </w:r>
-      <w:hyperlink r:id="rId81">
-        <w:r>
-          <w:rPr>
-            <w:rStyle w:val="Hyperlink"/>
-          </w:rPr>
-          <w:t xml:space="preserve">https://doi.org/10.1007/978-3-030-55958-8_1</w:t>
-        </w:r>
-      </w:hyperlink>
-    </w:p>
-    <w:bookmarkEnd w:id="82"/>
-    <w:bookmarkStart w:id="84" w:name="ref-hardwicke2018data"/>
-    <w:p>
-      <w:pPr>
-        <w:pStyle w:val="Bibliography"/>
-      </w:pPr>
-      <w:r>
-        <w:t xml:space="preserve">Hardwicke, T. E., Mathur, M. B., MacDonald, K., Nilsonne, G., Banks, G. C., Kidwell, M. C., Hofelich Mohr, A., Clayton, E., Yoon, E. J., Henry Tessler, M., et al. (2018). Data availability, reusability, and analytic reproducibility: Evaluating the impact of a mandatory open data policy at the journal cognition.</w:t>
-      </w:r>
-      <w:r>
-        <w:t xml:space="preserve"> </w:t>
-      </w:r>
-      <w:r>
-        <w:rPr>
-          <w:i/>
-          <w:iCs/>
-        </w:rPr>
-        <w:t xml:space="preserve">Royal Society Open Science</w:t>
-      </w:r>
-      <w:r>
-        <w:t xml:space="preserve">,</w:t>
-      </w:r>
-      <w:r>
-        <w:t xml:space="preserve"> </w:t>
-      </w:r>
-      <w:r>
-        <w:rPr>
-          <w:i/>
-          <w:iCs/>
-        </w:rPr>
-        <w:t xml:space="preserve">5</w:t>
-      </w:r>
-      <w:r>
-        <w:t xml:space="preserve">(8), 180448.</w:t>
-      </w:r>
-      <w:r>
-        <w:t xml:space="preserve"> </w:t>
-      </w:r>
-      <w:hyperlink r:id="rId83">
-        <w:r>
-          <w:rPr>
-            <w:rStyle w:val="Hyperlink"/>
-          </w:rPr>
-          <w:t xml:space="preserve">https://doi.org/10.1098/rsos.180448</w:t>
-        </w:r>
-      </w:hyperlink>
-    </w:p>
-    <w:bookmarkEnd w:id="84"/>
-    <w:bookmarkStart w:id="86" w:name="ref-isbell2022misconduct"/>
-    <w:p>
-      <w:pPr>
-        <w:pStyle w:val="Bibliography"/>
-      </w:pPr>
-      <w:r>
-        <w:t xml:space="preserve">Isbell, D. R., Brown, D., Chen, M., Derrick, D. J., Ghanem, R., Arvizu, M. N. G., Schnur, E., Zhang, M., &amp; Plonsky, L. (2022). Misconduct and questionable research practices: The ethics of quantitative data handling and reporting in applied linguistics.</w:t>
-      </w:r>
-      <w:r>
-        <w:t xml:space="preserve"> </w:t>
-      </w:r>
-      <w:r>
-        <w:rPr>
-          <w:i/>
-          <w:iCs/>
-        </w:rPr>
-        <w:t xml:space="preserve">The Modern Language Journal</w:t>
-      </w:r>
-      <w:r>
-        <w:t xml:space="preserve">,</w:t>
-      </w:r>
-      <w:r>
-        <w:t xml:space="preserve"> </w:t>
-      </w:r>
-      <w:r>
-        <w:rPr>
-          <w:i/>
-          <w:iCs/>
-        </w:rPr>
-        <w:t xml:space="preserve">106</w:t>
-      </w:r>
-      <w:r>
-        <w:t xml:space="preserve">(1), 172–195.</w:t>
-      </w:r>
-      <w:r>
-        <w:t xml:space="preserve"> </w:t>
-      </w:r>
-      <w:hyperlink r:id="rId85">
-        <w:r>
-          <w:rPr>
-            <w:rStyle w:val="Hyperlink"/>
-          </w:rPr>
-          <w:t xml:space="preserve">https://doi.org/10.1111/modl.12760</w:t>
-        </w:r>
-      </w:hyperlink>
-    </w:p>
-    <w:bookmarkEnd w:id="86"/>
-    <w:bookmarkStart w:id="88" w:name="ref-john2012measuring"/>
-    <w:p>
-      <w:pPr>
-        <w:pStyle w:val="Bibliography"/>
-      </w:pPr>
-      <w:r>
-        <w:t xml:space="preserve">John, L. K., Loewenstein, G., &amp; Prelec, D. (2012). Measuring the prevalence of questionable research practices with incentives for truth telling.</w:t>
-      </w:r>
-      <w:r>
-        <w:t xml:space="preserve"> </w:t>
-      </w:r>
-      <w:r>
-        <w:rPr>
-          <w:i/>
-          <w:iCs/>
-        </w:rPr>
-        <w:t xml:space="preserve">Psychological Science</w:t>
-      </w:r>
-      <w:r>
-        <w:t xml:space="preserve">,</w:t>
-      </w:r>
-      <w:r>
-        <w:t xml:space="preserve"> </w:t>
-      </w:r>
-      <w:r>
-        <w:rPr>
-          <w:i/>
-          <w:iCs/>
-        </w:rPr>
-        <w:t xml:space="preserve">23</w:t>
-      </w:r>
-      <w:r>
-        <w:t xml:space="preserve">(5), 524–532.</w:t>
-      </w:r>
-      <w:r>
-        <w:t xml:space="preserve"> </w:t>
-      </w:r>
-      <w:hyperlink r:id="rId87">
-        <w:r>
-          <w:rPr>
-            <w:rStyle w:val="Hyperlink"/>
-          </w:rPr>
-          <w:t xml:space="preserve">https://doi.org/10.1177/0956797611430953</w:t>
-        </w:r>
-      </w:hyperlink>
-    </w:p>
-    <w:bookmarkEnd w:id="88"/>
-    <w:bookmarkStart w:id="90" w:name="ref-kalmbach2023rule"/>
-    <w:p>
-      <w:pPr>
-        <w:pStyle w:val="Bibliography"/>
-      </w:pPr>
-      <w:r>
-        <w:t xml:space="preserve">Kalmbach, T., Hoffmann, M., Lell, N., &amp; Scherp, A. (2023). On the rule-based extraction of statistics reported in scientific papers.</w:t>
-      </w:r>
-      <w:r>
-        <w:t xml:space="preserve"> </w:t>
-      </w:r>
-      <w:r>
-        <w:rPr>
-          <w:i/>
-          <w:iCs/>
-        </w:rPr>
-        <w:t xml:space="preserve">International Conference on Applications of Natural Language to Information Systems</w:t>
-      </w:r>
-      <w:r>
-        <w:t xml:space="preserve">, 326–338.</w:t>
-      </w:r>
-      <w:r>
-        <w:t xml:space="preserve"> </w:t>
-      </w:r>
-      <w:hyperlink r:id="rId89">
-        <w:r>
-          <w:rPr>
-            <w:rStyle w:val="Hyperlink"/>
-          </w:rPr>
-          <w:t xml:space="preserve">https://doi.org/10.1007/978-3-031-35320-8_23</w:t>
-        </w:r>
-      </w:hyperlink>
-    </w:p>
-    <w:bookmarkEnd w:id="90"/>
-    <w:bookmarkStart w:id="91" w:name="ref-knuth1984literate"/>
-    <w:p>
-      <w:pPr>
-        <w:pStyle w:val="Bibliography"/>
-      </w:pPr>
-      <w:r>
-        <w:t xml:space="preserve">Knuth, D. E. (1984). Literate programming.</w:t>
-      </w:r>
-      <w:r>
-        <w:t xml:space="preserve"> </w:t>
-      </w:r>
-      <w:r>
-        <w:rPr>
-          <w:i/>
-          <w:iCs/>
-        </w:rPr>
-        <w:t xml:space="preserve">The Computer Journal</w:t>
-      </w:r>
-      <w:r>
-        <w:t xml:space="preserve">,</w:t>
-      </w:r>
-      <w:r>
-        <w:t xml:space="preserve"> </w:t>
-      </w:r>
-      <w:r>
-        <w:rPr>
-          <w:i/>
-          <w:iCs/>
-        </w:rPr>
-        <w:t xml:space="preserve">27</w:t>
-      </w:r>
-      <w:r>
-        <w:t xml:space="preserve">(2), 97–111.</w:t>
-      </w:r>
-    </w:p>
-    <w:bookmarkEnd w:id="91"/>
-    <w:bookmarkStart w:id="93" w:name="ref-kobrock2023assessing"/>
-    <w:p>
-      <w:pPr>
-        <w:pStyle w:val="Bibliography"/>
-      </w:pPr>
-      <w:r>
-        <w:t xml:space="preserve">Kobrock, K., &amp; Roettger, T. (2023). Assessing the replication landscape in experimental linguistics.</w:t>
-      </w:r>
-      <w:r>
-        <w:t xml:space="preserve"> </w:t>
-      </w:r>
-      <w:r>
-        <w:rPr>
-          <w:i/>
-          <w:iCs/>
-        </w:rPr>
-        <w:t xml:space="preserve">Glossa Psycholinguistics</w:t>
-      </w:r>
-      <w:r>
-        <w:t xml:space="preserve">,</w:t>
-      </w:r>
-      <w:r>
-        <w:t xml:space="preserve"> </w:t>
-      </w:r>
-      <w:r>
-        <w:rPr>
-          <w:i/>
-          <w:iCs/>
-        </w:rPr>
-        <w:t xml:space="preserve">2</w:t>
-      </w:r>
-      <w:r>
-        <w:t xml:space="preserve">(1), 1–28.</w:t>
-      </w:r>
-      <w:r>
-        <w:t xml:space="preserve"> </w:t>
-      </w:r>
-      <w:hyperlink r:id="rId92">
-        <w:r>
-          <w:rPr>
-            <w:rStyle w:val="Hyperlink"/>
-          </w:rPr>
-          <w:t xml:space="preserve">https://doi.org/10.5070/G6011135</w:t>
-        </w:r>
-      </w:hyperlink>
-    </w:p>
-    <w:bookmarkEnd w:id="93"/>
-    <w:bookmarkStart w:id="95" w:name="ref-laurinavichyute2022share"/>
-    <w:p>
-      <w:pPr>
-        <w:pStyle w:val="Bibliography"/>
-      </w:pPr>
-      <w:r>
-        <w:t xml:space="preserve">Laurinavichyute, A., Yadav, H., &amp; Vasishth, S. (2022). Share the code, not just the data: A case study of the reproducibility of articles published in the journal of memory and language under the open data policy.</w:t>
-      </w:r>
-      <w:r>
-        <w:t xml:space="preserve"> </w:t>
-      </w:r>
-      <w:r>
-        <w:rPr>
-          <w:i/>
-          <w:iCs/>
-        </w:rPr>
-        <w:t xml:space="preserve">Journal of Memory and Language</w:t>
-      </w:r>
-      <w:r>
-        <w:t xml:space="preserve">,</w:t>
-      </w:r>
-      <w:r>
-        <w:t xml:space="preserve"> </w:t>
-      </w:r>
-      <w:r>
-        <w:rPr>
-          <w:i/>
-          <w:iCs/>
-        </w:rPr>
-        <w:t xml:space="preserve">125</w:t>
-      </w:r>
-      <w:r>
-        <w:t xml:space="preserve">, 104332.</w:t>
-      </w:r>
-      <w:r>
-        <w:t xml:space="preserve"> </w:t>
-      </w:r>
-      <w:hyperlink r:id="rId94">
-        <w:r>
-          <w:rPr>
-            <w:rStyle w:val="Hyperlink"/>
-          </w:rPr>
-          <w:t xml:space="preserve">https://doi.org/10.1016/j.jml.2022.104332</w:t>
-        </w:r>
-      </w:hyperlink>
-    </w:p>
-    <w:bookmarkEnd w:id="95"/>
-    <w:bookmarkStart w:id="97" w:name="ref-lowndes2017our"/>
-    <w:p>
-      <w:pPr>
-        <w:pStyle w:val="Bibliography"/>
-      </w:pPr>
-      <w:r>
-        <w:t xml:space="preserve">Lowndes, J. S. S., Best, B. D., Scarborough, C., Afflerbach, J. C., Frazier, M. R., O’Hara, C. C., Jiang, N., &amp; Halpern, B. S. (2017). Our path to better science in less time using open data science tools.</w:t>
-      </w:r>
-      <w:r>
-        <w:t xml:space="preserve"> </w:t>
-      </w:r>
-      <w:r>
-        <w:rPr>
-          <w:i/>
-          <w:iCs/>
-        </w:rPr>
-        <w:t xml:space="preserve">Nature Ecology &amp; Evolution</w:t>
-      </w:r>
-      <w:r>
-        <w:t xml:space="preserve">,</w:t>
-      </w:r>
-      <w:r>
-        <w:t xml:space="preserve"> </w:t>
-      </w:r>
-      <w:r>
-        <w:rPr>
-          <w:i/>
-          <w:iCs/>
-        </w:rPr>
-        <w:t xml:space="preserve">1</w:t>
-      </w:r>
-      <w:r>
-        <w:t xml:space="preserve">(6), 0160.</w:t>
-      </w:r>
-      <w:r>
-        <w:t xml:space="preserve"> </w:t>
-      </w:r>
-      <w:hyperlink r:id="rId96">
-        <w:r>
-          <w:rPr>
-            <w:rStyle w:val="Hyperlink"/>
-          </w:rPr>
-          <w:t xml:space="preserve">https://doi.org/10.1038/s41559-017-0160</w:t>
-        </w:r>
-      </w:hyperlink>
-    </w:p>
-    <w:bookmarkEnd w:id="97"/>
-    <w:bookmarkStart w:id="99" w:name="ref-nickerson1998confirmation"/>
-    <w:p>
-      <w:pPr>
-        <w:pStyle w:val="Bibliography"/>
-      </w:pPr>
-      <w:r>
-        <w:t xml:space="preserve">Nickerson, R. S. (1998). Confirmation bias: A ubiquitous phenomenon in many guises.</w:t>
-      </w:r>
-      <w:r>
-        <w:t xml:space="preserve"> </w:t>
-      </w:r>
-      <w:r>
-        <w:rPr>
-          <w:i/>
-          <w:iCs/>
-        </w:rPr>
-        <w:t xml:space="preserve">Review of General Psychology</w:t>
-      </w:r>
-      <w:r>
-        <w:t xml:space="preserve">,</w:t>
-      </w:r>
-      <w:r>
-        <w:t xml:space="preserve"> </w:t>
-      </w:r>
-      <w:r>
-        <w:rPr>
-          <w:i/>
-          <w:iCs/>
-        </w:rPr>
-        <w:t xml:space="preserve">2</w:t>
-      </w:r>
-      <w:r>
-        <w:t xml:space="preserve">(2), 175–220.</w:t>
-      </w:r>
-      <w:r>
-        <w:t xml:space="preserve"> </w:t>
-      </w:r>
-      <w:hyperlink r:id="rId98">
-        <w:r>
-          <w:rPr>
-            <w:rStyle w:val="Hyperlink"/>
-          </w:rPr>
-          <w:t xml:space="preserve">https://doi.org/10.1037/1089-2680.2.2.175</w:t>
-        </w:r>
-      </w:hyperlink>
-    </w:p>
-    <w:bookmarkEnd w:id="99"/>
-    <w:bookmarkStart w:id="101" w:name="ref-nuijten2017validity"/>
-    <w:p>
-      <w:pPr>
-        <w:pStyle w:val="Bibliography"/>
-      </w:pPr>
-      <w:r>
-        <w:t xml:space="preserve">Nuijten, M. B., Assen, M. A. van, Hartgerink, C., Epskamp, S., &amp; Wicherts, J. M. (2017).</w:t>
-      </w:r>
-      <w:r>
-        <w:t xml:space="preserve"> </w:t>
-      </w:r>
-      <w:r>
-        <w:rPr>
-          <w:i/>
-          <w:iCs/>
-        </w:rPr>
-        <w:t xml:space="preserve">The validity of the tool</w:t>
-      </w:r>
-      <w:r>
-        <w:rPr>
-          <w:i/>
-          <w:iCs/>
-        </w:rPr>
-        <w:t xml:space="preserve"> </w:t>
-      </w:r>
-      <w:r>
-        <w:rPr>
-          <w:i/>
-          <w:iCs/>
-        </w:rPr>
-        <w:t xml:space="preserve">“statcheck”</w:t>
-      </w:r>
-      <w:r>
-        <w:rPr>
-          <w:i/>
-          <w:iCs/>
-        </w:rPr>
-        <w:t xml:space="preserve"> </w:t>
-      </w:r>
-      <w:r>
-        <w:rPr>
-          <w:i/>
-          <w:iCs/>
-        </w:rPr>
-        <w:t xml:space="preserve">in discovering statistical reporting inconsistencies</w:t>
-      </w:r>
-      <w:r>
-        <w:t xml:space="preserve">.</w:t>
-      </w:r>
-      <w:r>
-        <w:t xml:space="preserve"> </w:t>
-      </w:r>
-      <w:hyperlink r:id="rId100">
-        <w:r>
-          <w:rPr>
-            <w:rStyle w:val="Hyperlink"/>
-          </w:rPr>
-          <w:t xml:space="preserve">https://doi.org/10.31234/osf.io/tcxaj</w:t>
-        </w:r>
-      </w:hyperlink>
-    </w:p>
-    <w:bookmarkEnd w:id="101"/>
-    <w:bookmarkStart w:id="102" w:name="ref-nuijten2023statcheck"/>
-    <w:p>
-      <w:pPr>
-        <w:pStyle w:val="Bibliography"/>
-      </w:pPr>
-      <w:r>
-        <w:t xml:space="preserve">Nuijten, M. B., &amp; Epskamp, S. (2023).</w:t>
-      </w:r>
-      <w:r>
-        <w:t xml:space="preserve"> </w:t>
-      </w:r>
-      <w:r>
-        <w:rPr>
-          <w:i/>
-          <w:iCs/>
-        </w:rPr>
-        <w:t xml:space="preserve">Statcheck: Extract statistics from articles and recompute p-values(1.4. 1-beta. 2)[r]</w:t>
-      </w:r>
-      <w:r>
-        <w:t xml:space="preserve">.</w:t>
-      </w:r>
-    </w:p>
-    <w:bookmarkEnd w:id="102"/>
-    <w:bookmarkStart w:id="103" w:name="ref-nuijten2016prevalence"/>
-    <w:p>
-      <w:pPr>
-        <w:pStyle w:val="Bibliography"/>
-      </w:pPr>
-      <w:r>
-        <w:t xml:space="preserve">Nuijten, M. B., Hartgerink, C. H., Van Assen, M. A., Epskamp, S., &amp; Wicherts, J. M. (2016). The prevalence of statistical reporting errors in psychology (1985–2013).</w:t>
-      </w:r>
-      <w:r>
-        <w:t xml:space="preserve"> </w:t>
-      </w:r>
-      <w:r>
-        <w:rPr>
-          <w:i/>
-          <w:iCs/>
-        </w:rPr>
-        <w:t xml:space="preserve">Behavior Research Methods</w:t>
-      </w:r>
-      <w:r>
-        <w:t xml:space="preserve">,</w:t>
-      </w:r>
-      <w:r>
-        <w:t xml:space="preserve"> </w:t>
-      </w:r>
-      <w:r>
-        <w:rPr>
-          <w:i/>
-          <w:iCs/>
-        </w:rPr>
-        <w:t xml:space="preserve">48</w:t>
-      </w:r>
-      <w:r>
-        <w:t xml:space="preserve">, 1205–1226.</w:t>
-      </w:r>
-      <w:r>
-        <w:t xml:space="preserve"> </w:t>
-      </w:r>
-      <w:hyperlink r:id="rId92">
-        <w:r>
-          <w:rPr>
-            <w:rStyle w:val="Hyperlink"/>
-          </w:rPr>
-          <w:t xml:space="preserve">https://doi.org/10.5070/G6011135</w:t>
-        </w:r>
-      </w:hyperlink>
-    </w:p>
-    <w:bookmarkEnd w:id="103"/>
-    <w:bookmarkStart w:id="104" w:name="ref-nuijten2020statcheck"/>
-    <w:p>
-      <w:pPr>
-        <w:pStyle w:val="Bibliography"/>
-      </w:pPr>
-      <w:r>
-        <w:t xml:space="preserve">Nuijten, M. B., &amp; Polanin, J. R. (2020).</w:t>
-      </w:r>
-      <w:r>
-        <w:t xml:space="preserve"> </w:t>
-      </w:r>
-      <w:r>
-        <w:t xml:space="preserve">“Statcheck”</w:t>
-      </w:r>
-      <w:r>
-        <w:t xml:space="preserve">: Automatically detect statistical reporting inconsistencies to increase reproducibility of meta-analyses.</w:t>
-      </w:r>
-      <w:r>
-        <w:t xml:space="preserve"> </w:t>
-      </w:r>
-      <w:r>
-        <w:rPr>
-          <w:i/>
-          <w:iCs/>
-        </w:rPr>
-        <w:t xml:space="preserve">Research Synthesis Methods</w:t>
-      </w:r>
-      <w:r>
-        <w:t xml:space="preserve">,</w:t>
-      </w:r>
-      <w:r>
-        <w:t xml:space="preserve"> </w:t>
-      </w:r>
-      <w:r>
-        <w:rPr>
-          <w:i/>
-          <w:iCs/>
-        </w:rPr>
-        <w:t xml:space="preserve">11</w:t>
-      </w:r>
-      <w:r>
-        <w:t xml:space="preserve">(5), 574–579.</w:t>
-      </w:r>
-    </w:p>
-    <w:bookmarkEnd w:id="104"/>
-    <w:bookmarkStart w:id="106" w:name="ref-rmanual"/>
-    <w:p>
-      <w:pPr>
-        <w:pStyle w:val="Bibliography"/>
-      </w:pPr>
-      <w:r>
-        <w:t xml:space="preserve">R Core Team. (2021).</w:t>
-      </w:r>
-      <w:r>
-        <w:t xml:space="preserve"> </w:t>
-      </w:r>
-      <w:r>
-        <w:rPr>
-          <w:i/>
-          <w:iCs/>
-        </w:rPr>
-        <w:t xml:space="preserve">R: A language and environment for statistical computing</w:t>
-      </w:r>
-      <w:r>
-        <w:t xml:space="preserve">. R Foundation for Statistical Computing.</w:t>
-      </w:r>
-      <w:r>
-        <w:t xml:space="preserve"> </w:t>
-      </w:r>
-      <w:hyperlink r:id="rId105">
-        <w:r>
-          <w:rPr>
-            <w:rStyle w:val="Hyperlink"/>
-          </w:rPr>
-          <w:t xml:space="preserve">https://www.R-project.org/</w:t>
-        </w:r>
-      </w:hyperlink>
-    </w:p>
-    <w:bookmarkEnd w:id="106"/>
-    <w:bookmarkStart w:id="108" w:name="ref-roettger2019researcher"/>
-    <w:p>
-      <w:pPr>
-        <w:pStyle w:val="Bibliography"/>
-      </w:pPr>
-      <w:r>
-        <w:t xml:space="preserve">Roettger, T. B. (2019). Researcher degrees of freedom in phonetic research.</w:t>
-      </w:r>
-      <w:r>
-        <w:t xml:space="preserve"> </w:t>
-      </w:r>
-      <w:r>
-        <w:rPr>
-          <w:i/>
-          <w:iCs/>
-        </w:rPr>
-        <w:t xml:space="preserve">Laboratory Phonology</w:t>
-      </w:r>
-      <w:r>
-        <w:t xml:space="preserve">,</w:t>
-      </w:r>
-      <w:r>
-        <w:t xml:space="preserve"> </w:t>
-      </w:r>
-      <w:r>
-        <w:rPr>
-          <w:i/>
-          <w:iCs/>
-        </w:rPr>
-        <w:t xml:space="preserve">10</w:t>
-      </w:r>
-      <w:r>
-        <w:t xml:space="preserve">(1).</w:t>
-      </w:r>
-      <w:r>
-        <w:t xml:space="preserve"> </w:t>
-      </w:r>
-      <w:hyperlink r:id="rId107">
-        <w:r>
-          <w:rPr>
-            <w:rStyle w:val="Hyperlink"/>
-          </w:rPr>
-          <w:t xml:space="preserve">https://doi.org/10.5334/labphon.147</w:t>
-        </w:r>
-      </w:hyperlink>
-    </w:p>
-    <w:bookmarkEnd w:id="108"/>
-    <w:bookmarkStart w:id="110" w:name="ref-sakaluk2014analytic"/>
-    <w:p>
-      <w:pPr>
-        <w:pStyle w:val="Bibliography"/>
-      </w:pPr>
-      <w:r>
-        <w:t xml:space="preserve">Sakaluk, J., Williams, A., &amp; Biernat, M. (2014). Analytic review as a solution to the misreporting of statistical results in psychological science.</w:t>
-      </w:r>
-      <w:r>
-        <w:t xml:space="preserve"> </w:t>
-      </w:r>
-      <w:r>
-        <w:rPr>
-          <w:i/>
-          <w:iCs/>
-        </w:rPr>
-        <w:t xml:space="preserve">Perspectives on Psychological Science</w:t>
-      </w:r>
-      <w:r>
-        <w:t xml:space="preserve">,</w:t>
-      </w:r>
-      <w:r>
-        <w:t xml:space="preserve"> </w:t>
-      </w:r>
-      <w:r>
-        <w:rPr>
-          <w:i/>
-          <w:iCs/>
-        </w:rPr>
-        <w:t xml:space="preserve">9</w:t>
-      </w:r>
-      <w:r>
-        <w:t xml:space="preserve">(6), 652–660.</w:t>
-      </w:r>
-      <w:r>
-        <w:t xml:space="preserve"> </w:t>
-      </w:r>
-      <w:hyperlink r:id="rId109">
-        <w:r>
-          <w:rPr>
-            <w:rStyle w:val="Hyperlink"/>
-          </w:rPr>
-          <w:t xml:space="preserve">https://doi.org/10.1177/1745691614549257</w:t>
-        </w:r>
-      </w:hyperlink>
-    </w:p>
-    <w:bookmarkEnd w:id="110"/>
-    <w:bookmarkStart w:id="112" w:name="ref-schmidt2017statcheck"/>
-    <w:p>
-      <w:pPr>
-        <w:pStyle w:val="Bibliography"/>
-      </w:pPr>
-      <w:r>
-        <w:t xml:space="preserve">Schmidt, T. (2017).</w:t>
-      </w:r>
-      <w:r>
-        <w:t xml:space="preserve"> </w:t>
-      </w:r>
-      <w:r>
-        <w:rPr>
-          <w:i/>
-          <w:iCs/>
-        </w:rPr>
-        <w:t xml:space="preserve">Statcheck does not work: All the numbers. Reply to nuijten et al.(2017)</w:t>
-      </w:r>
-      <w:r>
-        <w:t xml:space="preserve">.</w:t>
-      </w:r>
-      <w:r>
-        <w:t xml:space="preserve"> </w:t>
-      </w:r>
-      <w:hyperlink r:id="rId111">
-        <w:r>
-          <w:rPr>
-            <w:rStyle w:val="Hyperlink"/>
-          </w:rPr>
-          <w:t xml:space="preserve">https://doi.org/10.31234/osf.io/hr6qy</w:t>
-        </w:r>
-      </w:hyperlink>
-    </w:p>
-    <w:bookmarkEnd w:id="112"/>
-    <w:bookmarkStart w:id="114" w:name="ref-schonbrodt2015p"/>
-    <w:p>
-      <w:pPr>
-        <w:pStyle w:val="Bibliography"/>
-      </w:pPr>
-      <w:r>
-        <w:t xml:space="preserve">Schönbrodt, F. D. (2015).</w:t>
-      </w:r>
-      <w:r>
-        <w:t xml:space="preserve"> </w:t>
-      </w:r>
-      <w:r>
-        <w:rPr>
-          <w:i/>
-          <w:iCs/>
-        </w:rPr>
-        <w:t xml:space="preserve">P-checker: One-for-all p-value analyzer</w:t>
-      </w:r>
-      <w:r>
-        <w:t xml:space="preserve">.</w:t>
-      </w:r>
-      <w:r>
-        <w:t xml:space="preserve"> </w:t>
-      </w:r>
-      <w:hyperlink r:id="rId113">
-        <w:r>
-          <w:rPr>
-            <w:rStyle w:val="Hyperlink"/>
-          </w:rPr>
-          <w:t xml:space="preserve">http://shinyapps.org/apps/p-checker/</w:t>
-        </w:r>
-      </w:hyperlink>
-      <w:r>
-        <w:t xml:space="preserve">.</w:t>
-      </w:r>
-    </w:p>
-    <w:bookmarkEnd w:id="114"/>
-    <w:bookmarkStart w:id="116" w:name="ref-sondereggera2024advancements"/>
-    <w:p>
-      <w:pPr>
-        <w:pStyle w:val="Bibliography"/>
-      </w:pPr>
-      <w:r>
-        <w:t xml:space="preserve">Sonderegger, M., &amp; Sóskuthy, M. (2024).</w:t>
-      </w:r>
-      <w:r>
-        <w:t xml:space="preserve"> </w:t>
-      </w:r>
-      <w:r>
-        <w:rPr>
-          <w:i/>
-          <w:iCs/>
-        </w:rPr>
-        <w:t xml:space="preserve">Advancements of phonetics in the 21st century: Quantitative data analysis</w:t>
-      </w:r>
-      <w:r>
-        <w:t xml:space="preserve">.</w:t>
-      </w:r>
-      <w:r>
-        <w:t xml:space="preserve"> </w:t>
-      </w:r>
-      <w:hyperlink r:id="rId115">
-        <w:r>
-          <w:rPr>
-            <w:rStyle w:val="Hyperlink"/>
-          </w:rPr>
-          <w:t xml:space="preserve">https://doi.org/10.31234/osf.io/mc6a9</w:t>
-        </w:r>
-      </w:hyperlink>
-    </w:p>
-    <w:bookmarkEnd w:id="116"/>
-    <w:bookmarkStart w:id="118" w:name="ref-sterling1959publication"/>
-    <w:p>
-      <w:pPr>
-        <w:pStyle w:val="Bibliography"/>
-      </w:pPr>
-      <w:r>
-        <w:t xml:space="preserve">Sterling, T. D. (1959). Publication decisions and their possible effects on inferences drawn from tests of significance—or vice versa.</w:t>
-      </w:r>
-      <w:r>
-        <w:t xml:space="preserve"> </w:t>
-      </w:r>
-      <w:r>
-        <w:rPr>
-          <w:i/>
-          <w:iCs/>
-        </w:rPr>
-        <w:t xml:space="preserve">Journal of the American Statistical Association</w:t>
-      </w:r>
-      <w:r>
-        <w:t xml:space="preserve">,</w:t>
-      </w:r>
-      <w:r>
-        <w:t xml:space="preserve"> </w:t>
-      </w:r>
-      <w:r>
-        <w:rPr>
-          <w:i/>
-          <w:iCs/>
-        </w:rPr>
-        <w:t xml:space="preserve">54</w:t>
-      </w:r>
-      <w:r>
-        <w:t xml:space="preserve">(285), 30–34.</w:t>
-      </w:r>
-      <w:r>
-        <w:t xml:space="preserve"> </w:t>
-      </w:r>
-      <w:hyperlink r:id="rId117">
-        <w:r>
-          <w:rPr>
-            <w:rStyle w:val="Hyperlink"/>
-          </w:rPr>
-          <w:t xml:space="preserve">https://doi.org/10.2307/2282137</w:t>
-        </w:r>
-      </w:hyperlink>
-    </w:p>
-    <w:bookmarkEnd w:id="118"/>
-    <w:bookmarkStart w:id="120" w:name="ref-van2023comparing"/>
-    <w:p>
-      <w:pPr>
-        <w:pStyle w:val="Bibliography"/>
-      </w:pPr>
-      <w:r>
-        <w:t xml:space="preserve">Van Aert, R. C., Nuijten, M. B., Olsson-Collentine, A., Stoevenbelt, A. H., Van Den Akker, O. R., Klein, R. A., &amp; Wicherts, J. M. (2023). Comparing the prevalence of statistical reporting inconsistencies in COVID-19 preprints and matched controls: A registered report.</w:t>
-      </w:r>
-      <w:r>
-        <w:t xml:space="preserve"> </w:t>
-      </w:r>
-      <w:r>
-        <w:rPr>
-          <w:i/>
-          <w:iCs/>
-        </w:rPr>
-        <w:t xml:space="preserve">Royal Society Open Science</w:t>
-      </w:r>
-      <w:r>
-        <w:t xml:space="preserve">,</w:t>
-      </w:r>
-      <w:r>
-        <w:t xml:space="preserve"> </w:t>
-      </w:r>
-      <w:r>
-        <w:rPr>
-          <w:i/>
-          <w:iCs/>
-        </w:rPr>
-        <w:t xml:space="preserve">10</w:t>
-      </w:r>
-      <w:r>
-        <w:t xml:space="preserve">(8), 202326.</w:t>
-      </w:r>
-      <w:r>
-        <w:t xml:space="preserve"> </w:t>
-      </w:r>
-      <w:hyperlink r:id="rId119">
-        <w:r>
-          <w:rPr>
-            <w:rStyle w:val="Hyperlink"/>
-          </w:rPr>
-          <w:t xml:space="preserve">https://doi.org/10.1098/rsos.202326</w:t>
-        </w:r>
-      </w:hyperlink>
-    </w:p>
-    <w:bookmarkEnd w:id="120"/>
-    <w:bookmarkStart w:id="122" w:name="ref-vasishth2023some"/>
-    <w:p>
-      <w:pPr>
-        <w:pStyle w:val="Bibliography"/>
-      </w:pPr>
-      <w:r>
-        <w:t xml:space="preserve">Vasishth, S. (2023). Some right ways to analyze (psycho) linguistic data.</w:t>
-      </w:r>
-      <w:r>
-        <w:t xml:space="preserve"> </w:t>
-      </w:r>
-      <w:r>
-        <w:rPr>
-          <w:i/>
-          <w:iCs/>
-        </w:rPr>
-        <w:t xml:space="preserve">Annual Review of Linguistics</w:t>
-      </w:r>
-      <w:r>
-        <w:t xml:space="preserve">,</w:t>
-      </w:r>
-      <w:r>
-        <w:t xml:space="preserve"> </w:t>
-      </w:r>
-      <w:r>
-        <w:rPr>
-          <w:i/>
-          <w:iCs/>
-        </w:rPr>
-        <w:t xml:space="preserve">9</w:t>
-      </w:r>
-      <w:r>
-        <w:t xml:space="preserve">(1), 273–291.</w:t>
-      </w:r>
-      <w:r>
-        <w:t xml:space="preserve"> </w:t>
-      </w:r>
-      <w:hyperlink r:id="rId121">
-        <w:r>
-          <w:rPr>
-            <w:rStyle w:val="Hyperlink"/>
-          </w:rPr>
-          <w:t xml:space="preserve">https://doi.org/10.1146/annurev-linguistics-031220-010345</w:t>
-        </w:r>
-      </w:hyperlink>
-    </w:p>
-    <w:bookmarkEnd w:id="122"/>
-    <w:bookmarkStart w:id="124" w:name="ref-veldkamp2014statistical"/>
-    <w:p>
-      <w:pPr>
-        <w:pStyle w:val="Bibliography"/>
-      </w:pPr>
-      <w:r>
-        <w:t xml:space="preserve">Veldkamp, C. L., Nuijten, M. B., Dominguez-Alvarez, L., Van Assen, M. A., &amp; Wicherts, J. M. (2014). Statistical reporting errors and collaboration on statistical analyses in psychological science.</w:t>
-      </w:r>
-      <w:r>
-        <w:t xml:space="preserve"> </w:t>
-      </w:r>
-      <w:r>
-        <w:rPr>
-          <w:i/>
-          <w:iCs/>
-        </w:rPr>
-        <w:t xml:space="preserve">PloS One</w:t>
-      </w:r>
-      <w:r>
-        <w:t xml:space="preserve">,</w:t>
-      </w:r>
-      <w:r>
-        <w:t xml:space="preserve"> </w:t>
-      </w:r>
-      <w:r>
-        <w:rPr>
-          <w:i/>
-          <w:iCs/>
-        </w:rPr>
-        <w:t xml:space="preserve">9</w:t>
-      </w:r>
-      <w:r>
-        <w:t xml:space="preserve">(12), e114876.</w:t>
-      </w:r>
-      <w:r>
-        <w:t xml:space="preserve"> </w:t>
-      </w:r>
-      <w:hyperlink r:id="rId123">
-        <w:r>
-          <w:rPr>
-            <w:rStyle w:val="Hyperlink"/>
-          </w:rPr>
-          <w:t xml:space="preserve">https://doi.org/10.1371/journal.pone.0114876</w:t>
-        </w:r>
-      </w:hyperlink>
-    </w:p>
-    <w:bookmarkEnd w:id="124"/>
-    <w:bookmarkStart w:id="126" w:name="ref-wicherts2011willingness"/>
-    <w:p>
-      <w:pPr>
-        <w:pStyle w:val="Bibliography"/>
-      </w:pPr>
-      <w:r>
-        <w:t xml:space="preserve">Wicherts, J. M., Bakker, M., &amp; Molenaar, D. (2011). Willingness to share research data is related to the strength of the evidence and the quality of reporting of statistical results.</w:t>
-      </w:r>
-      <w:r>
-        <w:t xml:space="preserve"> </w:t>
-      </w:r>
-      <w:r>
-        <w:rPr>
-          <w:i/>
-          <w:iCs/>
-        </w:rPr>
-        <w:t xml:space="preserve">PloS One</w:t>
-      </w:r>
-      <w:r>
-        <w:t xml:space="preserve">,</w:t>
-      </w:r>
-      <w:r>
-        <w:t xml:space="preserve"> </w:t>
-      </w:r>
-      <w:r>
-        <w:rPr>
-          <w:i/>
-          <w:iCs/>
-        </w:rPr>
-        <w:t xml:space="preserve">6</w:t>
-      </w:r>
-      <w:r>
         <w:t xml:space="preserve">(11), e26828.</w:t>
       </w:r>
       <w:r>
         <w:t xml:space="preserve"> </w:t>
       </w:r>
-      <w:hyperlink r:id="rId125">
+      <w:hyperlink r:id="rId137">
         <w:r>
           <w:rPr>
             <w:rStyle w:val="Hyperlink"/>
@@ -4802,9 +5544,9 @@
         </w:r>
       </w:hyperlink>
     </w:p>
-    <w:bookmarkEnd w:id="126"/>
-    <w:bookmarkEnd w:id="127"/>
-    <w:bookmarkStart w:id="128" w:name="tbl-summary"/>
+    <w:bookmarkEnd w:id="138"/>
+    <w:bookmarkEnd w:id="139"/>
+    <w:bookmarkStart w:id="140" w:name="tbl-summary"/>
     <w:p>
       <w:pPr>
         <w:pStyle w:val="FigureTitle"/>
@@ -4818,7 +5560,7 @@
         <w:pStyle w:val="Caption"/>
       </w:pPr>
       <w:r>
-        <w:t xml:space="preserve">Number of eligible articles, assessable articles and results, inconsistencies and decision inconsistencies across all journals. (Applied Psycholinguistics (APS), Bilingualism: Language and Cognition (BLC), Linguistic Approaches to Bilingualism (LAB), Language and Speech (LaS), Language Learning and Techology (LLT), Journal of Language and Social Psychology (LSP), Journal of Child Language (JCL), and Studies in Second Language Acquisition (SLA))</w:t>
+        <w:t xml:space="preserve">Number of eligible articles, assessable articles and results, inconsistencies and decision inconsistencies across all journals. (Applied Psycholinguistics (APS), Language and Brain (BAL), Bilingualism: Language and Cognition (BLC), Journal of Memory and Language (JML), Journal of Psycholinguistic Research (JPR), Linguistic Approaches to Bilingualism (LAB), Language and Speech (LaS), Language Cognition and Neuroscience (LCN, former Language and Cognitive Processes), Language Learning and Techology (LLT), Journal of Language and Social Psychology (LSP), Journal of Child Language (JCL), and Studies in Second Language Acquisition (SLA), Journal Of Speech Language And Hearing Research (SLH))</w:t>
       </w:r>
     </w:p>
     <w:tbl>
@@ -4996,6 +5738,80 @@
               <w:jc w:val="left"/>
             </w:pPr>
             <w:r>
+              <w:t xml:space="preserve">BAL</w:t>
+            </w:r>
+          </w:p>
+        </w:tc>
+        <w:tc>
+          <w:tcPr/>
+          <w:p>
+            <w:pPr>
+              <w:pStyle w:val="Compact"/>
+              <w:jc w:val="right"/>
+            </w:pPr>
+            <w:r>
+              <w:t xml:space="preserve">2253</w:t>
+            </w:r>
+          </w:p>
+        </w:tc>
+        <w:tc>
+          <w:tcPr/>
+          <w:p>
+            <w:pPr>
+              <w:pStyle w:val="Compact"/>
+              <w:jc w:val="right"/>
+            </w:pPr>
+            <w:r>
+              <w:t xml:space="preserve">780</w:t>
+            </w:r>
+          </w:p>
+        </w:tc>
+        <w:tc>
+          <w:tcPr/>
+          <w:p>
+            <w:pPr>
+              <w:pStyle w:val="Compact"/>
+              <w:jc w:val="right"/>
+            </w:pPr>
+            <w:r>
+              <w:t xml:space="preserve">10344</w:t>
+            </w:r>
+          </w:p>
+        </w:tc>
+        <w:tc>
+          <w:tcPr/>
+          <w:p>
+            <w:pPr>
+              <w:pStyle w:val="Compact"/>
+              <w:jc w:val="right"/>
+            </w:pPr>
+            <w:r>
+              <w:t xml:space="preserve">1414</w:t>
+            </w:r>
+          </w:p>
+        </w:tc>
+        <w:tc>
+          <w:tcPr/>
+          <w:p>
+            <w:pPr>
+              <w:pStyle w:val="Compact"/>
+              <w:jc w:val="right"/>
+            </w:pPr>
+            <w:r>
+              <w:t xml:space="preserve">153</w:t>
+            </w:r>
+          </w:p>
+        </w:tc>
+      </w:tr>
+      <w:tr>
+        <w:tc>
+          <w:tcPr/>
+          <w:p>
+            <w:pPr>
+              <w:pStyle w:val="Compact"/>
+              <w:jc w:val="left"/>
+            </w:pPr>
+            <w:r>
               <w:t xml:space="preserve">BLC</w:t>
             </w:r>
           </w:p>
@@ -5144,6 +5960,154 @@
               <w:jc w:val="left"/>
             </w:pPr>
             <w:r>
+              <w:t xml:space="preserve">JML</w:t>
+            </w:r>
+          </w:p>
+        </w:tc>
+        <w:tc>
+          <w:tcPr/>
+          <w:p>
+            <w:pPr>
+              <w:pStyle w:val="Compact"/>
+              <w:jc w:val="right"/>
+            </w:pPr>
+            <w:r>
+              <w:t xml:space="preserve">1507</w:t>
+            </w:r>
+          </w:p>
+        </w:tc>
+        <w:tc>
+          <w:tcPr/>
+          <w:p>
+            <w:pPr>
+              <w:pStyle w:val="Compact"/>
+              <w:jc w:val="right"/>
+            </w:pPr>
+            <w:r>
+              <w:t xml:space="preserve">768</w:t>
+            </w:r>
+          </w:p>
+        </w:tc>
+        <w:tc>
+          <w:tcPr/>
+          <w:p>
+            <w:pPr>
+              <w:pStyle w:val="Compact"/>
+              <w:jc w:val="right"/>
+            </w:pPr>
+            <w:r>
+              <w:t xml:space="preserve">13236</w:t>
+            </w:r>
+          </w:p>
+        </w:tc>
+        <w:tc>
+          <w:tcPr/>
+          <w:p>
+            <w:pPr>
+              <w:pStyle w:val="Compact"/>
+              <w:jc w:val="right"/>
+            </w:pPr>
+            <w:r>
+              <w:t xml:space="preserve">921</w:t>
+            </w:r>
+          </w:p>
+        </w:tc>
+        <w:tc>
+          <w:tcPr/>
+          <w:p>
+            <w:pPr>
+              <w:pStyle w:val="Compact"/>
+              <w:jc w:val="right"/>
+            </w:pPr>
+            <w:r>
+              <w:t xml:space="preserve">107</w:t>
+            </w:r>
+          </w:p>
+        </w:tc>
+      </w:tr>
+      <w:tr>
+        <w:tc>
+          <w:tcPr/>
+          <w:p>
+            <w:pPr>
+              <w:pStyle w:val="Compact"/>
+              <w:jc w:val="left"/>
+            </w:pPr>
+            <w:r>
+              <w:t xml:space="preserve">JPR</w:t>
+            </w:r>
+          </w:p>
+        </w:tc>
+        <w:tc>
+          <w:tcPr/>
+          <w:p>
+            <w:pPr>
+              <w:pStyle w:val="Compact"/>
+              <w:jc w:val="right"/>
+            </w:pPr>
+            <w:r>
+              <w:t xml:space="preserve">1137</w:t>
+            </w:r>
+          </w:p>
+        </w:tc>
+        <w:tc>
+          <w:tcPr/>
+          <w:p>
+            <w:pPr>
+              <w:pStyle w:val="Compact"/>
+              <w:jc w:val="right"/>
+            </w:pPr>
+            <w:r>
+              <w:t xml:space="preserve">534</w:t>
+            </w:r>
+          </w:p>
+        </w:tc>
+        <w:tc>
+          <w:tcPr/>
+          <w:p>
+            <w:pPr>
+              <w:pStyle w:val="Compact"/>
+              <w:jc w:val="right"/>
+            </w:pPr>
+            <w:r>
+              <w:t xml:space="preserve">5576</w:t>
+            </w:r>
+          </w:p>
+        </w:tc>
+        <w:tc>
+          <w:tcPr/>
+          <w:p>
+            <w:pPr>
+              <w:pStyle w:val="Compact"/>
+              <w:jc w:val="right"/>
+            </w:pPr>
+            <w:r>
+              <w:t xml:space="preserve">791</w:t>
+            </w:r>
+          </w:p>
+        </w:tc>
+        <w:tc>
+          <w:tcPr/>
+          <w:p>
+            <w:pPr>
+              <w:pStyle w:val="Compact"/>
+              <w:jc w:val="right"/>
+            </w:pPr>
+            <w:r>
+              <w:t xml:space="preserve">85</w:t>
+            </w:r>
+          </w:p>
+        </w:tc>
+      </w:tr>
+      <w:tr>
+        <w:tc>
+          <w:tcPr/>
+          <w:p>
+            <w:pPr>
+              <w:pStyle w:val="Compact"/>
+              <w:jc w:val="left"/>
+            </w:pPr>
+            <w:r>
               <w:t xml:space="preserve">LAB</w:t>
             </w:r>
           </w:p>
@@ -5205,6 +6169,80 @@
             </w:pPr>
             <w:r>
               <w:t xml:space="preserve">25</w:t>
+            </w:r>
+          </w:p>
+        </w:tc>
+      </w:tr>
+      <w:tr>
+        <w:tc>
+          <w:tcPr/>
+          <w:p>
+            <w:pPr>
+              <w:pStyle w:val="Compact"/>
+              <w:jc w:val="left"/>
+            </w:pPr>
+            <w:r>
+              <w:t xml:space="preserve">LCN</w:t>
+            </w:r>
+          </w:p>
+        </w:tc>
+        <w:tc>
+          <w:tcPr/>
+          <w:p>
+            <w:pPr>
+              <w:pStyle w:val="Compact"/>
+              <w:jc w:val="right"/>
+            </w:pPr>
+            <w:r>
+              <w:t xml:space="preserve">751</w:t>
+            </w:r>
+          </w:p>
+        </w:tc>
+        <w:tc>
+          <w:tcPr/>
+          <w:p>
+            <w:pPr>
+              <w:pStyle w:val="Compact"/>
+              <w:jc w:val="right"/>
+            </w:pPr>
+            <w:r>
+              <w:t xml:space="preserve">397</w:t>
+            </w:r>
+          </w:p>
+        </w:tc>
+        <w:tc>
+          <w:tcPr/>
+          <w:p>
+            <w:pPr>
+              <w:pStyle w:val="Compact"/>
+              <w:jc w:val="right"/>
+            </w:pPr>
+            <w:r>
+              <w:t xml:space="preserve">5979</w:t>
+            </w:r>
+          </w:p>
+        </w:tc>
+        <w:tc>
+          <w:tcPr/>
+          <w:p>
+            <w:pPr>
+              <w:pStyle w:val="Compact"/>
+              <w:jc w:val="right"/>
+            </w:pPr>
+            <w:r>
+              <w:t xml:space="preserve">894</w:t>
+            </w:r>
+          </w:p>
+        </w:tc>
+        <w:tc>
+          <w:tcPr/>
+          <w:p>
+            <w:pPr>
+              <w:pStyle w:val="Compact"/>
+              <w:jc w:val="right"/>
+            </w:pPr>
+            <w:r>
+              <w:t xml:space="preserve">89</w:t>
             </w:r>
           </w:p>
         </w:tc>
@@ -5378,7 +6416,7 @@
               <w:jc w:val="right"/>
             </w:pPr>
             <w:r>
-              <w:t xml:space="preserve">598</w:t>
+              <w:t xml:space="preserve">597</w:t>
             </w:r>
           </w:p>
         </w:tc>
@@ -5390,7 +6428,7 @@
               <w:jc w:val="right"/>
             </w:pPr>
             <w:r>
-              <w:t xml:space="preserve">363</w:t>
+              <w:t xml:space="preserve">160</w:t>
             </w:r>
           </w:p>
         </w:tc>
@@ -5402,7 +6440,7 @@
               <w:jc w:val="right"/>
             </w:pPr>
             <w:r>
-              <w:t xml:space="preserve">4717</w:t>
+              <w:t xml:space="preserve">2433</w:t>
             </w:r>
           </w:p>
         </w:tc>
@@ -5414,7 +6452,7 @@
               <w:jc w:val="right"/>
             </w:pPr>
             <w:r>
-              <w:t xml:space="preserve">552</w:t>
+              <w:t xml:space="preserve">286</w:t>
             </w:r>
           </w:p>
         </w:tc>
@@ -5426,7 +6464,7 @@
               <w:jc w:val="right"/>
             </w:pPr>
             <w:r>
-              <w:t xml:space="preserve">86</w:t>
+              <w:t xml:space="preserve">45</w:t>
             </w:r>
           </w:p>
         </w:tc>
@@ -5514,6 +6552,80 @@
               <w:jc w:val="left"/>
             </w:pPr>
             <w:r>
+              <w:t xml:space="preserve">SLH</w:t>
+            </w:r>
+          </w:p>
+        </w:tc>
+        <w:tc>
+          <w:tcPr/>
+          <w:p>
+            <w:pPr>
+              <w:pStyle w:val="Compact"/>
+              <w:jc w:val="right"/>
+            </w:pPr>
+            <w:r>
+              <w:t xml:space="preserve">1614</w:t>
+            </w:r>
+          </w:p>
+        </w:tc>
+        <w:tc>
+          <w:tcPr/>
+          <w:p>
+            <w:pPr>
+              <w:pStyle w:val="Compact"/>
+              <w:jc w:val="right"/>
+            </w:pPr>
+            <w:r>
+              <w:t xml:space="preserve">933</w:t>
+            </w:r>
+          </w:p>
+        </w:tc>
+        <w:tc>
+          <w:tcPr/>
+          <w:p>
+            <w:pPr>
+              <w:pStyle w:val="Compact"/>
+              <w:jc w:val="right"/>
+            </w:pPr>
+            <w:r>
+              <w:t xml:space="preserve">10608</w:t>
+            </w:r>
+          </w:p>
+        </w:tc>
+        <w:tc>
+          <w:tcPr/>
+          <w:p>
+            <w:pPr>
+              <w:pStyle w:val="Compact"/>
+              <w:jc w:val="right"/>
+            </w:pPr>
+            <w:r>
+              <w:t xml:space="preserve">1501</w:t>
+            </w:r>
+          </w:p>
+        </w:tc>
+        <w:tc>
+          <w:tcPr/>
+          <w:p>
+            <w:pPr>
+              <w:pStyle w:val="Compact"/>
+              <w:jc w:val="right"/>
+            </w:pPr>
+            <w:r>
+              <w:t xml:space="preserve">178</w:t>
+            </w:r>
+          </w:p>
+        </w:tc>
+      </w:tr>
+      <w:tr>
+        <w:tc>
+          <w:tcPr/>
+          <w:p>
+            <w:pPr>
+              <w:pStyle w:val="Compact"/>
+              <w:jc w:val="left"/>
+            </w:pPr>
+            <w:r>
               <w:t xml:space="preserve">Total</w:t>
             </w:r>
           </w:p>
@@ -5526,7 +6638,7 @@
               <w:jc w:val="right"/>
             </w:pPr>
             <w:r>
-              <w:t xml:space="preserve">5804</w:t>
+              <w:t xml:space="preserve">13065</w:t>
             </w:r>
           </w:p>
         </w:tc>
@@ -5538,7 +6650,7 @@
               <w:jc w:val="right"/>
             </w:pPr>
             <w:r>
-              <w:t xml:space="preserve">3059</w:t>
+              <w:t xml:space="preserve">6268</w:t>
             </w:r>
           </w:p>
         </w:tc>
@@ -5550,7 +6662,7 @@
               <w:jc w:val="right"/>
             </w:pPr>
             <w:r>
-              <w:t xml:space="preserve">39532</w:t>
+              <w:t xml:space="preserve">82991</w:t>
             </w:r>
           </w:p>
         </w:tc>
@@ -5562,7 +6674,7 @@
               <w:jc w:val="right"/>
             </w:pPr>
             <w:r>
-              <w:t xml:space="preserve">5166</w:t>
+              <w:t xml:space="preserve">10421</w:t>
             </w:r>
           </w:p>
         </w:tc>
@@ -5574,19 +6686,19 @@
               <w:jc w:val="right"/>
             </w:pPr>
             <w:r>
-              <w:t xml:space="preserve">655</w:t>
+              <w:t xml:space="preserve">1226</w:t>
             </w:r>
           </w:p>
         </w:tc>
       </w:tr>
     </w:tbl>
-    <w:bookmarkEnd w:id="128"/>
+    <w:bookmarkEnd w:id="140"/>
     <w:p>
       <w:r>
         <w:br w:type="page"/>
       </w:r>
     </w:p>
-    <w:bookmarkStart w:id="132" w:name="fig-stacked-bar"/>
+    <w:bookmarkStart w:id="144" w:name="fig-stacked-bar"/>
     <w:p>
       <w:pPr>
         <w:pStyle w:val="FigureTitle"/>
@@ -5600,7 +6712,7 @@
         <w:pStyle w:val="Caption"/>
       </w:pPr>
       <w:r>
-        <w:t xml:space="preserve">Proportion of articles containing at least one inconsistency / decision inconsistency. (Applied Psycholinguistics (APS), Bilingualism: Language and Cognition (BLC), Linguistic Approaches to Bilingualism (LAB), Language and Speech (LaS), Language Learning and Techology (LLT), Journal of Language and Social Psychology (LSP), Journal of Child Language (JCL), and Studies in Second Language Acquisition (SLA))</w:t>
+        <w:t xml:space="preserve">Proportion of articles containing at least one inconsistency / decision inconsistency. (Applied Psycholinguistics (APS), Language and Brain (BAL), Bilingualism: Language and Cognition (BLC), Journal of Memory and Language (JML), Journal of Psycholinguistic Research (JPR), Linguistic Approaches to Bilingualism (LAB), Language and Speech (LaS), Language Cognition and Neuroscience (LCN, former Language and Cognitive Processes), Language Learning and Techology (LLT), Journal of Language and Social Psychology (LSP), Journal of Child Language (JCL), and Studies in Second Language Acquisition (SLA), Journal Of Speech Language And Hearing Research (SLH))</w:t>
       </w:r>
     </w:p>
     <w:p>
@@ -5612,18 +6724,18 @@
           <wp:inline>
             <wp:extent cx="5943600" cy="3963332"/>
             <wp:effectExtent b="0" l="0" r="0" t="0"/>
-            <wp:docPr descr="" title="" id="130" name="Picture"/>
+            <wp:docPr descr="" title="" id="142" name="Picture"/>
             <a:graphic>
               <a:graphicData uri="http://schemas.openxmlformats.org/drawingml/2006/picture">
                 <pic:pic>
                   <pic:nvPicPr>
-                    <pic:cNvPr descr="../plots/figure1.png" id="131" name="Picture"/>
+                    <pic:cNvPr descr="../plots/figure1.png" id="143" name="Picture"/>
                     <pic:cNvPicPr>
                       <a:picLocks noChangeArrowheads="1" noChangeAspect="1"/>
                     </pic:cNvPicPr>
                   </pic:nvPicPr>
                   <pic:blipFill>
-                    <a:blip r:embed="rId129"/>
+                    <a:blip r:embed="rId141"/>
                     <a:stretch>
                       <a:fillRect/>
                     </a:stretch>
@@ -5650,13 +6762,13 @@
         </w:drawing>
       </w:r>
     </w:p>
-    <w:bookmarkEnd w:id="132"/>
+    <w:bookmarkEnd w:id="144"/>
     <w:p>
       <w:r>
         <w:br w:type="page"/>
       </w:r>
     </w:p>
-    <w:bookmarkStart w:id="136" w:name="fig-year-prop"/>
+    <w:bookmarkStart w:id="148" w:name="fig-year-prop"/>
     <w:p>
       <w:pPr>
         <w:pStyle w:val="FigureTitle"/>
@@ -5670,7 +6782,7 @@
         <w:pStyle w:val="Caption"/>
       </w:pPr>
       <w:r>
-        <w:t xml:space="preserve">Proportion of inconsistencies / decision inconsistencies plotted from 2000 to 2023. Left: rates pooled across journals; Right: rates per journal. (Applied Psycholinguistics (APS), Bilingualism: Language and Cognition (BLC), Linguistic Approaches to Bilingualism (LAB), Language and Speech (LaS), Language Learning and Techology (LLT), Journal of Language and Social Psychology (LSP), Journal of Child Language (JCL), and Studies in Second Language Acquisition (SLA))</w:t>
+        <w:t xml:space="preserve">Proportion of inconsistencies / decision inconsistencies across time overall (left panel) and split into journals (right panel). (Applied Psycholinguistics (APS), Language and Brain (BAL), Bilingualism: Language and Cognition (BLC), Journal of Memory and Language (JML), Journal of Psycholinguistic Research (JPR), Linguistic Approaches to Bilingualism (LAB), Language and Speech (LaS), Language Cognition and Neuroscience (LCN, former Language and Cognitive Processes), Language Learning and Techology (LLT), Journal of Language and Social Psychology (LSP), Journal of Child Language (JCL), and Studies in Second Language Acquisition (SLA), Journal Of Speech Language And Hearing Research (SLH))</w:t>
       </w:r>
     </w:p>
     <w:p>
@@ -5682,18 +6794,18 @@
           <wp:inline>
             <wp:extent cx="5943600" cy="3963332"/>
             <wp:effectExtent b="0" l="0" r="0" t="0"/>
-            <wp:docPr descr="" title="" id="134" name="Picture"/>
+            <wp:docPr descr="" title="" id="146" name="Picture"/>
             <a:graphic>
               <a:graphicData uri="http://schemas.openxmlformats.org/drawingml/2006/picture">
                 <pic:pic>
                   <pic:nvPicPr>
-                    <pic:cNvPr descr="../plots/figure2.png" id="135" name="Picture"/>
+                    <pic:cNvPr descr="../plots/figure2.png" id="147" name="Picture"/>
                     <pic:cNvPicPr>
                       <a:picLocks noChangeArrowheads="1" noChangeAspect="1"/>
                     </pic:cNvPicPr>
                   </pic:nvPicPr>
                   <pic:blipFill>
-                    <a:blip r:embed="rId133"/>
+                    <a:blip r:embed="rId145"/>
                     <a:stretch>
                       <a:fillRect/>
                     </a:stretch>
@@ -5720,13 +6832,13 @@
         </w:drawing>
       </w:r>
     </w:p>
-    <w:bookmarkEnd w:id="136"/>
+    <w:bookmarkEnd w:id="148"/>
     <w:p>
       <w:r>
         <w:br w:type="page"/>
       </w:r>
     </w:p>
-    <w:bookmarkStart w:id="140" w:name="fig-scatter"/>
+    <w:bookmarkStart w:id="152" w:name="fig-scatter"/>
     <w:p>
       <w:pPr>
         <w:pStyle w:val="FigureTitle"/>
@@ -5740,25 +6852,7 @@
         <w:pStyle w:val="Caption"/>
       </w:pPr>
       <w:r>
-        <w:t xml:space="preserve">Reported vs. recalculated p-values for inconsistencies that are based on</w:t>
-      </w:r>
-      <w:r>
-        <w:t xml:space="preserve"> </w:t>
-      </w:r>
-      <w:r>
-        <w:t xml:space="preserve">‘</w:t>
-      </w:r>
-      <w:r>
-        <w:t xml:space="preserve">=</w:t>
-      </w:r>
-      <w:r>
-        <w:t xml:space="preserve">’</w:t>
-      </w:r>
-      <w:r>
-        <w:t xml:space="preserve"> </w:t>
-      </w:r>
-      <w:r>
-        <w:t xml:space="preserve">comparions. Black line descriptively indicates the linear relationship, indicating a bias towards lower reported p-values.</w:t>
+        <w:t xml:space="preserve">Percentage of decision inconsistencies falsely reporting significance (black) or non-significance (orange), plotted across publication years.</w:t>
       </w:r>
     </w:p>
     <w:p>
@@ -5768,20 +6862,20 @@
       <w:r>
         <w:drawing>
           <wp:inline>
-            <wp:extent cx="5943600" cy="3963332"/>
+            <wp:extent cx="5776928" cy="3464933"/>
             <wp:effectExtent b="0" l="0" r="0" t="0"/>
-            <wp:docPr descr="" title="" id="138" name="Picture"/>
+            <wp:docPr descr="" title="" id="150" name="Picture"/>
             <a:graphic>
               <a:graphicData uri="http://schemas.openxmlformats.org/drawingml/2006/picture">
                 <pic:pic>
                   <pic:nvPicPr>
-                    <pic:cNvPr descr="../plots/figure3.png" id="139" name="Picture"/>
+                    <pic:cNvPr descr="../plots/figure3.png" id="151" name="Picture"/>
                     <pic:cNvPicPr>
                       <a:picLocks noChangeArrowheads="1" noChangeAspect="1"/>
                     </pic:cNvPicPr>
                   </pic:nvPicPr>
                   <pic:blipFill>
-                    <a:blip r:embed="rId137"/>
+                    <a:blip r:embed="rId149"/>
                     <a:stretch>
                       <a:fillRect/>
                     </a:stretch>
@@ -5789,7 +6883,7 @@
                   <pic:spPr bwMode="auto">
                     <a:xfrm>
                       <a:off x="0" y="0"/>
-                      <a:ext cx="5943600" cy="3963332"/>
+                      <a:ext cx="5776928" cy="3464933"/>
                     </a:xfrm>
                     <a:prstGeom prst="rect">
                       <a:avLst/>
@@ -5808,13 +6902,13 @@
         </w:drawing>
       </w:r>
     </w:p>
-    <w:bookmarkEnd w:id="140"/>
+    <w:bookmarkEnd w:id="152"/>
     <w:p>
       <w:r>
         <w:br w:type="page"/>
       </w:r>
     </w:p>
-    <w:bookmarkEnd w:id="141"/>
+    <w:bookmarkEnd w:id="153"/>
     <w:sectPr>
       <w:headerReference r:id="rId9" w:type="even"/>
       <w:headerReference r:id="rId11" w:type="default"/>
@@ -5880,7 +6974,7 @@
       </w:r>
     </w:p>
   </w:footnote>
-  <w:footnote w:id="39">
+  <w:footnote w:id="43">
     <w:p>
       <w:pPr>
         <w:pStyle w:val="FootnoteText"/>
@@ -5899,7 +6993,7 @@
       </w:r>
     </w:p>
   </w:footnote>
-  <w:footnote w:id="40">
+  <w:footnote w:id="44">
     <w:p>
       <w:pPr>
         <w:pStyle w:val="FootnoteText"/>
